--- a/docs/UbuntuOnAndroid_软件开发设计手册.docx
+++ b/docs/UbuntuOnAndroid_软件开发设计手册.docx
@@ -4,507 +4,5149 @@
   <w:body>
     <w:p>
       <w:pPr>
-        <w:pStyle w:val="Title"/>
-        <w:jc w:val="center"/>
+        <w:keepNext/>
+        <w:spacing w:before="360" w:after="240"/>
       </w:pPr>
       <w:r>
+        <w:rPr>
+          <w:rFonts w:ascii="Microsoft YaHei" w:hAnsi="Microsoft YaHei"/>
+          <w:rFonts w:ascii="Microsoft YaHei" w:hAnsi="Microsoft YaHei" w:eastAsia="Microsoft YaHei"/>
+          <w:b/>
+          <w:i w:val="0"/>
+          <w:color w:val="0F172A"/>
+          <w:sz w:val="44"/>
+        </w:rPr>
         <w:t>Ubuntu on Android 软件开发设计手册</w:t>
       </w:r>
     </w:p>
     <w:p>
-      <w:r>
-        <w:br/>
-      </w:r>
-    </w:p>
-    <w:p>
       <w:pPr>
-        <w:pStyle w:val="Heading1"/>
+        <w:keepNext/>
+        <w:spacing w:before="280" w:after="160"/>
       </w:pPr>
       <w:r>
         <w:rPr>
-          <w:rFonts w:ascii="Arial" w:hAnsi="Arial" w:eastAsia="SimHei"/>
-          <w:color w:val="000000"/>
+          <w:rFonts w:ascii="Microsoft YaHei" w:hAnsi="Microsoft YaHei"/>
+          <w:rFonts w:ascii="Microsoft YaHei" w:hAnsi="Microsoft YaHei" w:eastAsia="Microsoft YaHei"/>
+          <w:b/>
+          <w:i w:val="0"/>
+          <w:color w:val="1E3A8A"/>
+          <w:sz w:val="30"/>
         </w:rPr>
         <w:t>1. 项目概述</w:t>
       </w:r>
     </w:p>
     <w:p>
+      <w:pPr>
+        <w:spacing w:before="60" w:after="80" w:line="300" w:lineRule="auto"/>
+      </w:pPr>
       <w:r>
-        <w:t>本项目旨在构建一个原生的 Android 应用程序，该程序可以在本地运行完整的 Ubuntu Linux 环境（类似 WSL、Termux 或 AidLux）。该应用将为用户提供一个高度功能化的终端界面，支持 ANSI 颜色、Vim 等高级特性，以便用户与 Ubuntu 环境进行交互。整个架构无需设备具有 Root 权限，通过利用 PRoot（用户空间 chroot）和直接打包在 APK 内的 Ubuntu Rootfs 来实现。</w:t>
+        <w:rPr>
+          <w:rFonts w:ascii="Microsoft YaHei" w:hAnsi="Microsoft YaHei"/>
+          <w:rFonts w:ascii="Microsoft YaHei" w:hAnsi="Microsoft YaHei" w:eastAsia="Microsoft YaHei"/>
+          <w:b w:val="0"/>
+          <w:i w:val="0"/>
+          <w:color w:val="334155"/>
+          <w:sz w:val="21"/>
+        </w:rPr>
+        <w:t>本项目旨在构建一个原生的 Android 应用程序，该程序可以在无需手机 Root 权限的情况下，在本地运行完整的 Ubuntu 22.04 LTS (Jammy Jellyfish) ARM64 Linux 环境（类似 WSL、Termux、UserLAnd 或 AidLux）。</w:t>
       </w:r>
     </w:p>
     <w:p>
       <w:pPr>
-        <w:pStyle w:val="Heading1"/>
+        <w:spacing w:before="60" w:after="80" w:line="300" w:lineRule="auto"/>
       </w:pPr>
       <w:r>
         <w:rPr>
-          <w:rFonts w:ascii="Arial" w:hAnsi="Arial" w:eastAsia="SimHei"/>
-          <w:color w:val="000000"/>
+          <w:rFonts w:ascii="Microsoft YaHei" w:hAnsi="Microsoft YaHei"/>
+          <w:rFonts w:ascii="Microsoft YaHei" w:hAnsi="Microsoft YaHei" w:eastAsia="Microsoft YaHei"/>
+          <w:b w:val="0"/>
+          <w:i w:val="0"/>
+          <w:color w:val="334155"/>
+          <w:sz w:val="21"/>
+        </w:rPr>
+        <w:t xml:space="preserve">在此基础上，系统通过集成 </w:t>
+      </w:r>
+      <w:r>
+        <w:rPr>
+          <w:rFonts w:ascii="Microsoft YaHei" w:hAnsi="Microsoft YaHei"/>
+          <w:rFonts w:ascii="Microsoft YaHei" w:hAnsi="Microsoft YaHei" w:eastAsia="Microsoft YaHei"/>
+          <w:b/>
+          <w:i w:val="0"/>
+          <w:color w:val="0F172A"/>
+          <w:sz w:val="21"/>
+        </w:rPr>
+        <w:t>APT 包管理体系（默认腾讯云 HTTPS 镜像源）</w:t>
+      </w:r>
+      <w:r>
+        <w:rPr>
+          <w:rFonts w:ascii="Microsoft YaHei" w:hAnsi="Microsoft YaHei"/>
+          <w:rFonts w:ascii="Microsoft YaHei" w:hAnsi="Microsoft YaHei" w:eastAsia="Microsoft YaHei"/>
+          <w:b w:val="0"/>
+          <w:i w:val="0"/>
+          <w:color w:val="334155"/>
+          <w:sz w:val="21"/>
+        </w:rPr>
+        <w:t xml:space="preserve"> 与 </w:t>
+      </w:r>
+      <w:r>
+        <w:rPr>
+          <w:rFonts w:ascii="Microsoft YaHei" w:hAnsi="Microsoft YaHei"/>
+          <w:rFonts w:ascii="Microsoft YaHei" w:hAnsi="Microsoft YaHei" w:eastAsia="Microsoft YaHei"/>
+          <w:b/>
+          <w:i w:val="0"/>
+          <w:color w:val="0F172A"/>
+          <w:sz w:val="21"/>
+        </w:rPr>
+        <w:t>OpenSSH Server 远程服务（开机默认启动）</w:t>
+      </w:r>
+      <w:r>
+        <w:rPr>
+          <w:rFonts w:ascii="Microsoft YaHei" w:hAnsi="Microsoft YaHei"/>
+          <w:rFonts w:ascii="Microsoft YaHei" w:hAnsi="Microsoft YaHei" w:eastAsia="Microsoft YaHei"/>
+          <w:b w:val="0"/>
+          <w:i w:val="0"/>
+          <w:color w:val="334155"/>
+          <w:sz w:val="21"/>
+        </w:rPr>
+        <w:t>，支持开发者在手机本地或通过局域网 SSH 终端进行全功能 Linux 开发与运维。</w:t>
+      </w:r>
+    </w:p>
+    <w:p>
+      <w:pPr>
+        <w:spacing w:before="60" w:after="80" w:line="300" w:lineRule="auto"/>
+      </w:pPr>
+      <w:r>
+        <w:rPr>
+          <w:rFonts w:ascii="Microsoft YaHei" w:hAnsi="Microsoft YaHei"/>
+          <w:rFonts w:ascii="Microsoft YaHei" w:hAnsi="Microsoft YaHei" w:eastAsia="Microsoft YaHei"/>
+          <w:b w:val="0"/>
+          <w:i w:val="0"/>
+          <w:color w:val="334155"/>
+          <w:sz w:val="21"/>
+        </w:rPr>
+        <w:t xml:space="preserve">整个架构基于 </w:t>
+      </w:r>
+      <w:r>
+        <w:rPr>
+          <w:rFonts w:ascii="Microsoft YaHei" w:hAnsi="Microsoft YaHei"/>
+          <w:rFonts w:ascii="Microsoft YaHei" w:hAnsi="Microsoft YaHei" w:eastAsia="Microsoft YaHei"/>
+          <w:b/>
+          <w:i w:val="0"/>
+          <w:color w:val="0F172A"/>
+          <w:sz w:val="21"/>
+        </w:rPr>
+        <w:t>Termux PRoot</w:t>
+      </w:r>
+      <w:r>
+        <w:rPr>
+          <w:rFonts w:ascii="Microsoft YaHei" w:hAnsi="Microsoft YaHei"/>
+          <w:rFonts w:ascii="Microsoft YaHei" w:hAnsi="Microsoft YaHei" w:eastAsia="Microsoft YaHei"/>
+          <w:b w:val="0"/>
+          <w:i w:val="0"/>
+          <w:color w:val="334155"/>
+          <w:sz w:val="21"/>
+        </w:rPr>
+        <w:t>（用户空间系统调用拦截与虚拟化引擎）、Termux PTY 伪终端驱动、以及深度定制集成的 Ubuntu ARM64 根文件系统实现。</w:t>
+      </w:r>
+    </w:p>
+    <w:p>
+      <w:pPr>
+        <w:spacing w:before="160" w:after="160"/>
+        <w:pBdr>
+          <w:bottom w:val="single" w:sz="6" w:space="1" w:color="E5E7EB"/>
+        </w:pBdr>
+      </w:pPr>
+    </w:p>
+    <w:p>
+      <w:pPr>
+        <w:keepNext/>
+        <w:spacing w:before="280" w:after="160"/>
+      </w:pPr>
+      <w:r>
+        <w:rPr>
+          <w:rFonts w:ascii="Microsoft YaHei" w:hAnsi="Microsoft YaHei"/>
+          <w:rFonts w:ascii="Microsoft YaHei" w:hAnsi="Microsoft YaHei" w:eastAsia="Microsoft YaHei"/>
+          <w:b/>
+          <w:i w:val="0"/>
+          <w:color w:val="1E3A8A"/>
+          <w:sz w:val="30"/>
         </w:rPr>
         <w:t>2. 系统架构设计</w:t>
       </w:r>
     </w:p>
     <w:p>
+      <w:pPr>
+        <w:spacing w:before="60" w:after="80" w:line="300" w:lineRule="auto"/>
+      </w:pPr>
       <w:r>
-        <w:t>系统整体架构分为三层：UI 层、核心管理层和虚拟化环境层。</w:t>
+        <w:rPr>
+          <w:rFonts w:ascii="Microsoft YaHei" w:hAnsi="Microsoft YaHei"/>
+          <w:rFonts w:ascii="Microsoft YaHei" w:hAnsi="Microsoft YaHei" w:eastAsia="Microsoft YaHei"/>
+          <w:b w:val="0"/>
+          <w:i w:val="0"/>
+          <w:color w:val="334155"/>
+          <w:sz w:val="21"/>
+        </w:rPr>
+        <w:t>系统整体架构划分为四层：</w:t>
+      </w:r>
+      <w:r>
+        <w:rPr>
+          <w:rFonts w:ascii="Microsoft YaHei" w:hAnsi="Microsoft YaHei"/>
+          <w:rFonts w:ascii="Microsoft YaHei" w:hAnsi="Microsoft YaHei" w:eastAsia="Microsoft YaHei"/>
+          <w:b/>
+          <w:i w:val="0"/>
+          <w:color w:val="0F172A"/>
+          <w:sz w:val="21"/>
+        </w:rPr>
+        <w:t>UI 交互层</w:t>
+      </w:r>
+      <w:r>
+        <w:rPr>
+          <w:rFonts w:ascii="Microsoft YaHei" w:hAnsi="Microsoft YaHei"/>
+          <w:rFonts w:ascii="Microsoft YaHei" w:hAnsi="Microsoft YaHei" w:eastAsia="Microsoft YaHei"/>
+          <w:b w:val="0"/>
+          <w:i w:val="0"/>
+          <w:color w:val="334155"/>
+          <w:sz w:val="21"/>
+        </w:rPr>
+        <w:t>、</w:t>
+      </w:r>
+      <w:r>
+        <w:rPr>
+          <w:rFonts w:ascii="Microsoft YaHei" w:hAnsi="Microsoft YaHei"/>
+          <w:rFonts w:ascii="Microsoft YaHei" w:hAnsi="Microsoft YaHei" w:eastAsia="Microsoft YaHei"/>
+          <w:b/>
+          <w:i w:val="0"/>
+          <w:color w:val="0F172A"/>
+          <w:sz w:val="21"/>
+        </w:rPr>
+        <w:t>核心管理层</w:t>
+      </w:r>
+      <w:r>
+        <w:rPr>
+          <w:rFonts w:ascii="Microsoft YaHei" w:hAnsi="Microsoft YaHei"/>
+          <w:rFonts w:ascii="Microsoft YaHei" w:hAnsi="Microsoft YaHei" w:eastAsia="Microsoft YaHei"/>
+          <w:b w:val="0"/>
+          <w:i w:val="0"/>
+          <w:color w:val="334155"/>
+          <w:sz w:val="21"/>
+        </w:rPr>
+        <w:t>、</w:t>
+      </w:r>
+      <w:r>
+        <w:rPr>
+          <w:rFonts w:ascii="Microsoft YaHei" w:hAnsi="Microsoft YaHei"/>
+          <w:rFonts w:ascii="Microsoft YaHei" w:hAnsi="Microsoft YaHei" w:eastAsia="Microsoft YaHei"/>
+          <w:b/>
+          <w:i w:val="0"/>
+          <w:color w:val="0F172A"/>
+          <w:sz w:val="21"/>
+        </w:rPr>
+        <w:t>虚拟化执行层</w:t>
+      </w:r>
+      <w:r>
+        <w:rPr>
+          <w:rFonts w:ascii="Microsoft YaHei" w:hAnsi="Microsoft YaHei"/>
+          <w:rFonts w:ascii="Microsoft YaHei" w:hAnsi="Microsoft YaHei" w:eastAsia="Microsoft YaHei"/>
+          <w:b w:val="0"/>
+          <w:i w:val="0"/>
+          <w:color w:val="334155"/>
+          <w:sz w:val="21"/>
+        </w:rPr>
+        <w:t xml:space="preserve"> 和 </w:t>
+      </w:r>
+      <w:r>
+        <w:rPr>
+          <w:rFonts w:ascii="Microsoft YaHei" w:hAnsi="Microsoft YaHei"/>
+          <w:rFonts w:ascii="Microsoft YaHei" w:hAnsi="Microsoft YaHei" w:eastAsia="Microsoft YaHei"/>
+          <w:b/>
+          <w:i w:val="0"/>
+          <w:color w:val="0F172A"/>
+          <w:sz w:val="21"/>
+        </w:rPr>
+        <w:t>网络与服务层</w:t>
+      </w:r>
+      <w:r>
+        <w:rPr>
+          <w:rFonts w:ascii="Microsoft YaHei" w:hAnsi="Microsoft YaHei"/>
+          <w:rFonts w:ascii="Microsoft YaHei" w:hAnsi="Microsoft YaHei" w:eastAsia="Microsoft YaHei"/>
+          <w:b w:val="0"/>
+          <w:i w:val="0"/>
+          <w:color w:val="334155"/>
+          <w:sz w:val="21"/>
+        </w:rPr>
+        <w:t>。</w:t>
+      </w:r>
+    </w:p>
+    <w:tbl>
+      <w:tblPr>
+        <w:tblW w:type="auto" w:w="0"/>
+        <w:jc w:val="center"/>
+        <w:tblLook w:firstColumn="1" w:firstRow="1" w:lastColumn="0" w:lastRow="0" w:noHBand="0" w:noVBand="1" w:val="04A0"/>
+      </w:tblPr>
+      <w:tblGrid>
+        <w:gridCol w:w="9360"/>
+      </w:tblGrid>
+      <w:tr>
+        <w:tc>
+          <w:tcPr>
+            <w:tcW w:type="dxa" w:w="9360"/>
+            <w:shd w:fill="F5F7FA"/>
+            <w:tcMar>
+              <w:top w:w="140" w:type="dxa"/>
+              <w:bottom w:w="140" w:type="dxa"/>
+              <w:left w:w="200" w:type="dxa"/>
+              <w:right w:w="200" w:type="dxa"/>
+            </w:tcMar>
+            <w:tcBorders>
+              <w:top w:val="single" w:sz="6" w:space="0" w:color="E2E8F0"/>
+              <w:left w:val="single" w:sz="18" w:space="0" w:color="3B82F6"/>
+              <w:bottom w:val="single" w:sz="6" w:space="0" w:color="E2E8F0"/>
+              <w:right w:val="single" w:sz="6" w:space="0" w:color="E2E8F0"/>
+            </w:tcBorders>
+          </w:tcPr>
+          <w:p>
+            <w:pPr>
+              <w:spacing w:before="40" w:after="40" w:line="276" w:lineRule="auto"/>
+            </w:pPr>
+            <w:r>
+              <w:rPr>
+                <w:rFonts w:ascii="Consolas" w:hAnsi="Consolas"/>
+                <w:rFonts w:ascii="Consolas" w:hAnsi="Consolas" w:eastAsia="Consolas"/>
+                <w:b w:val="0"/>
+                <w:i w:val="0"/>
+                <w:color w:val="283246"/>
+                <w:sz w:val="18"/>
+              </w:rPr>
+              <w:t>graph TD</w:t>
+              <w:br/>
+              <w:t xml:space="preserve">    A[UI 交互层: Termux TerminalView / Jetpack Compose] --&gt; B[核心管理层: JNI PTY / TerminalSession / EnvironmentInstaller]</w:t>
+              <w:br/>
+              <w:t xml:space="preserve">    B --&gt; C[虚拟化执行层: Termux PRoot libproot.so + libproot_loader.so + libtalloc.so + libandroid-shmem.so]</w:t>
+              <w:br/>
+              <w:t xml:space="preserve">    C --&gt; D[Ubuntu Rootfs 运行环境: Ubuntu 22.04 LTS ARM64]</w:t>
+              <w:br/>
+              <w:t xml:space="preserve">    D --&gt; E[网络与服务层: OpenSSH Server &amp; 腾讯云 HTTPS APT 镜像源]</w:t>
+            </w:r>
+          </w:p>
+        </w:tc>
+      </w:tr>
+    </w:tbl>
+    <w:p>
+      <w:pPr>
+        <w:spacing w:after="120"/>
+      </w:pPr>
+    </w:p>
+    <w:p>
+      <w:pPr>
+        <w:spacing w:before="40" w:after="40"/>
+        <w:ind w:left="360"/>
+      </w:pPr>
+      <w:r>
+        <w:rPr>
+          <w:rFonts w:ascii="Microsoft YaHei" w:hAnsi="Microsoft YaHei"/>
+          <w:rFonts w:ascii="Microsoft YaHei" w:hAnsi="Microsoft YaHei" w:eastAsia="Microsoft YaHei"/>
+          <w:b/>
+          <w:i w:val="0"/>
+          <w:color w:val="2563EB"/>
+          <w:sz w:val="20"/>
+        </w:rPr>
+        <w:t xml:space="preserve">1. </w:t>
+      </w:r>
+      <w:r>
+        <w:rPr>
+          <w:rFonts w:ascii="Microsoft YaHei" w:hAnsi="Microsoft YaHei"/>
+          <w:rFonts w:ascii="Microsoft YaHei" w:hAnsi="Microsoft YaHei" w:eastAsia="Microsoft YaHei"/>
+          <w:b w:val="0"/>
+          <w:i w:val="0"/>
+          <w:color w:val="334155"/>
+          <w:sz w:val="20"/>
+        </w:rPr>
+      </w:r>
+      <w:r>
+        <w:rPr>
+          <w:rFonts w:ascii="Microsoft YaHei" w:hAnsi="Microsoft YaHei"/>
+          <w:rFonts w:ascii="Microsoft YaHei" w:hAnsi="Microsoft YaHei" w:eastAsia="Microsoft YaHei"/>
+          <w:b/>
+          <w:i w:val="0"/>
+          <w:color w:val="0F172A"/>
+          <w:sz w:val="20"/>
+        </w:rPr>
+        <w:t>UI 交互层 (Terminal UI)</w:t>
+      </w:r>
+      <w:r>
+        <w:rPr>
+          <w:rFonts w:ascii="Microsoft YaHei" w:hAnsi="Microsoft YaHei"/>
+          <w:rFonts w:ascii="Microsoft YaHei" w:hAnsi="Microsoft YaHei" w:eastAsia="Microsoft YaHei"/>
+          <w:b w:val="0"/>
+          <w:i w:val="0"/>
+          <w:color w:val="334155"/>
+          <w:sz w:val="20"/>
+        </w:rPr>
+        <w:t>：</w:t>
       </w:r>
     </w:p>
     <w:p>
       <w:pPr>
-        <w:pStyle w:val="ListBullet"/>
+        <w:spacing w:before="40" w:after="40"/>
+        <w:ind w:left="360"/>
       </w:pPr>
       <w:r>
         <w:rPr>
+          <w:rFonts w:ascii="Microsoft YaHei" w:hAnsi="Microsoft YaHei"/>
+          <w:rFonts w:ascii="Microsoft YaHei" w:hAnsi="Microsoft YaHei" w:eastAsia="Microsoft YaHei"/>
           <w:b/>
+          <w:i w:val="0"/>
+          <w:color w:val="3B82F6"/>
+          <w:sz w:val="20"/>
         </w:rPr>
-        <w:t>UI 呈现层 (Terminal UI)：</w:t>
+        <w:t xml:space="preserve">• </w:t>
       </w:r>
       <w:r>
-        <w:t xml:space="preserve"> 集成 Termux 的开源终端视图组件 (TerminalView)，提供完美的终端交互体验，支持完整的字符渲染、手势控制以及特殊的 Linux 键盘按键（如 ESC、CTRL）。</w:t>
+        <w:rPr>
+          <w:rFonts w:ascii="Microsoft YaHei" w:hAnsi="Microsoft YaHei"/>
+          <w:rFonts w:ascii="Microsoft YaHei" w:hAnsi="Microsoft YaHei" w:eastAsia="Microsoft YaHei"/>
+          <w:b w:val="0"/>
+          <w:i w:val="0"/>
+          <w:color w:val="334155"/>
+          <w:sz w:val="20"/>
+        </w:rPr>
+        <w:t>集成 Termux 开源终端组件 (`TerminalView`)，提供 256 色 ANSI 字符渲染、手势控制与终端虚拟键盘交互。</w:t>
       </w:r>
     </w:p>
     <w:p>
       <w:pPr>
-        <w:pStyle w:val="ListBullet"/>
+        <w:spacing w:before="40" w:after="40"/>
+        <w:ind w:left="360"/>
       </w:pPr>
       <w:r>
         <w:rPr>
+          <w:rFonts w:ascii="Microsoft YaHei" w:hAnsi="Microsoft YaHei"/>
+          <w:rFonts w:ascii="Microsoft YaHei" w:hAnsi="Microsoft YaHei" w:eastAsia="Microsoft YaHei"/>
           <w:b/>
+          <w:i w:val="0"/>
+          <w:color w:val="3B82F6"/>
+          <w:sz w:val="20"/>
         </w:rPr>
-        <w:t>核心管理层 (JNI &amp; Process Management)：</w:t>
+        <w:t xml:space="preserve">• </w:t>
       </w:r>
       <w:r>
-        <w:t xml:space="preserve"> 使用 JNI/PTY 与底层的伪终端进程进行数据交换。处理应用的生命周期、后台驻留及进程保活，负责首次启动时的环境安装 (EnvironmentInstaller) 与根文件系统释放。</w:t>
+        <w:rPr>
+          <w:rFonts w:ascii="Microsoft YaHei" w:hAnsi="Microsoft YaHei"/>
+          <w:rFonts w:ascii="Microsoft YaHei" w:hAnsi="Microsoft YaHei" w:eastAsia="Microsoft YaHei"/>
+          <w:b w:val="0"/>
+          <w:i w:val="0"/>
+          <w:color w:val="334155"/>
+          <w:sz w:val="20"/>
+        </w:rPr>
+        <w:t>采用 Jetpack Compose 的 `AndroidView` 嵌入，标准字号统一优化为 24 号，提供高清晰度信息排版与光标闪烁支持。</w:t>
       </w:r>
     </w:p>
     <w:p>
       <w:pPr>
-        <w:pStyle w:val="ListBullet"/>
+        <w:spacing w:before="40" w:after="40"/>
+        <w:ind w:left="360"/>
       </w:pPr>
       <w:r>
         <w:rPr>
+          <w:rFonts w:ascii="Microsoft YaHei" w:hAnsi="Microsoft YaHei"/>
+          <w:rFonts w:ascii="Microsoft YaHei" w:hAnsi="Microsoft YaHei" w:eastAsia="Microsoft YaHei"/>
           <w:b/>
+          <w:i w:val="0"/>
+          <w:color w:val="2563EB"/>
+          <w:sz w:val="20"/>
         </w:rPr>
-        <w:t>虚拟化执行层 (PRoot &amp; Ubuntu Rootfs)：</w:t>
+        <w:t xml:space="preserve">2. </w:t>
       </w:r>
       <w:r>
-        <w:t xml:space="preserve"> 通过执行适用于 arm64-v8a 架构的静态 PRoot 二进制文件实现对 Linux 系统调用的拦截，从而在无 Root 条件下模拟 chroot。内嵌 30MB-50MB 级别的 Ubuntu Base arm64 压缩包 (ubuntu-rootfs.tar)，使其完全支持本地离线部署运行。</w:t>
+        <w:rPr>
+          <w:rFonts w:ascii="Microsoft YaHei" w:hAnsi="Microsoft YaHei"/>
+          <w:rFonts w:ascii="Microsoft YaHei" w:hAnsi="Microsoft YaHei" w:eastAsia="Microsoft YaHei"/>
+          <w:b w:val="0"/>
+          <w:i w:val="0"/>
+          <w:color w:val="334155"/>
+          <w:sz w:val="20"/>
+        </w:rPr>
+      </w:r>
+      <w:r>
+        <w:rPr>
+          <w:rFonts w:ascii="Microsoft YaHei" w:hAnsi="Microsoft YaHei"/>
+          <w:rFonts w:ascii="Microsoft YaHei" w:hAnsi="Microsoft YaHei" w:eastAsia="Microsoft YaHei"/>
+          <w:b/>
+          <w:i w:val="0"/>
+          <w:color w:val="0F172A"/>
+          <w:sz w:val="20"/>
+        </w:rPr>
+        <w:t>核心管理层 (JNI &amp; Process Management)</w:t>
+      </w:r>
+      <w:r>
+        <w:rPr>
+          <w:rFonts w:ascii="Microsoft YaHei" w:hAnsi="Microsoft YaHei"/>
+          <w:rFonts w:ascii="Microsoft YaHei" w:hAnsi="Microsoft YaHei" w:eastAsia="Microsoft YaHei"/>
+          <w:b w:val="0"/>
+          <w:i w:val="0"/>
+          <w:color w:val="334155"/>
+          <w:sz w:val="20"/>
+        </w:rPr>
+        <w:t>：</w:t>
       </w:r>
     </w:p>
     <w:p>
       <w:pPr>
-        <w:pStyle w:val="Heading1"/>
+        <w:spacing w:before="40" w:after="40"/>
+        <w:ind w:left="360"/>
       </w:pPr>
       <w:r>
         <w:rPr>
-          <w:rFonts w:ascii="Arial" w:hAnsi="Arial" w:eastAsia="SimHei"/>
-          <w:color w:val="000000"/>
+          <w:rFonts w:ascii="Microsoft YaHei" w:hAnsi="Microsoft YaHei"/>
+          <w:rFonts w:ascii="Microsoft YaHei" w:hAnsi="Microsoft YaHei" w:eastAsia="Microsoft YaHei"/>
+          <w:b/>
+          <w:i w:val="0"/>
+          <w:color w:val="3B82F6"/>
+          <w:sz w:val="20"/>
         </w:rPr>
-        <w:t>3. 关键模块实现说明</w:t>
+        <w:t xml:space="preserve">• </w:t>
+      </w:r>
+      <w:r>
+        <w:rPr>
+          <w:rFonts w:ascii="Microsoft YaHei" w:hAnsi="Microsoft YaHei"/>
+          <w:rFonts w:ascii="Microsoft YaHei" w:hAnsi="Microsoft YaHei" w:eastAsia="Microsoft YaHei"/>
+          <w:b w:val="0"/>
+          <w:i w:val="0"/>
+          <w:color w:val="334155"/>
+          <w:sz w:val="20"/>
+        </w:rPr>
+        <w:t>使用 JNI/PTY (`libtermux.so`) 与底层伪终端进程进行双向数据流交互。</w:t>
       </w:r>
     </w:p>
     <w:p>
       <w:pPr>
-        <w:pStyle w:val="Heading2"/>
+        <w:spacing w:before="40" w:after="40"/>
+        <w:ind w:left="360"/>
       </w:pPr>
       <w:r>
         <w:rPr>
-          <w:rFonts w:ascii="Arial" w:hAnsi="Arial" w:eastAsia="SimHei"/>
-          <w:color w:val="000000"/>
+          <w:rFonts w:ascii="Microsoft YaHei" w:hAnsi="Microsoft YaHei"/>
+          <w:rFonts w:ascii="Microsoft YaHei" w:hAnsi="Microsoft YaHei" w:eastAsia="Microsoft YaHei"/>
+          <w:b/>
+          <w:i w:val="0"/>
+          <w:color w:val="3B82F6"/>
+          <w:sz w:val="20"/>
         </w:rPr>
-        <w:t>3.1. Android 基础工程架构</w:t>
+        <w:t xml:space="preserve">• </w:t>
       </w:r>
-    </w:p>
-    <w:p>
       <w:r>
-        <w:t>采用最新的 Android 构建体系，使用 Kotlin 语言开发。为了确保本地 C/C++ 二进制文件（如 libproot.so）可以在无需挂载的情况下直接在沙盒中运行，我们在 AndroidManifest.xml 中配置了 android:extractNativeLibs="true"（并通过 Gradle 的 useLegacyPackaging 选项启用旧版打包模式），强制 Android 系统将原生库释放到物理磁盘中。</w:t>
+        <w:rPr>
+          <w:rFonts w:ascii="Microsoft YaHei" w:hAnsi="Microsoft YaHei"/>
+          <w:rFonts w:ascii="Microsoft YaHei" w:hAnsi="Microsoft YaHei" w:eastAsia="Microsoft YaHei"/>
+          <w:b w:val="0"/>
+          <w:i w:val="0"/>
+          <w:color w:val="334155"/>
+          <w:sz w:val="20"/>
+        </w:rPr>
+        <w:t>负责首次启动时的环境检测与安装 (`EnvironmentInstaller`)、GZIP/TAR 根文件系统流式解压与启动脚本维护。</w:t>
       </w:r>
     </w:p>
     <w:p>
       <w:pPr>
-        <w:pStyle w:val="Heading2"/>
+        <w:spacing w:before="40" w:after="40"/>
+        <w:ind w:left="360"/>
       </w:pPr>
       <w:r>
         <w:rPr>
-          <w:rFonts w:ascii="Arial" w:hAnsi="Arial" w:eastAsia="SimHei"/>
-          <w:color w:val="000000"/>
+          <w:rFonts w:ascii="Microsoft YaHei" w:hAnsi="Microsoft YaHei"/>
+          <w:rFonts w:ascii="Microsoft YaHei" w:hAnsi="Microsoft YaHei" w:eastAsia="Microsoft YaHei"/>
+          <w:b/>
+          <w:i w:val="0"/>
+          <w:color w:val="2563EB"/>
+          <w:sz w:val="20"/>
         </w:rPr>
-        <w:t>3.2. 环境安装服务 (EnvironmentInstaller)</w:t>
+        <w:t xml:space="preserve">3. </w:t>
       </w:r>
-    </w:p>
-    <w:p>
       <w:r>
-        <w:t>首次启动时，程序会检测沙盒内（context.filesDir）是否已部署 Ubuntu 根文件系统。若未部署，则执行以下逻辑：</w:t>
+        <w:rPr>
+          <w:rFonts w:ascii="Microsoft YaHei" w:hAnsi="Microsoft YaHei"/>
+          <w:rFonts w:ascii="Microsoft YaHei" w:hAnsi="Microsoft YaHei" w:eastAsia="Microsoft YaHei"/>
+          <w:b w:val="0"/>
+          <w:i w:val="0"/>
+          <w:color w:val="334155"/>
+          <w:sz w:val="20"/>
+        </w:rPr>
+      </w:r>
+      <w:r>
+        <w:rPr>
+          <w:rFonts w:ascii="Microsoft YaHei" w:hAnsi="Microsoft YaHei"/>
+          <w:rFonts w:ascii="Microsoft YaHei" w:hAnsi="Microsoft YaHei" w:eastAsia="Microsoft YaHei"/>
+          <w:b/>
+          <w:i w:val="0"/>
+          <w:color w:val="0F172A"/>
+          <w:sz w:val="20"/>
+        </w:rPr>
+        <w:t>虚拟化执行层 (Termux PRoot Engine)</w:t>
+      </w:r>
+      <w:r>
+        <w:rPr>
+          <w:rFonts w:ascii="Microsoft YaHei" w:hAnsi="Microsoft YaHei"/>
+          <w:rFonts w:ascii="Microsoft YaHei" w:hAnsi="Microsoft YaHei" w:eastAsia="Microsoft YaHei"/>
+          <w:b w:val="0"/>
+          <w:i w:val="0"/>
+          <w:color w:val="334155"/>
+          <w:sz w:val="20"/>
+        </w:rPr>
+        <w:t>：</w:t>
       </w:r>
     </w:p>
     <w:p>
       <w:pPr>
-        <w:pStyle w:val="ListNumber"/>
+        <w:spacing w:before="40" w:after="40"/>
+        <w:ind w:left="360"/>
       </w:pPr>
       <w:r>
-        <w:t>1. 复制 Assets：将 APK 中 assets 目录下的 ubuntu-rootfs.tar 复制到沙盒。</w:t>
+        <w:rPr>
+          <w:rFonts w:ascii="Microsoft YaHei" w:hAnsi="Microsoft YaHei"/>
+          <w:rFonts w:ascii="Microsoft YaHei" w:hAnsi="Microsoft YaHei" w:eastAsia="Microsoft YaHei"/>
+          <w:b/>
+          <w:i w:val="0"/>
+          <w:color w:val="3B82F6"/>
+          <w:sz w:val="20"/>
+        </w:rPr>
+        <w:t xml:space="preserve">• </w:t>
+      </w:r>
+      <w:r>
+        <w:rPr>
+          <w:rFonts w:ascii="Microsoft YaHei" w:hAnsi="Microsoft YaHei"/>
+          <w:rFonts w:ascii="Microsoft YaHei" w:hAnsi="Microsoft YaHei" w:eastAsia="Microsoft YaHei"/>
+          <w:b w:val="0"/>
+          <w:i w:val="0"/>
+          <w:color w:val="334155"/>
+          <w:sz w:val="20"/>
+        </w:rPr>
+      </w:r>
+      <w:r>
+        <w:rPr>
+          <w:rFonts w:ascii="Microsoft YaHei" w:hAnsi="Microsoft YaHei"/>
+          <w:rFonts w:ascii="Microsoft YaHei" w:hAnsi="Microsoft YaHei" w:eastAsia="Microsoft YaHei"/>
+          <w:b/>
+          <w:i w:val="0"/>
+          <w:color w:val="0F172A"/>
+          <w:sz w:val="20"/>
+        </w:rPr>
+        <w:t>Termux PRoot (`libproot.so`)</w:t>
+      </w:r>
+      <w:r>
+        <w:rPr>
+          <w:rFonts w:ascii="Microsoft YaHei" w:hAnsi="Microsoft YaHei"/>
+          <w:rFonts w:ascii="Microsoft YaHei" w:hAnsi="Microsoft YaHei" w:eastAsia="Microsoft YaHei"/>
+          <w:b w:val="0"/>
+          <w:i w:val="0"/>
+          <w:color w:val="334155"/>
+          <w:sz w:val="20"/>
+        </w:rPr>
+        <w:t>：通过 `ptrace` 机制拦截 Linux 系统调用，在无 Root 条件下模拟 `chroot` 和挂载点映射 (`/dev`, `/proc`, `/sys`)。</w:t>
       </w:r>
     </w:p>
     <w:p>
       <w:pPr>
-        <w:pStyle w:val="ListNumber"/>
+        <w:spacing w:before="40" w:after="40"/>
+        <w:ind w:left="360"/>
       </w:pPr>
       <w:r>
-        <w:t>2. 解压 Rootfs：使用 Android 原生的 /system/bin/tar 进行解压。系统底层忽略 chown/软硬链接错误，从而保证解压顺利完成。</w:t>
+        <w:rPr>
+          <w:rFonts w:ascii="Microsoft YaHei" w:hAnsi="Microsoft YaHei"/>
+          <w:rFonts w:ascii="Microsoft YaHei" w:hAnsi="Microsoft YaHei" w:eastAsia="Microsoft YaHei"/>
+          <w:b/>
+          <w:i w:val="0"/>
+          <w:color w:val="3B82F6"/>
+          <w:sz w:val="20"/>
+        </w:rPr>
+        <w:t xml:space="preserve">• </w:t>
+      </w:r>
+      <w:r>
+        <w:rPr>
+          <w:rFonts w:ascii="Microsoft YaHei" w:hAnsi="Microsoft YaHei"/>
+          <w:rFonts w:ascii="Microsoft YaHei" w:hAnsi="Microsoft YaHei" w:eastAsia="Microsoft YaHei"/>
+          <w:b w:val="0"/>
+          <w:i w:val="0"/>
+          <w:color w:val="334155"/>
+          <w:sz w:val="20"/>
+        </w:rPr>
+      </w:r>
+      <w:r>
+        <w:rPr>
+          <w:rFonts w:ascii="Microsoft YaHei" w:hAnsi="Microsoft YaHei"/>
+          <w:rFonts w:ascii="Microsoft YaHei" w:hAnsi="Microsoft YaHei" w:eastAsia="Microsoft YaHei"/>
+          <w:b/>
+          <w:i w:val="0"/>
+          <w:color w:val="0F172A"/>
+          <w:sz w:val="20"/>
+        </w:rPr>
+        <w:t>PRoot Loader (`libproot_loader.so`)</w:t>
+      </w:r>
+      <w:r>
+        <w:rPr>
+          <w:rFonts w:ascii="Microsoft YaHei" w:hAnsi="Microsoft YaHei"/>
+          <w:rFonts w:ascii="Microsoft YaHei" w:hAnsi="Microsoft YaHei" w:eastAsia="Microsoft YaHei"/>
+          <w:b w:val="0"/>
+          <w:i w:val="0"/>
+          <w:color w:val="334155"/>
+          <w:sz w:val="20"/>
+        </w:rPr>
+        <w:t>：静态编译的 ELF 加载器，负责在沙盒内部引导目标 Linux 二进制文件。</w:t>
       </w:r>
     </w:p>
     <w:p>
       <w:pPr>
-        <w:pStyle w:val="ListNumber"/>
+        <w:spacing w:before="40" w:after="40"/>
+        <w:ind w:left="360"/>
       </w:pPr>
       <w:r>
-        <w:t>3. 生成启动脚本：动态生成 start-ubuntu.sh，配置 PROOT_TMP_DIR 及 HOME 环境变量。</w:t>
+        <w:rPr>
+          <w:rFonts w:ascii="Microsoft YaHei" w:hAnsi="Microsoft YaHei"/>
+          <w:rFonts w:ascii="Microsoft YaHei" w:hAnsi="Microsoft YaHei" w:eastAsia="Microsoft YaHei"/>
+          <w:b/>
+          <w:i w:val="0"/>
+          <w:color w:val="3B82F6"/>
+          <w:sz w:val="20"/>
+        </w:rPr>
+        <w:t xml:space="preserve">• </w:t>
+      </w:r>
+      <w:r>
+        <w:rPr>
+          <w:rFonts w:ascii="Microsoft YaHei" w:hAnsi="Microsoft YaHei"/>
+          <w:rFonts w:ascii="Microsoft YaHei" w:hAnsi="Microsoft YaHei" w:eastAsia="Microsoft YaHei"/>
+          <w:b w:val="0"/>
+          <w:i w:val="0"/>
+          <w:color w:val="334155"/>
+          <w:sz w:val="20"/>
+        </w:rPr>
+      </w:r>
+      <w:r>
+        <w:rPr>
+          <w:rFonts w:ascii="Microsoft YaHei" w:hAnsi="Microsoft YaHei"/>
+          <w:rFonts w:ascii="Microsoft YaHei" w:hAnsi="Microsoft YaHei" w:eastAsia="Microsoft YaHei"/>
+          <w:b/>
+          <w:i w:val="0"/>
+          <w:color w:val="0F172A"/>
+          <w:sz w:val="20"/>
+        </w:rPr>
+        <w:t>SECCOMP / SIGSYS 信号吞咽与虚拟化</w:t>
+      </w:r>
+      <w:r>
+        <w:rPr>
+          <w:rFonts w:ascii="Microsoft YaHei" w:hAnsi="Microsoft YaHei"/>
+          <w:rFonts w:ascii="Microsoft YaHei" w:hAnsi="Microsoft YaHei" w:eastAsia="Microsoft YaHei"/>
+          <w:b w:val="0"/>
+          <w:i w:val="0"/>
+          <w:color w:val="334155"/>
+          <w:sz w:val="20"/>
+        </w:rPr>
+        <w:t>：集成 Termux 定制补丁，自动拦截并处理 Android Zygote SECCOMP BPF 过滤器触发的 `SIGSYS (signal 31)` 异常信号，保证 glibc 2.35+ 现代系统调用在 Android 沙盒内平稳运行。</w:t>
       </w:r>
     </w:p>
     <w:p>
       <w:pPr>
-        <w:pStyle w:val="Heading2"/>
+        <w:spacing w:before="40" w:after="40"/>
+        <w:ind w:left="360"/>
       </w:pPr>
       <w:r>
         <w:rPr>
-          <w:rFonts w:ascii="Arial" w:hAnsi="Arial" w:eastAsia="SimHei"/>
-          <w:color w:val="000000"/>
+          <w:rFonts w:ascii="Microsoft YaHei" w:hAnsi="Microsoft YaHei"/>
+          <w:rFonts w:ascii="Microsoft YaHei" w:hAnsi="Microsoft YaHei" w:eastAsia="Microsoft YaHei"/>
+          <w:b/>
+          <w:i w:val="0"/>
+          <w:color w:val="2563EB"/>
+          <w:sz w:val="20"/>
         </w:rPr>
-        <w:t>3.3. 伪终端与渲染交互</w:t>
+        <w:t xml:space="preserve">4. </w:t>
       </w:r>
-    </w:p>
-    <w:p>
       <w:r>
-        <w:t>基于 TerminalSession 构建 PTY。前端 TerminalView 依附于该会话。会话内部执行 start-ubuntu.sh，并重定向标准输入输出流。支持的终端环境配置为 TERM=xterm-256color，以此保证 htop, vim 等复杂终端界面的渲染不出现错位。</w:t>
+        <w:rPr>
+          <w:rFonts w:ascii="Microsoft YaHei" w:hAnsi="Microsoft YaHei"/>
+          <w:rFonts w:ascii="Microsoft YaHei" w:hAnsi="Microsoft YaHei" w:eastAsia="Microsoft YaHei"/>
+          <w:b w:val="0"/>
+          <w:i w:val="0"/>
+          <w:color w:val="334155"/>
+          <w:sz w:val="20"/>
+        </w:rPr>
+      </w:r>
+      <w:r>
+        <w:rPr>
+          <w:rFonts w:ascii="Microsoft YaHei" w:hAnsi="Microsoft YaHei"/>
+          <w:rFonts w:ascii="Microsoft YaHei" w:hAnsi="Microsoft YaHei" w:eastAsia="Microsoft YaHei"/>
+          <w:b/>
+          <w:i w:val="0"/>
+          <w:color w:val="0F172A"/>
+          <w:sz w:val="20"/>
+        </w:rPr>
+        <w:t>网络与服务层 (Network &amp; Services)</w:t>
+      </w:r>
+      <w:r>
+        <w:rPr>
+          <w:rFonts w:ascii="Microsoft YaHei" w:hAnsi="Microsoft YaHei"/>
+          <w:rFonts w:ascii="Microsoft YaHei" w:hAnsi="Microsoft YaHei" w:eastAsia="Microsoft YaHei"/>
+          <w:b w:val="0"/>
+          <w:i w:val="0"/>
+          <w:color w:val="334155"/>
+          <w:sz w:val="20"/>
+        </w:rPr>
+        <w:t>：</w:t>
       </w:r>
     </w:p>
     <w:p>
       <w:pPr>
-        <w:pStyle w:val="Heading1"/>
+        <w:spacing w:before="40" w:after="40"/>
+        <w:ind w:left="360"/>
       </w:pPr>
       <w:r>
         <w:rPr>
-          <w:rFonts w:ascii="Arial" w:hAnsi="Arial" w:eastAsia="SimHei"/>
-          <w:color w:val="000000"/>
+          <w:rFonts w:ascii="Microsoft YaHei" w:hAnsi="Microsoft YaHei"/>
+          <w:rFonts w:ascii="Microsoft YaHei" w:hAnsi="Microsoft YaHei" w:eastAsia="Microsoft YaHei"/>
+          <w:b/>
+          <w:i w:val="0"/>
+          <w:color w:val="3B82F6"/>
+          <w:sz w:val="20"/>
         </w:rPr>
-        <w:t>4. 核心问题与解决方案</w:t>
+        <w:t xml:space="preserve">• </w:t>
+      </w:r>
+      <w:r>
+        <w:rPr>
+          <w:rFonts w:ascii="Microsoft YaHei" w:hAnsi="Microsoft YaHei"/>
+          <w:rFonts w:ascii="Microsoft YaHei" w:hAnsi="Microsoft YaHei" w:eastAsia="Microsoft YaHei"/>
+          <w:b w:val="0"/>
+          <w:i w:val="0"/>
+          <w:color w:val="334155"/>
+          <w:sz w:val="20"/>
+        </w:rPr>
+      </w:r>
+      <w:r>
+        <w:rPr>
+          <w:rFonts w:ascii="Microsoft YaHei" w:hAnsi="Microsoft YaHei"/>
+          <w:rFonts w:ascii="Microsoft YaHei" w:hAnsi="Microsoft YaHei" w:eastAsia="Microsoft YaHei"/>
+          <w:b/>
+          <w:i w:val="0"/>
+          <w:color w:val="0F172A"/>
+          <w:sz w:val="20"/>
+        </w:rPr>
+        <w:t>APT 包管理体系</w:t>
+      </w:r>
+      <w:r>
+        <w:rPr>
+          <w:rFonts w:ascii="Microsoft YaHei" w:hAnsi="Microsoft YaHei"/>
+          <w:rFonts w:ascii="Microsoft YaHei" w:hAnsi="Microsoft YaHei" w:eastAsia="Microsoft YaHei"/>
+          <w:b w:val="0"/>
+          <w:i w:val="0"/>
+          <w:color w:val="334155"/>
+          <w:sz w:val="20"/>
+        </w:rPr>
+        <w:t>：预置腾讯云 Ubuntu Ports 镜像源（HTTPS 协议）、内置 121 个公认 CA 根证书、配置 PRoot 用户降权沙箱豁免与国内多线路 DNS。</w:t>
       </w:r>
     </w:p>
     <w:p>
       <w:pPr>
-        <w:pStyle w:val="ListNumber"/>
+        <w:spacing w:before="40" w:after="40"/>
+        <w:ind w:left="360"/>
       </w:pPr>
       <w:r>
         <w:rPr>
+          <w:rFonts w:ascii="Microsoft YaHei" w:hAnsi="Microsoft YaHei"/>
+          <w:rFonts w:ascii="Microsoft YaHei" w:hAnsi="Microsoft YaHei" w:eastAsia="Microsoft YaHei"/>
           <w:b/>
+          <w:i w:val="0"/>
+          <w:color w:val="3B82F6"/>
+          <w:sz w:val="20"/>
         </w:rPr>
-        <w:t>Android W^X 权限机制：</w:t>
+        <w:t xml:space="preserve">• </w:t>
       </w:r>
       <w:r>
-        <w:t xml:space="preserve"> Android 10+ 禁止在 /data/user/0/... 目录下执行下载或释放的二进制文件。解决方案：将静态编译的 PRoot 伪装为原生动态库放置于 jniLibs/arm64-v8a 目录，重命名为 libproot.so，系统安装时会自动赋予其执行权限。</w:t>
+        <w:rPr>
+          <w:rFonts w:ascii="Microsoft YaHei" w:hAnsi="Microsoft YaHei"/>
+          <w:rFonts w:ascii="Microsoft YaHei" w:hAnsi="Microsoft YaHei" w:eastAsia="Microsoft YaHei"/>
+          <w:b w:val="0"/>
+          <w:i w:val="0"/>
+          <w:color w:val="334155"/>
+          <w:sz w:val="20"/>
+        </w:rPr>
+      </w:r>
+      <w:r>
+        <w:rPr>
+          <w:rFonts w:ascii="Microsoft YaHei" w:hAnsi="Microsoft YaHei"/>
+          <w:rFonts w:ascii="Microsoft YaHei" w:hAnsi="Microsoft YaHei" w:eastAsia="Microsoft YaHei"/>
+          <w:b/>
+          <w:i w:val="0"/>
+          <w:color w:val="0F172A"/>
+          <w:sz w:val="20"/>
+        </w:rPr>
+        <w:t>OpenSSH 服务体系</w:t>
+      </w:r>
+      <w:r>
+        <w:rPr>
+          <w:rFonts w:ascii="Microsoft YaHei" w:hAnsi="Microsoft YaHei"/>
+          <w:rFonts w:ascii="Microsoft YaHei" w:hAnsi="Microsoft YaHei" w:eastAsia="Microsoft YaHei"/>
+          <w:b w:val="0"/>
+          <w:i w:val="0"/>
+          <w:color w:val="334155"/>
+          <w:sz w:val="20"/>
+        </w:rPr>
+        <w:t>：预装 OpenSSH 完整套件，应用启动即自启 SSH 守护进程（监听端口 `2222`），支持密码登录与多会话 PTY 交互终端。</w:t>
       </w:r>
     </w:p>
     <w:p>
       <w:pPr>
-        <w:pStyle w:val="ListNumber"/>
+        <w:spacing w:before="160" w:after="160"/>
+        <w:pBdr>
+          <w:bottom w:val="single" w:sz="6" w:space="1" w:color="E5E7EB"/>
+        </w:pBdr>
+      </w:pPr>
+    </w:p>
+    <w:p>
+      <w:pPr>
+        <w:keepNext/>
+        <w:spacing w:before="280" w:after="160"/>
       </w:pPr>
       <w:r>
         <w:rPr>
+          <w:rFonts w:ascii="Microsoft YaHei" w:hAnsi="Microsoft YaHei"/>
+          <w:rFonts w:ascii="Microsoft YaHei" w:hAnsi="Microsoft YaHei" w:eastAsia="Microsoft YaHei"/>
           <w:b/>
+          <w:i w:val="0"/>
+          <w:color w:val="1E3A8A"/>
+          <w:sz w:val="30"/>
         </w:rPr>
-        <w:t>Tar 解压权限不足 (Permission denied)：</w:t>
-      </w:r>
-      <w:r>
-        <w:t xml:space="preserve"> 原生 tar 在解压 Linux Rootfs 时，会由于无法创建软连接和尝试 chown 而退出。解决方案：在解压逻辑中屏蔽这些非关键错误，通过探测 bin/bash 文件是否存在来确认系统的核心文件是否解压成功。</w:t>
+        <w:t>3. 关键模块实现与设计细节</w:t>
       </w:r>
     </w:p>
     <w:p>
       <w:pPr>
-        <w:pStyle w:val="ListNumber"/>
+        <w:keepNext/>
+        <w:spacing w:before="200" w:after="80"/>
       </w:pPr>
       <w:r>
         <w:rPr>
+          <w:rFonts w:ascii="Microsoft YaHei" w:hAnsi="Microsoft YaHei"/>
+          <w:rFonts w:ascii="Microsoft YaHei" w:hAnsi="Microsoft YaHei" w:eastAsia="Microsoft YaHei"/>
           <w:b/>
+          <w:i w:val="0"/>
+          <w:color w:val="1E293B"/>
+          <w:sz w:val="24"/>
         </w:rPr>
-        <w:t>动态链接库丢失：</w:t>
-      </w:r>
-      <w:r>
-        <w:t xml:space="preserve"> 直接从 Linux 环境拷贝的 proot 可能需要 libtalloc.so 等动态库。解决方案：替换为基于静态编译 (statically linked) 的 aarch64 proot 二进制文件，移除对任何外部 libc/libtalloc 的依赖。</w:t>
+        <w:t>3.1 SELinux W^X 执行权限架构与 TargetSDK 适配</w:t>
       </w:r>
     </w:p>
     <w:p>
       <w:pPr>
-        <w:pStyle w:val="Heading1"/>
+        <w:spacing w:before="40" w:after="40"/>
+        <w:ind w:left="360"/>
       </w:pPr>
       <w:r>
         <w:rPr>
-          <w:rFonts w:ascii="Arial" w:hAnsi="Arial" w:eastAsia="SimHei"/>
-          <w:color w:val="000000"/>
+          <w:rFonts w:ascii="Microsoft YaHei" w:hAnsi="Microsoft YaHei"/>
+          <w:rFonts w:ascii="Microsoft YaHei" w:hAnsi="Microsoft YaHei" w:eastAsia="Microsoft YaHei"/>
+          <w:b/>
+          <w:i w:val="0"/>
+          <w:color w:val="3B82F6"/>
+          <w:sz w:val="20"/>
         </w:rPr>
-        <w:t>5. 测试与环境要求</w:t>
+        <w:t xml:space="preserve">• </w:t>
       </w:r>
-    </w:p>
-    <w:p>
       <w:r>
-        <w:t>软件整体开发经过严格的闭环测试流程（TC1-TC4）。</w:t>
+        <w:rPr>
+          <w:rFonts w:ascii="Microsoft YaHei" w:hAnsi="Microsoft YaHei"/>
+          <w:rFonts w:ascii="Microsoft YaHei" w:hAnsi="Microsoft YaHei" w:eastAsia="Microsoft YaHei"/>
+          <w:b w:val="0"/>
+          <w:i w:val="0"/>
+          <w:color w:val="334155"/>
+          <w:sz w:val="20"/>
+        </w:rPr>
+      </w:r>
+      <w:r>
+        <w:rPr>
+          <w:rFonts w:ascii="Microsoft YaHei" w:hAnsi="Microsoft YaHei"/>
+          <w:rFonts w:ascii="Microsoft YaHei" w:hAnsi="Microsoft YaHei" w:eastAsia="Microsoft YaHei"/>
+          <w:b/>
+          <w:i w:val="0"/>
+          <w:color w:val="0F172A"/>
+          <w:sz w:val="20"/>
+        </w:rPr>
+        <w:t>背景原理</w:t>
+      </w:r>
+      <w:r>
+        <w:rPr>
+          <w:rFonts w:ascii="Microsoft YaHei" w:hAnsi="Microsoft YaHei"/>
+          <w:rFonts w:ascii="Microsoft YaHei" w:hAnsi="Microsoft YaHei" w:eastAsia="Microsoft YaHei"/>
+          <w:b w:val="0"/>
+          <w:i w:val="0"/>
+          <w:color w:val="334155"/>
+          <w:sz w:val="20"/>
+        </w:rPr>
+        <w:t>：Android 10 (API 29) 起，Android 系统在 `untrusted_app` SELinux 策略中强制推行了 W^X (Write XOR Execute) 安全策略，规则为 `neverallow untrusted_app_all app_data_file:file { execute }`。此策略禁止应用在私有数据目录 (`/data/user/0/...`) 执行任何可写可执行文件。</w:t>
       </w:r>
     </w:p>
     <w:p>
       <w:pPr>
-        <w:pStyle w:val="ListBullet"/>
+        <w:spacing w:before="40" w:after="40"/>
+        <w:ind w:left="360"/>
       </w:pPr>
       <w:r>
         <w:rPr>
+          <w:rFonts w:ascii="Microsoft YaHei" w:hAnsi="Microsoft YaHei"/>
+          <w:rFonts w:ascii="Microsoft YaHei" w:hAnsi="Microsoft YaHei" w:eastAsia="Microsoft YaHei"/>
           <w:b/>
+          <w:i w:val="0"/>
+          <w:color w:val="3B82F6"/>
+          <w:sz w:val="20"/>
         </w:rPr>
-        <w:t>部署环境要求：</w:t>
+        <w:t xml:space="preserve">• </w:t>
       </w:r>
       <w:r>
-        <w:t xml:space="preserve"> 必须运行于真实的 ARM64（aarch64）物理设备或原生 ARM64 模拟器中。</w:t>
+        <w:rPr>
+          <w:rFonts w:ascii="Microsoft YaHei" w:hAnsi="Microsoft YaHei"/>
+          <w:rFonts w:ascii="Microsoft YaHei" w:hAnsi="Microsoft YaHei" w:eastAsia="Microsoft YaHei"/>
+          <w:b w:val="0"/>
+          <w:i w:val="0"/>
+          <w:color w:val="334155"/>
+          <w:sz w:val="20"/>
+        </w:rPr>
+      </w:r>
+      <w:r>
+        <w:rPr>
+          <w:rFonts w:ascii="Microsoft YaHei" w:hAnsi="Microsoft YaHei"/>
+          <w:rFonts w:ascii="Microsoft YaHei" w:hAnsi="Microsoft YaHei" w:eastAsia="Microsoft YaHei"/>
+          <w:b/>
+          <w:i w:val="0"/>
+          <w:color w:val="0F172A"/>
+          <w:sz w:val="20"/>
+        </w:rPr>
+        <w:t>架构方案</w:t>
+      </w:r>
+      <w:r>
+        <w:rPr>
+          <w:rFonts w:ascii="Microsoft YaHei" w:hAnsi="Microsoft YaHei"/>
+          <w:rFonts w:ascii="Microsoft YaHei" w:hAnsi="Microsoft YaHei" w:eastAsia="Microsoft YaHei"/>
+          <w:b w:val="0"/>
+          <w:i w:val="0"/>
+          <w:color w:val="334155"/>
+          <w:sz w:val="20"/>
+        </w:rPr>
+        <w:t>：</w:t>
       </w:r>
     </w:p>
     <w:p>
       <w:pPr>
-        <w:pStyle w:val="ListBullet"/>
+        <w:spacing w:before="40" w:after="40"/>
+        <w:ind w:left="360"/>
       </w:pPr>
       <w:r>
         <w:rPr>
+          <w:rFonts w:ascii="Microsoft YaHei" w:hAnsi="Microsoft YaHei"/>
+          <w:rFonts w:ascii="Microsoft YaHei" w:hAnsi="Microsoft YaHei" w:eastAsia="Microsoft YaHei"/>
           <w:b/>
+          <w:i w:val="0"/>
+          <w:color w:val="2563EB"/>
+          <w:sz w:val="20"/>
         </w:rPr>
-        <w:t>兼容性限制说明：</w:t>
+        <w:t xml:space="preserve">1. </w:t>
       </w:r>
       <w:r>
-        <w:t xml:space="preserve"> 在基于 x86_64 架构并使用 libhoudini (ARM Translation) 的模拟器上，PRoot 使用的 ptrace 系统调用会与翻译层产生死锁，导致命令阻塞挂起。因此禁止在 x86_64 模拟器上验证 Ubuntu 的真实运行状态。</w:t>
-      </w:r>
-    </w:p>
-    <w:p>
-      <w:r>
-        <w:br/>
-      </w:r>
-    </w:p>
-    <w:p>
-      <w:r>
-        <w:t>---</w:t>
-      </w:r>
-    </w:p>
-    <w:p>
-      <w:r>
-        <w:t>Generated automatically for UbuntuOnAndroid Project.</w:t>
+        <w:rPr>
+          <w:rFonts w:ascii="Microsoft YaHei" w:hAnsi="Microsoft YaHei"/>
+          <w:rFonts w:ascii="Microsoft YaHei" w:hAnsi="Microsoft YaHei" w:eastAsia="Microsoft YaHei"/>
+          <w:b w:val="0"/>
+          <w:i w:val="0"/>
+          <w:color w:val="334155"/>
+          <w:sz w:val="20"/>
+        </w:rPr>
+        <w:t>将应用工程中的 `targetSdk` 设定为 `28`（Android 9.0 Pie），该方案与 Termux、UserLAnd、AnLinux 等国际成熟 Linux-on-Android 容器应用的架构保持高度一致。</w:t>
       </w:r>
     </w:p>
     <w:p>
       <w:pPr>
-        <w:pStyle w:val="Heading1"/>
+        <w:spacing w:before="40" w:after="40"/>
+        <w:ind w:left="360"/>
       </w:pPr>
       <w:r>
-        <w:t>6. 常见缺陷与避坑指南 (Troubleshooting &amp; Bug Fixes)</w:t>
+        <w:rPr>
+          <w:rFonts w:ascii="Microsoft YaHei" w:hAnsi="Microsoft YaHei"/>
+          <w:rFonts w:ascii="Microsoft YaHei" w:hAnsi="Microsoft YaHei" w:eastAsia="Microsoft YaHei"/>
+          <w:b/>
+          <w:i w:val="0"/>
+          <w:color w:val="2563EB"/>
+          <w:sz w:val="20"/>
+        </w:rPr>
+        <w:t xml:space="preserve">2. </w:t>
+      </w:r>
+      <w:r>
+        <w:rPr>
+          <w:rFonts w:ascii="Microsoft YaHei" w:hAnsi="Microsoft YaHei"/>
+          <w:rFonts w:ascii="Microsoft YaHei" w:hAnsi="Microsoft YaHei" w:eastAsia="Microsoft YaHei"/>
+          <w:b w:val="0"/>
+          <w:i w:val="0"/>
+          <w:color w:val="334155"/>
+          <w:sz w:val="20"/>
+        </w:rPr>
+        <w:t>在 `targetSdk = 28` 下，Android 内核和 Zygote 允许应用沙盒内部临时提取并执行 PRoot 引导加载程序 (`PROOT_LOADER`)。</w:t>
       </w:r>
     </w:p>
     <w:p>
       <w:pPr>
-        <w:pStyle w:val="Heading2"/>
+        <w:spacing w:before="40" w:after="40"/>
+        <w:ind w:left="360"/>
       </w:pPr>
       <w:r>
-        <w:t>6.1 W^X (Write XOR Execute) 安全策略导致的执行权限拦截</w:t>
+        <w:rPr>
+          <w:rFonts w:ascii="Microsoft YaHei" w:hAnsi="Microsoft YaHei"/>
+          <w:rFonts w:ascii="Microsoft YaHei" w:hAnsi="Microsoft YaHei" w:eastAsia="Microsoft YaHei"/>
+          <w:b/>
+          <w:i w:val="0"/>
+          <w:color w:val="2563EB"/>
+          <w:sz w:val="20"/>
+        </w:rPr>
+        <w:t xml:space="preserve">3. </w:t>
       </w:r>
-    </w:p>
-    <w:p>
       <w:r>
         <w:rPr>
-          <w:b/>
+          <w:rFonts w:ascii="Microsoft YaHei" w:hAnsi="Microsoft YaHei"/>
+          <w:rFonts w:ascii="Microsoft YaHei" w:hAnsi="Microsoft YaHei" w:eastAsia="Microsoft YaHei"/>
+          <w:b w:val="0"/>
+          <w:i w:val="0"/>
+          <w:color w:val="334155"/>
+          <w:sz w:val="20"/>
         </w:rPr>
-        <w:t>问题描述：</w:t>
-      </w:r>
-    </w:p>
-    <w:p>
-      <w:r>
-        <w:t>Android 10+ 引入了严格的 W^X 安全策略，禁止在应用程序的私有数据目录（/data/user/0/...）下直接以二进制程序的方式执行任何脚本或文件。当我们通过 Java层 exec() 尝试直接运行应用沙盒内生成的 start-ubuntu.sh 时，会被 Android 操作系统底层强行拦截，并抛出 Permission denied 错误。</w:t>
-      </w:r>
-    </w:p>
-    <w:p>
-      <w:r>
-        <w:rPr>
-          <w:b/>
-        </w:rPr>
-        <w:t>解决方案：</w:t>
-      </w:r>
-    </w:p>
-    <w:p>
-      <w:r>
-        <w:t>绕过该限制的最佳方式是借助合法的系统原生 Shell 解释器执行。在创建 TerminalSession 时，将 executablePath 设置为 /system/bin/sh，然后将原本要执行的脚本文件绝对路径（如 start-ubuntu.sh）作为参数传入。这等同于运行 sh /path/to/script.sh，完美符合 W^X 安全策略。</w:t>
+        <w:t>所有原生共享库均打包进 APK 的 `lib/arm64-v8a` 并在安装时由 Package Manager 释放至 `context.applicationInfo.nativeLibraryDir`。</w:t>
       </w:r>
     </w:p>
     <w:p>
       <w:pPr>
-        <w:pStyle w:val="Heading2"/>
+        <w:keepNext/>
+        <w:spacing w:before="200" w:after="80"/>
       </w:pPr>
       <w:r>
-        <w:t>6.2 终端视图软键盘无法唤起及渲染更新缺失</w:t>
-      </w:r>
-    </w:p>
-    <w:p>
-      <w:r>
         <w:rPr>
+          <w:rFonts w:ascii="Microsoft YaHei" w:hAnsi="Microsoft YaHei"/>
+          <w:rFonts w:ascii="Microsoft YaHei" w:hAnsi="Microsoft YaHei" w:eastAsia="Microsoft YaHei"/>
           <w:b/>
+          <w:i w:val="0"/>
+          <w:color w:val="1E293B"/>
+          <w:sz w:val="24"/>
         </w:rPr>
-        <w:t>问题描述：</w:t>
-      </w:r>
-    </w:p>
-    <w:p>
-      <w:r>
-        <w:t>在集成 Termux 终端组件时，容易出现应用纯白屏（不渲染 Linux 端返回的字符流），以及在终端触屏时无法自动弹出虚拟软键盘的问题。这使得底层虽然在正常工作，但表现为“静默失效”。</w:t>
-      </w:r>
-    </w:p>
-    <w:p>
-      <w:r>
-        <w:rPr>
-          <w:b/>
-        </w:rPr>
-        <w:t>解决方案：</w:t>
-      </w:r>
-    </w:p>
-    <w:p>
-      <w:r>
-        <w:t>必须在 TerminalSessionClient 接口的 onTextChanged() 回调中手动执行 terminalView.onScreenUpdated() 或 requestLayout/invalidate 以触发重绘。此外，针对虚拟软键盘，不可依赖组件自带的 onSingleTapUp，应直接向 TerminalView 注册 setOnTouchListener，监听 ACTION_UP 事件，先调用 v.requestFocus() 获取窗口焦点，再利用 InputMethodManager.toggleSoftInput() 强制调出软键盘。</w:t>
+        <w:t>3.2 Android SECCOMP BPF 与 Termux PRoot 深度适配</w:t>
       </w:r>
     </w:p>
     <w:p>
       <w:pPr>
-        <w:pStyle w:val="Heading1"/>
+        <w:spacing w:before="40" w:after="40"/>
+        <w:ind w:left="360"/>
       </w:pPr>
       <w:r>
-        <w:t>7. 核心代码实现清单 (Core Code Implementations)</w:t>
+        <w:rPr>
+          <w:rFonts w:ascii="Microsoft YaHei" w:hAnsi="Microsoft YaHei"/>
+          <w:rFonts w:ascii="Microsoft YaHei" w:hAnsi="Microsoft YaHei" w:eastAsia="Microsoft YaHei"/>
+          <w:b/>
+          <w:i w:val="0"/>
+          <w:color w:val="3B82F6"/>
+          <w:sz w:val="20"/>
+        </w:rPr>
+        <w:t xml:space="preserve">• </w:t>
+      </w:r>
+      <w:r>
+        <w:rPr>
+          <w:rFonts w:ascii="Microsoft YaHei" w:hAnsi="Microsoft YaHei"/>
+          <w:rFonts w:ascii="Microsoft YaHei" w:hAnsi="Microsoft YaHei" w:eastAsia="Microsoft YaHei"/>
+          <w:b w:val="0"/>
+          <w:i w:val="0"/>
+          <w:color w:val="334155"/>
+          <w:sz w:val="20"/>
+        </w:rPr>
+      </w:r>
+      <w:r>
+        <w:rPr>
+          <w:rFonts w:ascii="Microsoft YaHei" w:hAnsi="Microsoft YaHei"/>
+          <w:rFonts w:ascii="Microsoft YaHei" w:hAnsi="Microsoft YaHei" w:eastAsia="Microsoft YaHei"/>
+          <w:b/>
+          <w:i w:val="0"/>
+          <w:color w:val="0F172A"/>
+          <w:sz w:val="20"/>
+        </w:rPr>
+        <w:t>背景原理</w:t>
+      </w:r>
+      <w:r>
+        <w:rPr>
+          <w:rFonts w:ascii="Microsoft YaHei" w:hAnsi="Microsoft YaHei"/>
+          <w:rFonts w:ascii="Microsoft YaHei" w:hAnsi="Microsoft YaHei" w:eastAsia="Microsoft YaHei"/>
+          <w:b w:val="0"/>
+          <w:i w:val="0"/>
+          <w:color w:val="334155"/>
+          <w:sz w:val="20"/>
+        </w:rPr>
+        <w:t>：Android Zygote 孵化应用进程时会预装 SECCOMP BPF 过滤器白名单。标准 Linux 环境下的 glibc 2.35+（如 Ubuntu 22.04 Jammy）在初始化时会尝试调用 `rseq` (Restartable Sequences, syscall 293) 等现代内核调用。未打补丁的原生 PRoot 无法捕获并转换该信号，导致内核直接向子进程发送 `SIGSYS (signal 31, Bad system call)` 崩溃退出。</w:t>
       </w:r>
     </w:p>
     <w:p>
       <w:pPr>
-        <w:pStyle w:val="Heading2"/>
+        <w:spacing w:before="40" w:after="40"/>
+        <w:ind w:left="360"/>
       </w:pPr>
       <w:r>
-        <w:t>7.1 MainActivity.kt - 终端视图与交互逻辑</w:t>
+        <w:rPr>
+          <w:rFonts w:ascii="Microsoft YaHei" w:hAnsi="Microsoft YaHei"/>
+          <w:rFonts w:ascii="Microsoft YaHei" w:hAnsi="Microsoft YaHei" w:eastAsia="Microsoft YaHei"/>
+          <w:b/>
+          <w:i w:val="0"/>
+          <w:color w:val="3B82F6"/>
+          <w:sz w:val="20"/>
+        </w:rPr>
+        <w:t xml:space="preserve">• </w:t>
       </w:r>
-    </w:p>
-    <w:p>
       <w:r>
-        <w:t>该类负责应用入口，并基于 Jetpack Compose (AndroidView) 嵌入 Termux 组件。其中包含了至关重要的 TerminalView 背景颜色设置、键盘强制唤起以及终端会话的重绘回调。</w:t>
+        <w:rPr>
+          <w:rFonts w:ascii="Microsoft YaHei" w:hAnsi="Microsoft YaHei"/>
+          <w:rFonts w:ascii="Microsoft YaHei" w:hAnsi="Microsoft YaHei" w:eastAsia="Microsoft YaHei"/>
+          <w:b w:val="0"/>
+          <w:i w:val="0"/>
+          <w:color w:val="334155"/>
+          <w:sz w:val="20"/>
+        </w:rPr>
       </w:r>
-    </w:p>
-    <w:p>
       <w:r>
-        <w:t>val executablePath = "/system/bin/sh"</w:t>
-        <w:br/>
-        <w:t>val args = arrayOf(File(context.filesDir, "start-ubuntu.sh").absolutePath)</w:t>
-        <w:br/>
-        <w:br/>
-        <w:t>val session = TerminalSession(</w:t>
-        <w:br/>
-        <w:t xml:space="preserve">    executablePath,</w:t>
-        <w:br/>
-        <w:t xml:space="preserve">    context.filesDir.absolutePath,</w:t>
-        <w:br/>
-        <w:t xml:space="preserve">    args,</w:t>
-        <w:br/>
-        <w:t xml:space="preserve">    env,</w:t>
-        <w:br/>
-        <w:t xml:space="preserve">    250,</w:t>
-        <w:br/>
-        <w:t xml:space="preserve">    object : TerminalSessionClient {</w:t>
-        <w:br/>
-        <w:t xml:space="preserve">        override fun onTextChanged(session: TerminalSession) {</w:t>
-        <w:br/>
-        <w:t xml:space="preserve">            terminalView.onScreenUpdated() // 触发终端重绘，避免白屏</w:t>
-        <w:br/>
-        <w:t xml:space="preserve">        }</w:t>
-        <w:br/>
-        <w:t xml:space="preserve">        // ... (省略其他空实现的回调)</w:t>
-        <w:br/>
-        <w:t xml:space="preserve">    }</w:t>
-        <w:br/>
-        <w:t>)</w:t>
-        <w:br/>
-        <w:br/>
-        <w:t>terminalView.setBackgroundColor(android.graphics.Color.BLACK)</w:t>
-        <w:br/>
-        <w:t>terminalView.setOnTouchListener { v, event -&gt;</w:t>
-        <w:br/>
-        <w:t xml:space="preserve">    if (event.action == android.view.MotionEvent.ACTION_UP) {</w:t>
-        <w:br/>
-        <w:t xml:space="preserve">        v.requestFocus()</w:t>
-        <w:br/>
-        <w:t xml:space="preserve">        v.post {</w:t>
-        <w:br/>
-        <w:t xml:space="preserve">            val imm = context.getSystemService(Context.INPUT_METHOD_SERVICE) as InputMethodManager</w:t>
-        <w:br/>
-        <w:t xml:space="preserve">            imm.toggleSoftInput(InputMethodManager.SHOW_FORCED, 0) // 解决 AndroidView 吞噬手势导致键盘不出的问题</w:t>
-        <w:br/>
-        <w:t xml:space="preserve">        }</w:t>
-        <w:br/>
-        <w:t xml:space="preserve">    }</w:t>
-        <w:br/>
-        <w:t xml:space="preserve">    false</w:t>
-        <w:br/>
-        <w:t>}</w:t>
+        <w:rPr>
+          <w:rFonts w:ascii="Microsoft YaHei" w:hAnsi="Microsoft YaHei"/>
+          <w:rFonts w:ascii="Microsoft YaHei" w:hAnsi="Microsoft YaHei" w:eastAsia="Microsoft YaHei"/>
+          <w:b/>
+          <w:i w:val="0"/>
+          <w:color w:val="0F172A"/>
+          <w:sz w:val="20"/>
+        </w:rPr>
+        <w:t>深度适配</w:t>
+      </w:r>
+      <w:r>
+        <w:rPr>
+          <w:rFonts w:ascii="Microsoft YaHei" w:hAnsi="Microsoft YaHei"/>
+          <w:rFonts w:ascii="Microsoft YaHei" w:hAnsi="Microsoft YaHei" w:eastAsia="Microsoft YaHei"/>
+          <w:b w:val="0"/>
+          <w:i w:val="0"/>
+          <w:color w:val="334155"/>
+          <w:sz w:val="20"/>
+        </w:rPr>
+        <w:t>：</w:t>
       </w:r>
     </w:p>
     <w:p>
       <w:pPr>
-        <w:pStyle w:val="Heading2"/>
+        <w:spacing w:before="40" w:after="40"/>
+        <w:ind w:left="360"/>
       </w:pPr>
       <w:r>
-        <w:t>7.2 EnvironmentInstaller.kt - 环境初始化与 PRoot 脚本生成</w:t>
+        <w:rPr>
+          <w:rFonts w:ascii="Microsoft YaHei" w:hAnsi="Microsoft YaHei"/>
+          <w:rFonts w:ascii="Microsoft YaHei" w:hAnsi="Microsoft YaHei" w:eastAsia="Microsoft YaHei"/>
+          <w:b/>
+          <w:i w:val="0"/>
+          <w:color w:val="2563EB"/>
+          <w:sz w:val="20"/>
+        </w:rPr>
+        <w:t xml:space="preserve">1. </w:t>
       </w:r>
-    </w:p>
-    <w:p>
       <w:r>
-        <w:t>负责在首次启动时将 assets 中的 ubuntu-rootfs.tar.gz 复制到沙盒并解压，同时生成用于启动 PRoot 环境的 Shell 脚本，以伪装动态库的形式加载 libproot.so。</w:t>
-      </w:r>
-    </w:p>
-    <w:p>
-      <w:r>
-        <w:t>val prootPath = File(context.applicationInfo.nativeLibraryDir, "libproot.so").absolutePath</w:t>
-        <w:br/>
-        <w:t>val rootfsPath = File(context.filesDir, "ubuntu-fs").absolutePath</w:t>
-        <w:br/>
-        <w:t>val scriptFile = File(context.filesDir, "start-ubuntu.sh")</w:t>
-        <w:br/>
-        <w:br/>
-        <w:t>val scriptContent = """</w:t>
-        <w:br/>
-        <w:t>#!/system/bin/sh</w:t>
-        <w:br/>
-        <w:t>export PROOT_TMP_DIR=\$HOME</w:t>
-        <w:br/>
-        <w:t>export PATH=\$PATH:/system/bin</w:t>
-        <w:br/>
-        <w:t>cd \$HOME</w:t>
-        <w:br/>
-        <w:t>\$PROOT_PATH --link2symlink -0 -r \$ROOTFS_PATH -b /dev -b /sys -b /proc -w /root /usr/bin/env -i HOME=/root TERM=xterm-256color PATH=/bin:/usr/bin:/sbin:/usr/sbin /bin/bash --login</w:t>
-        <w:br/>
-        <w:t>""".trimIndent()</w:t>
-        <w:br/>
-        <w:br/>
-        <w:t>scriptFile.writeText(scriptContent)</w:t>
-        <w:br/>
-        <w:t>scriptFile.setExecutable(true)</w:t>
+        <w:rPr>
+          <w:rFonts w:ascii="Microsoft YaHei" w:hAnsi="Microsoft YaHei"/>
+          <w:rFonts w:ascii="Microsoft YaHei" w:hAnsi="Microsoft YaHei" w:eastAsia="Microsoft YaHei"/>
+          <w:b w:val="0"/>
+          <w:i w:val="0"/>
+          <w:color w:val="334155"/>
+          <w:sz w:val="20"/>
+        </w:rPr>
+        <w:t>采用 Termux 官方针对 Android 内核 SECCOMP BPF 进行过深度定制修改的 PRoot 二进制库与静态 `loader`。</w:t>
       </w:r>
     </w:p>
     <w:p>
       <w:pPr>
-        <w:pStyle w:val="Heading2"/>
+        <w:spacing w:before="40" w:after="40"/>
+        <w:ind w:left="360"/>
       </w:pPr>
       <w:r>
-        <w:t>7.3 UI 呈现层 (Terminal UI) 细节调整</w:t>
+        <w:rPr>
+          <w:rFonts w:ascii="Microsoft YaHei" w:hAnsi="Microsoft YaHei"/>
+          <w:rFonts w:ascii="Microsoft YaHei" w:hAnsi="Microsoft YaHei" w:eastAsia="Microsoft YaHei"/>
+          <w:b/>
+          <w:i w:val="0"/>
+          <w:color w:val="2563EB"/>
+          <w:sz w:val="20"/>
+        </w:rPr>
+        <w:t xml:space="preserve">2. </w:t>
+      </w:r>
+      <w:r>
+        <w:rPr>
+          <w:rFonts w:ascii="Microsoft YaHei" w:hAnsi="Microsoft YaHei"/>
+          <w:rFonts w:ascii="Microsoft YaHei" w:hAnsi="Microsoft YaHei" w:eastAsia="Microsoft YaHei"/>
+          <w:b w:val="0"/>
+          <w:i w:val="0"/>
+          <w:color w:val="334155"/>
+          <w:sz w:val="20"/>
+        </w:rPr>
+        <w:t>Termux PRoot 内置了对 `seccomp SIGSYS` 信号的自动识别与拦截机制（`Handling syscall exit from SIGSYS`），在内核抛出信号时就地将其转换为虚拟系统调用结果返回给 glibc，防止进程意外终结。</w:t>
       </w:r>
     </w:p>
     <w:p>
+      <w:pPr>
+        <w:spacing w:before="40" w:after="40"/>
+        <w:ind w:left="360"/>
+      </w:pPr>
       <w:r>
-        <w:t>为了确保用户获得最佳的终端阅读和输入体验，程序对终端视图字体大小进行了专门调优。在最新迭代中，去除了默认庞大字号（45号）的覆盖，将终端视图的基础字号（setTextSize）硬编码标准化为 24 号字体。这能在保证命令可读性的同时，一屏容纳更充分的字符信息流。</w:t>
+        <w:rPr>
+          <w:rFonts w:ascii="Microsoft YaHei" w:hAnsi="Microsoft YaHei"/>
+          <w:rFonts w:ascii="Microsoft YaHei" w:hAnsi="Microsoft YaHei" w:eastAsia="Microsoft YaHei"/>
+          <w:b/>
+          <w:i w:val="0"/>
+          <w:color w:val="2563EB"/>
+          <w:sz w:val="20"/>
+        </w:rPr>
+        <w:t xml:space="preserve">3. </w:t>
+      </w:r>
+      <w:r>
+        <w:rPr>
+          <w:rFonts w:ascii="Microsoft YaHei" w:hAnsi="Microsoft YaHei"/>
+          <w:rFonts w:ascii="Microsoft YaHei" w:hAnsi="Microsoft YaHei" w:eastAsia="Microsoft YaHei"/>
+          <w:b w:val="0"/>
+          <w:i w:val="0"/>
+          <w:color w:val="334155"/>
+          <w:sz w:val="20"/>
+        </w:rPr>
+        <w:t>配置 `PROOT_LOADER` 环境变量指向预置的 `libproot_loader.so`，配置 `LD_LIBRARY_PATH` 指向应用的 `nativeLibraryDir` 动态链接 `libtalloc.so` 与 `libandroid-shmem.so`。</w:t>
+      </w:r>
+    </w:p>
+    <w:p>
+      <w:pPr>
+        <w:keepNext/>
+        <w:spacing w:before="200" w:after="80"/>
+      </w:pPr>
+      <w:r>
+        <w:rPr>
+          <w:rFonts w:ascii="Microsoft YaHei" w:hAnsi="Microsoft YaHei"/>
+          <w:rFonts w:ascii="Microsoft YaHei" w:hAnsi="Microsoft YaHei" w:eastAsia="Microsoft YaHei"/>
+          <w:b/>
+          <w:i w:val="0"/>
+          <w:color w:val="1E293B"/>
+          <w:sz w:val="24"/>
+        </w:rPr>
+        <w:t>3.3 环境安装服务 (EnvironmentInstaller)</w:t>
+      </w:r>
+    </w:p>
+    <w:p>
+      <w:pPr>
+        <w:spacing w:before="60" w:after="80" w:line="300" w:lineRule="auto"/>
+      </w:pPr>
+      <w:r>
+        <w:rPr>
+          <w:rFonts w:ascii="Microsoft YaHei" w:hAnsi="Microsoft YaHei"/>
+          <w:rFonts w:ascii="Microsoft YaHei" w:hAnsi="Microsoft YaHei" w:eastAsia="Microsoft YaHei"/>
+          <w:b w:val="0"/>
+          <w:i w:val="0"/>
+          <w:color w:val="334155"/>
+          <w:sz w:val="21"/>
+        </w:rPr>
+        <w:t>首次启动时，程序会检测沙盒目录（`context.filesDir/ubuntu-fs`）是否已部署 Ubuntu 根文件系统。若未部署，则执行以下初始化流水线：</w:t>
+      </w:r>
+    </w:p>
+    <w:p>
+      <w:pPr>
+        <w:spacing w:before="40" w:after="40"/>
+        <w:ind w:left="360"/>
+      </w:pPr>
+      <w:r>
+        <w:rPr>
+          <w:rFonts w:ascii="Microsoft YaHei" w:hAnsi="Microsoft YaHei"/>
+          <w:rFonts w:ascii="Microsoft YaHei" w:hAnsi="Microsoft YaHei" w:eastAsia="Microsoft YaHei"/>
+          <w:b/>
+          <w:i w:val="0"/>
+          <w:color w:val="2563EB"/>
+          <w:sz w:val="20"/>
+        </w:rPr>
+        <w:t xml:space="preserve">1. </w:t>
+      </w:r>
+      <w:r>
+        <w:rPr>
+          <w:rFonts w:ascii="Microsoft YaHei" w:hAnsi="Microsoft YaHei"/>
+          <w:rFonts w:ascii="Microsoft YaHei" w:hAnsi="Microsoft YaHei" w:eastAsia="Microsoft YaHei"/>
+          <w:b w:val="0"/>
+          <w:i w:val="0"/>
+          <w:color w:val="334155"/>
+          <w:sz w:val="20"/>
+        </w:rPr>
+      </w:r>
+      <w:r>
+        <w:rPr>
+          <w:rFonts w:ascii="Microsoft YaHei" w:hAnsi="Microsoft YaHei"/>
+          <w:rFonts w:ascii="Microsoft YaHei" w:hAnsi="Microsoft YaHei" w:eastAsia="Microsoft YaHei"/>
+          <w:b/>
+          <w:i w:val="0"/>
+          <w:color w:val="0F172A"/>
+          <w:sz w:val="20"/>
+        </w:rPr>
+        <w:t>识别 Assets 资源</w:t>
+      </w:r>
+      <w:r>
+        <w:rPr>
+          <w:rFonts w:ascii="Microsoft YaHei" w:hAnsi="Microsoft YaHei"/>
+          <w:rFonts w:ascii="Microsoft YaHei" w:hAnsi="Microsoft YaHei" w:eastAsia="Microsoft YaHei"/>
+          <w:b w:val="0"/>
+          <w:i w:val="0"/>
+          <w:color w:val="334155"/>
+          <w:sz w:val="20"/>
+        </w:rPr>
+        <w:t>：探测 `ubuntu-rootfs.tar.gz` 压缩包。</w:t>
+      </w:r>
+    </w:p>
+    <w:p>
+      <w:pPr>
+        <w:spacing w:before="40" w:after="40"/>
+        <w:ind w:left="360"/>
+      </w:pPr>
+      <w:r>
+        <w:rPr>
+          <w:rFonts w:ascii="Microsoft YaHei" w:hAnsi="Microsoft YaHei"/>
+          <w:rFonts w:ascii="Microsoft YaHei" w:hAnsi="Microsoft YaHei" w:eastAsia="Microsoft YaHei"/>
+          <w:b/>
+          <w:i w:val="0"/>
+          <w:color w:val="2563EB"/>
+          <w:sz w:val="20"/>
+        </w:rPr>
+        <w:t xml:space="preserve">2. </w:t>
+      </w:r>
+      <w:r>
+        <w:rPr>
+          <w:rFonts w:ascii="Microsoft YaHei" w:hAnsi="Microsoft YaHei"/>
+          <w:rFonts w:ascii="Microsoft YaHei" w:hAnsi="Microsoft YaHei" w:eastAsia="Microsoft YaHei"/>
+          <w:b w:val="0"/>
+          <w:i w:val="0"/>
+          <w:color w:val="334155"/>
+          <w:sz w:val="20"/>
+        </w:rPr>
+      </w:r>
+      <w:r>
+        <w:rPr>
+          <w:rFonts w:ascii="Microsoft YaHei" w:hAnsi="Microsoft YaHei"/>
+          <w:rFonts w:ascii="Microsoft YaHei" w:hAnsi="Microsoft YaHei" w:eastAsia="Microsoft YaHei"/>
+          <w:b/>
+          <w:i w:val="0"/>
+          <w:color w:val="0F172A"/>
+          <w:sz w:val="20"/>
+        </w:rPr>
+        <w:t>流式解压 Rootfs</w:t>
+      </w:r>
+      <w:r>
+        <w:rPr>
+          <w:rFonts w:ascii="Microsoft YaHei" w:hAnsi="Microsoft YaHei"/>
+          <w:rFonts w:ascii="Microsoft YaHei" w:hAnsi="Microsoft YaHei" w:eastAsia="Microsoft YaHei"/>
+          <w:b w:val="0"/>
+          <w:i w:val="0"/>
+          <w:color w:val="334155"/>
+          <w:sz w:val="20"/>
+        </w:rPr>
+        <w:t>：针对 Android 自带 `/system/bin/tar` 对 `.gz` 流式解压支持不一致的问题，采用 Java `GZIPInputStream` 流式解压生成 `.tar` 临时文件，随后调用系统 `/system/bin/tar -xf` 执行解压，解压完成后立即清理临时文件以节省空间。</w:t>
+      </w:r>
+    </w:p>
+    <w:p>
+      <w:pPr>
+        <w:spacing w:before="40" w:after="40"/>
+        <w:ind w:left="360"/>
+      </w:pPr>
+      <w:r>
+        <w:rPr>
+          <w:rFonts w:ascii="Microsoft YaHei" w:hAnsi="Microsoft YaHei"/>
+          <w:rFonts w:ascii="Microsoft YaHei" w:hAnsi="Microsoft YaHei" w:eastAsia="Microsoft YaHei"/>
+          <w:b/>
+          <w:i w:val="0"/>
+          <w:color w:val="2563EB"/>
+          <w:sz w:val="20"/>
+        </w:rPr>
+        <w:t xml:space="preserve">3. </w:t>
+      </w:r>
+      <w:r>
+        <w:rPr>
+          <w:rFonts w:ascii="Microsoft YaHei" w:hAnsi="Microsoft YaHei"/>
+          <w:rFonts w:ascii="Microsoft YaHei" w:hAnsi="Microsoft YaHei" w:eastAsia="Microsoft YaHei"/>
+          <w:b w:val="0"/>
+          <w:i w:val="0"/>
+          <w:color w:val="334155"/>
+          <w:sz w:val="20"/>
+        </w:rPr>
+      </w:r>
+      <w:r>
+        <w:rPr>
+          <w:rFonts w:ascii="Microsoft YaHei" w:hAnsi="Microsoft YaHei"/>
+          <w:rFonts w:ascii="Microsoft YaHei" w:hAnsi="Microsoft YaHei" w:eastAsia="Microsoft YaHei"/>
+          <w:b/>
+          <w:i w:val="0"/>
+          <w:color w:val="0F172A"/>
+          <w:sz w:val="20"/>
+        </w:rPr>
+        <w:t>配置 DNS 域名解析</w:t>
+      </w:r>
+      <w:r>
+        <w:rPr>
+          <w:rFonts w:ascii="Microsoft YaHei" w:hAnsi="Microsoft YaHei"/>
+          <w:rFonts w:ascii="Microsoft YaHei" w:hAnsi="Microsoft YaHei" w:eastAsia="Microsoft YaHei"/>
+          <w:b w:val="0"/>
+          <w:i w:val="0"/>
+          <w:color w:val="334155"/>
+          <w:sz w:val="20"/>
+        </w:rPr>
+        <w:t>：在 `$rootfs/etc/resolv.conf` 中预设国内高速 DNS：</w:t>
+      </w:r>
+    </w:p>
+    <w:p>
+      <w:pPr>
+        <w:spacing w:before="60" w:after="80" w:line="300" w:lineRule="auto"/>
+      </w:pPr>
+      <w:r>
+        <w:rPr>
+          <w:rFonts w:ascii="Microsoft YaHei" w:hAnsi="Microsoft YaHei"/>
+          <w:rFonts w:ascii="Microsoft YaHei" w:hAnsi="Microsoft YaHei" w:eastAsia="Microsoft YaHei"/>
+          <w:b w:val="0"/>
+          <w:i w:val="0"/>
+          <w:color w:val="334155"/>
+          <w:sz w:val="21"/>
+        </w:rPr>
+        <w:t xml:space="preserve">   ```</w:t>
+      </w:r>
+    </w:p>
+    <w:p>
+      <w:pPr>
+        <w:spacing w:before="60" w:after="80" w:line="300" w:lineRule="auto"/>
+      </w:pPr>
+      <w:r>
+        <w:rPr>
+          <w:rFonts w:ascii="Microsoft YaHei" w:hAnsi="Microsoft YaHei"/>
+          <w:rFonts w:ascii="Microsoft YaHei" w:hAnsi="Microsoft YaHei" w:eastAsia="Microsoft YaHei"/>
+          <w:b w:val="0"/>
+          <w:i w:val="0"/>
+          <w:color w:val="334155"/>
+          <w:sz w:val="21"/>
+        </w:rPr>
+        <w:t xml:space="preserve">   nameserver 119.29.29.29</w:t>
+      </w:r>
+    </w:p>
+    <w:p>
+      <w:pPr>
+        <w:spacing w:before="60" w:after="80" w:line="300" w:lineRule="auto"/>
+      </w:pPr>
+      <w:r>
+        <w:rPr>
+          <w:rFonts w:ascii="Microsoft YaHei" w:hAnsi="Microsoft YaHei"/>
+          <w:rFonts w:ascii="Microsoft YaHei" w:hAnsi="Microsoft YaHei" w:eastAsia="Microsoft YaHei"/>
+          <w:b w:val="0"/>
+          <w:i w:val="0"/>
+          <w:color w:val="334155"/>
+          <w:sz w:val="21"/>
+        </w:rPr>
+        <w:t xml:space="preserve">   nameserver 223.5.5.5</w:t>
+      </w:r>
+    </w:p>
+    <w:p>
+      <w:pPr>
+        <w:spacing w:before="60" w:after="80" w:line="300" w:lineRule="auto"/>
+      </w:pPr>
+      <w:r>
+        <w:rPr>
+          <w:rFonts w:ascii="Microsoft YaHei" w:hAnsi="Microsoft YaHei"/>
+          <w:rFonts w:ascii="Microsoft YaHei" w:hAnsi="Microsoft YaHei" w:eastAsia="Microsoft YaHei"/>
+          <w:b w:val="0"/>
+          <w:i w:val="0"/>
+          <w:color w:val="334155"/>
+          <w:sz w:val="21"/>
+        </w:rPr>
+        <w:t xml:space="preserve">   nameserver 8.8.8.8</w:t>
+      </w:r>
+    </w:p>
+    <w:p>
+      <w:pPr>
+        <w:spacing w:before="60" w:after="80" w:line="300" w:lineRule="auto"/>
+      </w:pPr>
+      <w:r>
+        <w:rPr>
+          <w:rFonts w:ascii="Microsoft YaHei" w:hAnsi="Microsoft YaHei"/>
+          <w:rFonts w:ascii="Microsoft YaHei" w:hAnsi="Microsoft YaHei" w:eastAsia="Microsoft YaHei"/>
+          <w:b w:val="0"/>
+          <w:i w:val="0"/>
+          <w:color w:val="334155"/>
+          <w:sz w:val="21"/>
+        </w:rPr>
+        <w:t xml:space="preserve">   nameserver 1.1.1.1</w:t>
+      </w:r>
+    </w:p>
+    <w:p>
+      <w:pPr>
+        <w:spacing w:before="60" w:after="80" w:line="300" w:lineRule="auto"/>
+      </w:pPr>
+      <w:r>
+        <w:rPr>
+          <w:rFonts w:ascii="Microsoft YaHei" w:hAnsi="Microsoft YaHei"/>
+          <w:rFonts w:ascii="Microsoft YaHei" w:hAnsi="Microsoft YaHei" w:eastAsia="Microsoft YaHei"/>
+          <w:b w:val="0"/>
+          <w:i w:val="0"/>
+          <w:color w:val="334155"/>
+          <w:sz w:val="21"/>
+        </w:rPr>
+        <w:t xml:space="preserve">   ```</w:t>
+      </w:r>
+    </w:p>
+    <w:p>
+      <w:pPr>
+        <w:spacing w:before="40" w:after="40"/>
+        <w:ind w:left="360"/>
+      </w:pPr>
+      <w:r>
+        <w:rPr>
+          <w:rFonts w:ascii="Microsoft YaHei" w:hAnsi="Microsoft YaHei"/>
+          <w:rFonts w:ascii="Microsoft YaHei" w:hAnsi="Microsoft YaHei" w:eastAsia="Microsoft YaHei"/>
+          <w:b/>
+          <w:i w:val="0"/>
+          <w:color w:val="2563EB"/>
+          <w:sz w:val="20"/>
+        </w:rPr>
+        <w:t xml:space="preserve">4. </w:t>
+      </w:r>
+      <w:r>
+        <w:rPr>
+          <w:rFonts w:ascii="Microsoft YaHei" w:hAnsi="Microsoft YaHei"/>
+          <w:rFonts w:ascii="Microsoft YaHei" w:hAnsi="Microsoft YaHei" w:eastAsia="Microsoft YaHei"/>
+          <w:b w:val="0"/>
+          <w:i w:val="0"/>
+          <w:color w:val="334155"/>
+          <w:sz w:val="20"/>
+        </w:rPr>
+      </w:r>
+      <w:r>
+        <w:rPr>
+          <w:rFonts w:ascii="Microsoft YaHei" w:hAnsi="Microsoft YaHei"/>
+          <w:rFonts w:ascii="Microsoft YaHei" w:hAnsi="Microsoft YaHei" w:eastAsia="Microsoft YaHei"/>
+          <w:b/>
+          <w:i w:val="0"/>
+          <w:color w:val="0F172A"/>
+          <w:sz w:val="20"/>
+        </w:rPr>
+        <w:t>生成快捷启动脚本 (`start-ubuntu.sh`)</w:t>
+      </w:r>
+      <w:r>
+        <w:rPr>
+          <w:rFonts w:ascii="Microsoft YaHei" w:hAnsi="Microsoft YaHei"/>
+          <w:rFonts w:ascii="Microsoft YaHei" w:hAnsi="Microsoft YaHei" w:eastAsia="Microsoft YaHei"/>
+          <w:b w:val="0"/>
+          <w:i w:val="0"/>
+          <w:color w:val="334155"/>
+          <w:sz w:val="20"/>
+        </w:rPr>
+        <w:t>：配置 `PROOT_TMP_DIR`、`PROOT_LOADER` 与 `LD_LIBRARY_PATH`，支持从 ADB `run-as` 或外部 Shell 随时拉起该 Ubuntu 实例。</w:t>
+      </w:r>
+    </w:p>
+    <w:p>
+      <w:pPr>
+        <w:keepNext/>
+        <w:spacing w:before="200" w:after="80"/>
+      </w:pPr>
+      <w:r>
+        <w:rPr>
+          <w:rFonts w:ascii="Microsoft YaHei" w:hAnsi="Microsoft YaHei"/>
+          <w:rFonts w:ascii="Microsoft YaHei" w:hAnsi="Microsoft YaHei" w:eastAsia="Microsoft YaHei"/>
+          <w:b/>
+          <w:i w:val="0"/>
+          <w:color w:val="1E293B"/>
+          <w:sz w:val="24"/>
+        </w:rPr>
+        <w:t>3.4 预设 APT 包管理体系（腾讯云 HTTPS 镜像源）</w:t>
+      </w:r>
+    </w:p>
+    <w:p>
+      <w:pPr>
+        <w:spacing w:before="40" w:after="40"/>
+        <w:ind w:left="360"/>
+      </w:pPr>
+      <w:r>
+        <w:rPr>
+          <w:rFonts w:ascii="Microsoft YaHei" w:hAnsi="Microsoft YaHei"/>
+          <w:rFonts w:ascii="Microsoft YaHei" w:hAnsi="Microsoft YaHei" w:eastAsia="Microsoft YaHei"/>
+          <w:b/>
+          <w:i w:val="0"/>
+          <w:color w:val="3B82F6"/>
+          <w:sz w:val="20"/>
+        </w:rPr>
+        <w:t xml:space="preserve">• </w:t>
+      </w:r>
+      <w:r>
+        <w:rPr>
+          <w:rFonts w:ascii="Microsoft YaHei" w:hAnsi="Microsoft YaHei"/>
+          <w:rFonts w:ascii="Microsoft YaHei" w:hAnsi="Microsoft YaHei" w:eastAsia="Microsoft YaHei"/>
+          <w:b w:val="0"/>
+          <w:i w:val="0"/>
+          <w:color w:val="334155"/>
+          <w:sz w:val="20"/>
+        </w:rPr>
+      </w:r>
+      <w:r>
+        <w:rPr>
+          <w:rFonts w:ascii="Microsoft YaHei" w:hAnsi="Microsoft YaHei"/>
+          <w:rFonts w:ascii="Microsoft YaHei" w:hAnsi="Microsoft YaHei" w:eastAsia="Microsoft YaHei"/>
+          <w:b/>
+          <w:i w:val="0"/>
+          <w:color w:val="0F172A"/>
+          <w:sz w:val="20"/>
+        </w:rPr>
+        <w:t>软件源配置 (`/etc/apt/sources.list`)</w:t>
+      </w:r>
+      <w:r>
+        <w:rPr>
+          <w:rFonts w:ascii="Microsoft YaHei" w:hAnsi="Microsoft YaHei"/>
+          <w:rFonts w:ascii="Microsoft YaHei" w:hAnsi="Microsoft YaHei" w:eastAsia="Microsoft YaHei"/>
+          <w:b w:val="0"/>
+          <w:i w:val="0"/>
+          <w:color w:val="334155"/>
+          <w:sz w:val="20"/>
+        </w:rPr>
+        <w:t>：</w:t>
+      </w:r>
+    </w:p>
+    <w:p>
+      <w:pPr>
+        <w:spacing w:before="60" w:after="80" w:line="300" w:lineRule="auto"/>
+      </w:pPr>
+      <w:r>
+        <w:rPr>
+          <w:rFonts w:ascii="Microsoft YaHei" w:hAnsi="Microsoft YaHei"/>
+          <w:rFonts w:ascii="Microsoft YaHei" w:hAnsi="Microsoft YaHei" w:eastAsia="Microsoft YaHei"/>
+          <w:b w:val="0"/>
+          <w:i w:val="0"/>
+          <w:color w:val="334155"/>
+          <w:sz w:val="21"/>
+        </w:rPr>
+        <w:t xml:space="preserve">  ```apt</w:t>
+      </w:r>
+    </w:p>
+    <w:p>
+      <w:pPr>
+        <w:spacing w:before="60" w:after="80" w:line="300" w:lineRule="auto"/>
+      </w:pPr>
+      <w:r>
+        <w:rPr>
+          <w:rFonts w:ascii="Microsoft YaHei" w:hAnsi="Microsoft YaHei"/>
+          <w:rFonts w:ascii="Microsoft YaHei" w:hAnsi="Microsoft YaHei" w:eastAsia="Microsoft YaHei"/>
+          <w:b w:val="0"/>
+          <w:i w:val="0"/>
+          <w:color w:val="334155"/>
+          <w:sz w:val="21"/>
+        </w:rPr>
+        <w:t xml:space="preserve">  deb https://mirrors.tencent.com/ubuntu-ports/ jammy main restricted universe multiverse</w:t>
+      </w:r>
+    </w:p>
+    <w:p>
+      <w:pPr>
+        <w:spacing w:before="60" w:after="80" w:line="300" w:lineRule="auto"/>
+      </w:pPr>
+      <w:r>
+        <w:rPr>
+          <w:rFonts w:ascii="Microsoft YaHei" w:hAnsi="Microsoft YaHei"/>
+          <w:rFonts w:ascii="Microsoft YaHei" w:hAnsi="Microsoft YaHei" w:eastAsia="Microsoft YaHei"/>
+          <w:b w:val="0"/>
+          <w:i w:val="0"/>
+          <w:color w:val="334155"/>
+          <w:sz w:val="21"/>
+        </w:rPr>
+        <w:t xml:space="preserve">  deb https://mirrors.tencent.com/ubuntu-ports/ jammy-updates main restricted universe multiverse</w:t>
+      </w:r>
+    </w:p>
+    <w:p>
+      <w:pPr>
+        <w:spacing w:before="60" w:after="80" w:line="300" w:lineRule="auto"/>
+      </w:pPr>
+      <w:r>
+        <w:rPr>
+          <w:rFonts w:ascii="Microsoft YaHei" w:hAnsi="Microsoft YaHei"/>
+          <w:rFonts w:ascii="Microsoft YaHei" w:hAnsi="Microsoft YaHei" w:eastAsia="Microsoft YaHei"/>
+          <w:b w:val="0"/>
+          <w:i w:val="0"/>
+          <w:color w:val="334155"/>
+          <w:sz w:val="21"/>
+        </w:rPr>
+        <w:t xml:space="preserve">  deb https://mirrors.tencent.com/ubuntu-ports/ jammy-backports main restricted universe multiverse</w:t>
+      </w:r>
+    </w:p>
+    <w:p>
+      <w:pPr>
+        <w:spacing w:before="60" w:after="80" w:line="300" w:lineRule="auto"/>
+      </w:pPr>
+      <w:r>
+        <w:rPr>
+          <w:rFonts w:ascii="Microsoft YaHei" w:hAnsi="Microsoft YaHei"/>
+          <w:rFonts w:ascii="Microsoft YaHei" w:hAnsi="Microsoft YaHei" w:eastAsia="Microsoft YaHei"/>
+          <w:b w:val="0"/>
+          <w:i w:val="0"/>
+          <w:color w:val="334155"/>
+          <w:sz w:val="21"/>
+        </w:rPr>
+        <w:t xml:space="preserve">  deb https://mirrors.tencent.com/ubuntu-ports/ jammy-security main restricted universe multiverse</w:t>
+      </w:r>
+    </w:p>
+    <w:p>
+      <w:pPr>
+        <w:spacing w:before="60" w:after="80" w:line="300" w:lineRule="auto"/>
+      </w:pPr>
+      <w:r>
+        <w:rPr>
+          <w:rFonts w:ascii="Microsoft YaHei" w:hAnsi="Microsoft YaHei"/>
+          <w:rFonts w:ascii="Microsoft YaHei" w:hAnsi="Microsoft YaHei" w:eastAsia="Microsoft YaHei"/>
+          <w:b w:val="0"/>
+          <w:i w:val="0"/>
+          <w:color w:val="334155"/>
+          <w:sz w:val="21"/>
+        </w:rPr>
+        <w:t xml:space="preserve">  ```</w:t>
+      </w:r>
+    </w:p>
+    <w:p>
+      <w:pPr>
+        <w:spacing w:before="40" w:after="40"/>
+        <w:ind w:left="360"/>
+      </w:pPr>
+      <w:r>
+        <w:rPr>
+          <w:rFonts w:ascii="Microsoft YaHei" w:hAnsi="Microsoft YaHei"/>
+          <w:rFonts w:ascii="Microsoft YaHei" w:hAnsi="Microsoft YaHei" w:eastAsia="Microsoft YaHei"/>
+          <w:b/>
+          <w:i w:val="0"/>
+          <w:color w:val="3B82F6"/>
+          <w:sz w:val="20"/>
+        </w:rPr>
+        <w:t xml:space="preserve">• </w:t>
+      </w:r>
+      <w:r>
+        <w:rPr>
+          <w:rFonts w:ascii="Microsoft YaHei" w:hAnsi="Microsoft YaHei"/>
+          <w:rFonts w:ascii="Microsoft YaHei" w:hAnsi="Microsoft YaHei" w:eastAsia="Microsoft YaHei"/>
+          <w:b w:val="0"/>
+          <w:i w:val="0"/>
+          <w:color w:val="334155"/>
+          <w:sz w:val="20"/>
+        </w:rPr>
+      </w:r>
+      <w:r>
+        <w:rPr>
+          <w:rFonts w:ascii="Microsoft YaHei" w:hAnsi="Microsoft YaHei"/>
+          <w:rFonts w:ascii="Microsoft YaHei" w:hAnsi="Microsoft YaHei" w:eastAsia="Microsoft YaHei"/>
+          <w:b/>
+          <w:i w:val="0"/>
+          <w:color w:val="0F172A"/>
+          <w:sz w:val="20"/>
+        </w:rPr>
+        <w:t>HTTPS CA 根证书链</w:t>
+      </w:r>
+      <w:r>
+        <w:rPr>
+          <w:rFonts w:ascii="Microsoft YaHei" w:hAnsi="Microsoft YaHei"/>
+          <w:rFonts w:ascii="Microsoft YaHei" w:hAnsi="Microsoft YaHei" w:eastAsia="Microsoft YaHei"/>
+          <w:b w:val="0"/>
+          <w:i w:val="0"/>
+          <w:color w:val="334155"/>
+          <w:sz w:val="20"/>
+        </w:rPr>
+        <w:t>：</w:t>
+      </w:r>
+    </w:p>
+    <w:p>
+      <w:pPr>
+        <w:spacing w:before="40" w:after="40"/>
+        <w:ind w:left="360"/>
+      </w:pPr>
+      <w:r>
+        <w:rPr>
+          <w:rFonts w:ascii="Microsoft YaHei" w:hAnsi="Microsoft YaHei"/>
+          <w:rFonts w:ascii="Microsoft YaHei" w:hAnsi="Microsoft YaHei" w:eastAsia="Microsoft YaHei"/>
+          <w:b/>
+          <w:i w:val="0"/>
+          <w:color w:val="3B82F6"/>
+          <w:sz w:val="20"/>
+        </w:rPr>
+        <w:t xml:space="preserve">• </w:t>
+      </w:r>
+      <w:r>
+        <w:rPr>
+          <w:rFonts w:ascii="Microsoft YaHei" w:hAnsi="Microsoft YaHei"/>
+          <w:rFonts w:ascii="Microsoft YaHei" w:hAnsi="Microsoft YaHei" w:eastAsia="Microsoft YaHei"/>
+          <w:b w:val="0"/>
+          <w:i w:val="0"/>
+          <w:color w:val="334155"/>
+          <w:sz w:val="20"/>
+        </w:rPr>
+        <w:t>预装 `ca-certificates` 与 `openssl` 软件包，在 `/etc/ssl/certs/ca-certificates.crt` 聚合 121 个公认 CA 根证书，并建立 `/etc/ssl/cert.pem` 软链接，确保 `apt`、`curl`、`wget`、`git` 在 HTTPS 协议下均能进行 TLS/SSL 校验。</w:t>
+      </w:r>
+    </w:p>
+    <w:p>
+      <w:pPr>
+        <w:spacing w:before="40" w:after="40"/>
+        <w:ind w:left="360"/>
+      </w:pPr>
+      <w:r>
+        <w:rPr>
+          <w:rFonts w:ascii="Microsoft YaHei" w:hAnsi="Microsoft YaHei"/>
+          <w:rFonts w:ascii="Microsoft YaHei" w:hAnsi="Microsoft YaHei" w:eastAsia="Microsoft YaHei"/>
+          <w:b/>
+          <w:i w:val="0"/>
+          <w:color w:val="3B82F6"/>
+          <w:sz w:val="20"/>
+        </w:rPr>
+        <w:t xml:space="preserve">• </w:t>
+      </w:r>
+      <w:r>
+        <w:rPr>
+          <w:rFonts w:ascii="Microsoft YaHei" w:hAnsi="Microsoft YaHei"/>
+          <w:rFonts w:ascii="Microsoft YaHei" w:hAnsi="Microsoft YaHei" w:eastAsia="Microsoft YaHei"/>
+          <w:b w:val="0"/>
+          <w:i w:val="0"/>
+          <w:color w:val="334155"/>
+          <w:sz w:val="20"/>
+        </w:rPr>
+      </w:r>
+      <w:r>
+        <w:rPr>
+          <w:rFonts w:ascii="Microsoft YaHei" w:hAnsi="Microsoft YaHei"/>
+          <w:rFonts w:ascii="Microsoft YaHei" w:hAnsi="Microsoft YaHei" w:eastAsia="Microsoft YaHei"/>
+          <w:b/>
+          <w:i w:val="0"/>
+          <w:color w:val="0F172A"/>
+          <w:sz w:val="20"/>
+        </w:rPr>
+        <w:t>PRoot APT 沙箱适配 (`/etc/apt/apt.conf.d/99proot`)</w:t>
+      </w:r>
+      <w:r>
+        <w:rPr>
+          <w:rFonts w:ascii="Microsoft YaHei" w:hAnsi="Microsoft YaHei"/>
+          <w:rFonts w:ascii="Microsoft YaHei" w:hAnsi="Microsoft YaHei" w:eastAsia="Microsoft YaHei"/>
+          <w:b w:val="0"/>
+          <w:i w:val="0"/>
+          <w:color w:val="334155"/>
+          <w:sz w:val="20"/>
+        </w:rPr>
+        <w:t>：</w:t>
+      </w:r>
+    </w:p>
+    <w:p>
+      <w:pPr>
+        <w:spacing w:before="40" w:after="40"/>
+        <w:ind w:left="360"/>
+      </w:pPr>
+      <w:r>
+        <w:rPr>
+          <w:rFonts w:ascii="Microsoft YaHei" w:hAnsi="Microsoft YaHei"/>
+          <w:rFonts w:ascii="Microsoft YaHei" w:hAnsi="Microsoft YaHei" w:eastAsia="Microsoft YaHei"/>
+          <w:b/>
+          <w:i w:val="0"/>
+          <w:color w:val="3B82F6"/>
+          <w:sz w:val="20"/>
+        </w:rPr>
+        <w:t xml:space="preserve">• </w:t>
+      </w:r>
+      <w:r>
+        <w:rPr>
+          <w:rFonts w:ascii="Microsoft YaHei" w:hAnsi="Microsoft YaHei"/>
+          <w:rFonts w:ascii="Microsoft YaHei" w:hAnsi="Microsoft YaHei" w:eastAsia="Microsoft YaHei"/>
+          <w:b w:val="0"/>
+          <w:i w:val="0"/>
+          <w:color w:val="334155"/>
+          <w:sz w:val="20"/>
+        </w:rPr>
+        <w:t>配置 `APT::Sandbox::User "root";`，解决非 root PRoot 环境下 APT 尝试通过 `setgroups` 降权至 `_apt` 用户时的 `EPERM` 权限报错。</w:t>
+      </w:r>
+    </w:p>
+    <w:p>
+      <w:pPr>
+        <w:spacing w:before="40" w:after="40"/>
+        <w:ind w:left="360"/>
+      </w:pPr>
+      <w:r>
+        <w:rPr>
+          <w:rFonts w:ascii="Microsoft YaHei" w:hAnsi="Microsoft YaHei"/>
+          <w:rFonts w:ascii="Microsoft YaHei" w:hAnsi="Microsoft YaHei" w:eastAsia="Microsoft YaHei"/>
+          <w:b/>
+          <w:i w:val="0"/>
+          <w:color w:val="3B82F6"/>
+          <w:sz w:val="20"/>
+        </w:rPr>
+        <w:t xml:space="preserve">• </w:t>
+      </w:r>
+      <w:r>
+        <w:rPr>
+          <w:rFonts w:ascii="Microsoft YaHei" w:hAnsi="Microsoft YaHei"/>
+          <w:rFonts w:ascii="Microsoft YaHei" w:hAnsi="Microsoft YaHei" w:eastAsia="Microsoft YaHei"/>
+          <w:b w:val="0"/>
+          <w:i w:val="0"/>
+          <w:color w:val="334155"/>
+          <w:sz w:val="20"/>
+        </w:rPr>
+      </w:r>
+      <w:r>
+        <w:rPr>
+          <w:rFonts w:ascii="Microsoft YaHei" w:hAnsi="Microsoft YaHei"/>
+          <w:rFonts w:ascii="Microsoft YaHei" w:hAnsi="Microsoft YaHei" w:eastAsia="Microsoft YaHei"/>
+          <w:b/>
+          <w:i w:val="0"/>
+          <w:color w:val="0F172A"/>
+          <w:sz w:val="20"/>
+        </w:rPr>
+        <w:t>网络权限组映射</w:t>
+      </w:r>
+      <w:r>
+        <w:rPr>
+          <w:rFonts w:ascii="Microsoft YaHei" w:hAnsi="Microsoft YaHei"/>
+          <w:rFonts w:ascii="Microsoft YaHei" w:hAnsi="Microsoft YaHei" w:eastAsia="Microsoft YaHei"/>
+          <w:b w:val="0"/>
+          <w:i w:val="0"/>
+          <w:color w:val="334155"/>
+          <w:sz w:val="20"/>
+        </w:rPr>
+        <w:t>：</w:t>
+      </w:r>
+    </w:p>
+    <w:p>
+      <w:pPr>
+        <w:spacing w:before="40" w:after="40"/>
+        <w:ind w:left="360"/>
+      </w:pPr>
+      <w:r>
+        <w:rPr>
+          <w:rFonts w:ascii="Microsoft YaHei" w:hAnsi="Microsoft YaHei"/>
+          <w:rFonts w:ascii="Microsoft YaHei" w:hAnsi="Microsoft YaHei" w:eastAsia="Microsoft YaHei"/>
+          <w:b/>
+          <w:i w:val="0"/>
+          <w:color w:val="3B82F6"/>
+          <w:sz w:val="20"/>
+        </w:rPr>
+        <w:t xml:space="preserve">• </w:t>
+      </w:r>
+      <w:r>
+        <w:rPr>
+          <w:rFonts w:ascii="Microsoft YaHei" w:hAnsi="Microsoft YaHei"/>
+          <w:rFonts w:ascii="Microsoft YaHei" w:hAnsi="Microsoft YaHei" w:eastAsia="Microsoft YaHei"/>
+          <w:b w:val="0"/>
+          <w:i w:val="0"/>
+          <w:color w:val="334155"/>
+          <w:sz w:val="20"/>
+        </w:rPr>
+        <w:t>在 `/etc/group` 中预设 Android 内核网络权限组（`inet:x:3003:`, `net_raw:x:3004:`, `net_admin:x:3005:`, `everybody:x:9997:`），彻底消除 Linux `groups` 权限查询警告。</w:t>
+      </w:r>
+    </w:p>
+    <w:p>
+      <w:pPr>
+        <w:keepNext/>
+        <w:spacing w:before="200" w:after="80"/>
+      </w:pPr>
+      <w:r>
+        <w:rPr>
+          <w:rFonts w:ascii="Microsoft YaHei" w:hAnsi="Microsoft YaHei"/>
+          <w:rFonts w:ascii="Microsoft YaHei" w:hAnsi="Microsoft YaHei" w:eastAsia="Microsoft YaHei"/>
+          <w:b/>
+          <w:i w:val="0"/>
+          <w:color w:val="1E293B"/>
+          <w:sz w:val="24"/>
+        </w:rPr>
+        <w:t>3.5 OpenSSH Server 原生沙箱深度适配</w:t>
+      </w:r>
+    </w:p>
+    <w:p>
+      <w:pPr>
+        <w:spacing w:before="40" w:after="40"/>
+        <w:ind w:left="360"/>
+      </w:pPr>
+      <w:r>
+        <w:rPr>
+          <w:rFonts w:ascii="Microsoft YaHei" w:hAnsi="Microsoft YaHei"/>
+          <w:rFonts w:ascii="Microsoft YaHei" w:hAnsi="Microsoft YaHei" w:eastAsia="Microsoft YaHei"/>
+          <w:b/>
+          <w:i w:val="0"/>
+          <w:color w:val="3B82F6"/>
+          <w:sz w:val="20"/>
+        </w:rPr>
+        <w:t xml:space="preserve">• </w:t>
+      </w:r>
+      <w:r>
+        <w:rPr>
+          <w:rFonts w:ascii="Microsoft YaHei" w:hAnsi="Microsoft YaHei"/>
+          <w:rFonts w:ascii="Microsoft YaHei" w:hAnsi="Microsoft YaHei" w:eastAsia="Microsoft YaHei"/>
+          <w:b w:val="0"/>
+          <w:i w:val="0"/>
+          <w:color w:val="334155"/>
+          <w:sz w:val="20"/>
+        </w:rPr>
+      </w:r>
+      <w:r>
+        <w:rPr>
+          <w:rFonts w:ascii="Microsoft YaHei" w:hAnsi="Microsoft YaHei"/>
+          <w:rFonts w:ascii="Microsoft YaHei" w:hAnsi="Microsoft YaHei" w:eastAsia="Microsoft YaHei"/>
+          <w:b/>
+          <w:i w:val="0"/>
+          <w:color w:val="0F172A"/>
+          <w:sz w:val="20"/>
+        </w:rPr>
+        <w:t>预装 DEB 套件与 DPKG 状态同步</w:t>
+      </w:r>
+      <w:r>
+        <w:rPr>
+          <w:rFonts w:ascii="Microsoft YaHei" w:hAnsi="Microsoft YaHei"/>
+          <w:rFonts w:ascii="Microsoft YaHei" w:hAnsi="Microsoft YaHei" w:eastAsia="Microsoft YaHei"/>
+          <w:b w:val="0"/>
+          <w:i w:val="0"/>
+          <w:color w:val="334155"/>
+          <w:sz w:val="20"/>
+        </w:rPr>
+        <w:t>：</w:t>
+      </w:r>
+    </w:p>
+    <w:p>
+      <w:pPr>
+        <w:spacing w:before="40" w:after="40"/>
+        <w:ind w:left="360"/>
+      </w:pPr>
+      <w:r>
+        <w:rPr>
+          <w:rFonts w:ascii="Microsoft YaHei" w:hAnsi="Microsoft YaHei"/>
+          <w:rFonts w:ascii="Microsoft YaHei" w:hAnsi="Microsoft YaHei" w:eastAsia="Microsoft YaHei"/>
+          <w:b/>
+          <w:i w:val="0"/>
+          <w:color w:val="3B82F6"/>
+          <w:sz w:val="20"/>
+        </w:rPr>
+        <w:t xml:space="preserve">• </w:t>
+      </w:r>
+      <w:r>
+        <w:rPr>
+          <w:rFonts w:ascii="Microsoft YaHei" w:hAnsi="Microsoft YaHei"/>
+          <w:rFonts w:ascii="Microsoft YaHei" w:hAnsi="Microsoft YaHei" w:eastAsia="Microsoft YaHei"/>
+          <w:b w:val="0"/>
+          <w:i w:val="0"/>
+          <w:color w:val="334155"/>
+          <w:sz w:val="20"/>
+        </w:rPr>
+        <w:t>注入 `openssh-server` (8.9p1), `openssh-client`, `openssh-sftp-server`, `openssl`, `libwrap0`, `libedit2`, `libbsd0`, `libmd0`, `libfido2-1`, `libcbor0.8`, `ucf`, `netbase` 等完整依赖。</w:t>
+      </w:r>
+    </w:p>
+    <w:p>
+      <w:pPr>
+        <w:spacing w:before="40" w:after="40"/>
+        <w:ind w:left="360"/>
+      </w:pPr>
+      <w:r>
+        <w:rPr>
+          <w:rFonts w:ascii="Microsoft YaHei" w:hAnsi="Microsoft YaHei"/>
+          <w:rFonts w:ascii="Microsoft YaHei" w:hAnsi="Microsoft YaHei" w:eastAsia="Microsoft YaHei"/>
+          <w:b/>
+          <w:i w:val="0"/>
+          <w:color w:val="3B82F6"/>
+          <w:sz w:val="20"/>
+        </w:rPr>
+        <w:t xml:space="preserve">• </w:t>
+      </w:r>
+      <w:r>
+        <w:rPr>
+          <w:rFonts w:ascii="Microsoft YaHei" w:hAnsi="Microsoft YaHei"/>
+          <w:rFonts w:ascii="Microsoft YaHei" w:hAnsi="Microsoft YaHei" w:eastAsia="Microsoft YaHei"/>
+          <w:b w:val="0"/>
+          <w:i w:val="0"/>
+          <w:color w:val="334155"/>
+          <w:sz w:val="20"/>
+        </w:rPr>
+        <w:t>同步写入 `/var/lib/dpkg/status` 与 `/var/lib/dpkg/info/*.list`，保证 `dpkg` / `apt` 状态库完整无冲突。</w:t>
+      </w:r>
+    </w:p>
+    <w:p>
+      <w:pPr>
+        <w:spacing w:before="40" w:after="40"/>
+        <w:ind w:left="360"/>
+      </w:pPr>
+      <w:r>
+        <w:rPr>
+          <w:rFonts w:ascii="Microsoft YaHei" w:hAnsi="Microsoft YaHei"/>
+          <w:rFonts w:ascii="Microsoft YaHei" w:hAnsi="Microsoft YaHei" w:eastAsia="Microsoft YaHei"/>
+          <w:b/>
+          <w:i w:val="0"/>
+          <w:color w:val="3B82F6"/>
+          <w:sz w:val="20"/>
+        </w:rPr>
+        <w:t xml:space="preserve">• </w:t>
+      </w:r>
+      <w:r>
+        <w:rPr>
+          <w:rFonts w:ascii="Microsoft YaHei" w:hAnsi="Microsoft YaHei"/>
+          <w:rFonts w:ascii="Microsoft YaHei" w:hAnsi="Microsoft YaHei" w:eastAsia="Microsoft YaHei"/>
+          <w:b w:val="0"/>
+          <w:i w:val="0"/>
+          <w:color w:val="334155"/>
+          <w:sz w:val="20"/>
+        </w:rPr>
+      </w:r>
+      <w:r>
+        <w:rPr>
+          <w:rFonts w:ascii="Microsoft YaHei" w:hAnsi="Microsoft YaHei"/>
+          <w:rFonts w:ascii="Microsoft YaHei" w:hAnsi="Microsoft YaHei" w:eastAsia="Microsoft YaHei"/>
+          <w:b/>
+          <w:i w:val="0"/>
+          <w:color w:val="0F172A"/>
+          <w:sz w:val="20"/>
+        </w:rPr>
+        <w:t>主机密钥自动初始化</w:t>
+      </w:r>
+      <w:r>
+        <w:rPr>
+          <w:rFonts w:ascii="Microsoft YaHei" w:hAnsi="Microsoft YaHei"/>
+          <w:rFonts w:ascii="Microsoft YaHei" w:hAnsi="Microsoft YaHei" w:eastAsia="Microsoft YaHei"/>
+          <w:b w:val="0"/>
+          <w:i w:val="0"/>
+          <w:color w:val="334155"/>
+          <w:sz w:val="20"/>
+        </w:rPr>
+        <w:t>：</w:t>
+      </w:r>
+    </w:p>
+    <w:p>
+      <w:pPr>
+        <w:spacing w:before="40" w:after="40"/>
+        <w:ind w:left="360"/>
+      </w:pPr>
+      <w:r>
+        <w:rPr>
+          <w:rFonts w:ascii="Microsoft YaHei" w:hAnsi="Microsoft YaHei"/>
+          <w:rFonts w:ascii="Microsoft YaHei" w:hAnsi="Microsoft YaHei" w:eastAsia="Microsoft YaHei"/>
+          <w:b/>
+          <w:i w:val="0"/>
+          <w:color w:val="3B82F6"/>
+          <w:sz w:val="20"/>
+        </w:rPr>
+        <w:t xml:space="preserve">• </w:t>
+      </w:r>
+      <w:r>
+        <w:rPr>
+          <w:rFonts w:ascii="Microsoft YaHei" w:hAnsi="Microsoft YaHei"/>
+          <w:rFonts w:ascii="Microsoft YaHei" w:hAnsi="Microsoft YaHei" w:eastAsia="Microsoft YaHei"/>
+          <w:b w:val="0"/>
+          <w:i w:val="0"/>
+          <w:color w:val="334155"/>
+          <w:sz w:val="20"/>
+        </w:rPr>
+        <w:t>预先生成 RSA (2048位)、ECDSA (256位) 和 ED25519 (256位) 主机公私钥对，保存在 `/etc/ssh/` 目录下。</w:t>
+      </w:r>
+    </w:p>
+    <w:p>
+      <w:pPr>
+        <w:spacing w:before="40" w:after="40"/>
+        <w:ind w:left="360"/>
+      </w:pPr>
+      <w:r>
+        <w:rPr>
+          <w:rFonts w:ascii="Microsoft YaHei" w:hAnsi="Microsoft YaHei"/>
+          <w:rFonts w:ascii="Microsoft YaHei" w:hAnsi="Microsoft YaHei" w:eastAsia="Microsoft YaHei"/>
+          <w:b/>
+          <w:i w:val="0"/>
+          <w:color w:val="3B82F6"/>
+          <w:sz w:val="20"/>
+        </w:rPr>
+        <w:t xml:space="preserve">• </w:t>
+      </w:r>
+      <w:r>
+        <w:rPr>
+          <w:rFonts w:ascii="Microsoft YaHei" w:hAnsi="Microsoft YaHei"/>
+          <w:rFonts w:ascii="Microsoft YaHei" w:hAnsi="Microsoft YaHei" w:eastAsia="Microsoft YaHei"/>
+          <w:b w:val="0"/>
+          <w:i w:val="0"/>
+          <w:color w:val="334155"/>
+          <w:sz w:val="20"/>
+        </w:rPr>
+      </w:r>
+      <w:r>
+        <w:rPr>
+          <w:rFonts w:ascii="Microsoft YaHei" w:hAnsi="Microsoft YaHei"/>
+          <w:rFonts w:ascii="Microsoft YaHei" w:hAnsi="Microsoft YaHei" w:eastAsia="Microsoft YaHei"/>
+          <w:b/>
+          <w:i w:val="0"/>
+          <w:color w:val="0F172A"/>
+          <w:sz w:val="20"/>
+        </w:rPr>
+        <w:t>轻量化 PAM 鉴权与用户配置 (`/etc/pam.d/sshd`)</w:t>
+      </w:r>
+      <w:r>
+        <w:rPr>
+          <w:rFonts w:ascii="Microsoft YaHei" w:hAnsi="Microsoft YaHei"/>
+          <w:rFonts w:ascii="Microsoft YaHei" w:hAnsi="Microsoft YaHei" w:eastAsia="Microsoft YaHei"/>
+          <w:b w:val="0"/>
+          <w:i w:val="0"/>
+          <w:color w:val="334155"/>
+          <w:sz w:val="20"/>
+        </w:rPr>
+        <w:t>：</w:t>
+      </w:r>
+    </w:p>
+    <w:p>
+      <w:pPr>
+        <w:spacing w:before="60" w:after="80" w:line="300" w:lineRule="auto"/>
+      </w:pPr>
+      <w:r>
+        <w:rPr>
+          <w:rFonts w:ascii="Microsoft YaHei" w:hAnsi="Microsoft YaHei"/>
+          <w:rFonts w:ascii="Microsoft YaHei" w:hAnsi="Microsoft YaHei" w:eastAsia="Microsoft YaHei"/>
+          <w:b w:val="0"/>
+          <w:i w:val="0"/>
+          <w:color w:val="334155"/>
+          <w:sz w:val="21"/>
+        </w:rPr>
+        <w:t xml:space="preserve">  ```pam</w:t>
+      </w:r>
+    </w:p>
+    <w:p>
+      <w:pPr>
+        <w:spacing w:before="60" w:after="80" w:line="300" w:lineRule="auto"/>
+      </w:pPr>
+      <w:r>
+        <w:rPr>
+          <w:rFonts w:ascii="Microsoft YaHei" w:hAnsi="Microsoft YaHei"/>
+          <w:rFonts w:ascii="Microsoft YaHei" w:hAnsi="Microsoft YaHei" w:eastAsia="Microsoft YaHei"/>
+          <w:b w:val="0"/>
+          <w:i w:val="0"/>
+          <w:color w:val="334155"/>
+          <w:sz w:val="21"/>
+        </w:rPr>
+        <w:t xml:space="preserve">  auth     required  pam_unix.so nullok</w:t>
+      </w:r>
+    </w:p>
+    <w:p>
+      <w:pPr>
+        <w:spacing w:before="60" w:after="80" w:line="300" w:lineRule="auto"/>
+      </w:pPr>
+      <w:r>
+        <w:rPr>
+          <w:rFonts w:ascii="Microsoft YaHei" w:hAnsi="Microsoft YaHei"/>
+          <w:rFonts w:ascii="Microsoft YaHei" w:hAnsi="Microsoft YaHei" w:eastAsia="Microsoft YaHei"/>
+          <w:b w:val="0"/>
+          <w:i w:val="0"/>
+          <w:color w:val="334155"/>
+          <w:sz w:val="21"/>
+        </w:rPr>
+        <w:t xml:space="preserve">  account  required  pam_unix.so</w:t>
+      </w:r>
+    </w:p>
+    <w:p>
+      <w:pPr>
+        <w:spacing w:before="60" w:after="80" w:line="300" w:lineRule="auto"/>
+      </w:pPr>
+      <w:r>
+        <w:rPr>
+          <w:rFonts w:ascii="Microsoft YaHei" w:hAnsi="Microsoft YaHei"/>
+          <w:rFonts w:ascii="Microsoft YaHei" w:hAnsi="Microsoft YaHei" w:eastAsia="Microsoft YaHei"/>
+          <w:b w:val="0"/>
+          <w:i w:val="0"/>
+          <w:color w:val="334155"/>
+          <w:sz w:val="21"/>
+        </w:rPr>
+        <w:t xml:space="preserve">  password required  pam_unix.so</w:t>
+      </w:r>
+    </w:p>
+    <w:p>
+      <w:pPr>
+        <w:spacing w:before="60" w:after="80" w:line="300" w:lineRule="auto"/>
+      </w:pPr>
+      <w:r>
+        <w:rPr>
+          <w:rFonts w:ascii="Microsoft YaHei" w:hAnsi="Microsoft YaHei"/>
+          <w:rFonts w:ascii="Microsoft YaHei" w:hAnsi="Microsoft YaHei" w:eastAsia="Microsoft YaHei"/>
+          <w:b w:val="0"/>
+          <w:i w:val="0"/>
+          <w:color w:val="334155"/>
+          <w:sz w:val="21"/>
+        </w:rPr>
+        <w:t xml:space="preserve">  session  required  pam_permit.so</w:t>
+      </w:r>
+    </w:p>
+    <w:p>
+      <w:pPr>
+        <w:spacing w:before="60" w:after="80" w:line="300" w:lineRule="auto"/>
+      </w:pPr>
+      <w:r>
+        <w:rPr>
+          <w:rFonts w:ascii="Microsoft YaHei" w:hAnsi="Microsoft YaHei"/>
+          <w:rFonts w:ascii="Microsoft YaHei" w:hAnsi="Microsoft YaHei" w:eastAsia="Microsoft YaHei"/>
+          <w:b w:val="0"/>
+          <w:i w:val="0"/>
+          <w:color w:val="334155"/>
+          <w:sz w:val="21"/>
+        </w:rPr>
+        <w:t xml:space="preserve">  ```</w:t>
+      </w:r>
+    </w:p>
+    <w:p>
+      <w:pPr>
+        <w:spacing w:before="40" w:after="40"/>
+        <w:ind w:left="360"/>
+      </w:pPr>
+      <w:r>
+        <w:rPr>
+          <w:rFonts w:ascii="Microsoft YaHei" w:hAnsi="Microsoft YaHei"/>
+          <w:rFonts w:ascii="Microsoft YaHei" w:hAnsi="Microsoft YaHei" w:eastAsia="Microsoft YaHei"/>
+          <w:b/>
+          <w:i w:val="0"/>
+          <w:color w:val="3B82F6"/>
+          <w:sz w:val="20"/>
+        </w:rPr>
+        <w:t xml:space="preserve">• </w:t>
+      </w:r>
+      <w:r>
+        <w:rPr>
+          <w:rFonts w:ascii="Microsoft YaHei" w:hAnsi="Microsoft YaHei"/>
+          <w:rFonts w:ascii="Microsoft YaHei" w:hAnsi="Microsoft YaHei" w:eastAsia="Microsoft YaHei"/>
+          <w:b w:val="0"/>
+          <w:i w:val="0"/>
+          <w:color w:val="334155"/>
+          <w:sz w:val="20"/>
+        </w:rPr>
+      </w:r>
+      <w:r>
+        <w:rPr>
+          <w:rFonts w:ascii="Microsoft YaHei" w:hAnsi="Microsoft YaHei"/>
+          <w:rFonts w:ascii="Microsoft YaHei" w:hAnsi="Microsoft YaHei" w:eastAsia="Microsoft YaHei"/>
+          <w:b/>
+          <w:i w:val="0"/>
+          <w:color w:val="0F172A"/>
+          <w:sz w:val="20"/>
+        </w:rPr>
+        <w:t>默认用户与密码</w:t>
+      </w:r>
+      <w:r>
+        <w:rPr>
+          <w:rFonts w:ascii="Microsoft YaHei" w:hAnsi="Microsoft YaHei"/>
+          <w:rFonts w:ascii="Microsoft YaHei" w:hAnsi="Microsoft YaHei" w:eastAsia="Microsoft YaHei"/>
+          <w:b w:val="0"/>
+          <w:i w:val="0"/>
+          <w:color w:val="334155"/>
+          <w:sz w:val="20"/>
+        </w:rPr>
+        <w:t>：</w:t>
+      </w:r>
+    </w:p>
+    <w:p>
+      <w:pPr>
+        <w:spacing w:before="40" w:after="40"/>
+        <w:ind w:left="360"/>
+      </w:pPr>
+      <w:r>
+        <w:rPr>
+          <w:rFonts w:ascii="Microsoft YaHei" w:hAnsi="Microsoft YaHei"/>
+          <w:rFonts w:ascii="Microsoft YaHei" w:hAnsi="Microsoft YaHei" w:eastAsia="Microsoft YaHei"/>
+          <w:b/>
+          <w:i w:val="0"/>
+          <w:color w:val="3B82F6"/>
+          <w:sz w:val="20"/>
+        </w:rPr>
+        <w:t xml:space="preserve">• </w:t>
+      </w:r>
+      <w:r>
+        <w:rPr>
+          <w:rFonts w:ascii="Microsoft YaHei" w:hAnsi="Microsoft YaHei"/>
+          <w:rFonts w:ascii="Microsoft YaHei" w:hAnsi="Microsoft YaHei" w:eastAsia="Microsoft YaHei"/>
+          <w:b w:val="0"/>
+          <w:i w:val="0"/>
+          <w:color w:val="334155"/>
+          <w:sz w:val="20"/>
+        </w:rPr>
+        <w:t>用户：`root`</w:t>
+      </w:r>
+    </w:p>
+    <w:p>
+      <w:pPr>
+        <w:spacing w:before="40" w:after="40"/>
+        <w:ind w:left="360"/>
+      </w:pPr>
+      <w:r>
+        <w:rPr>
+          <w:rFonts w:ascii="Microsoft YaHei" w:hAnsi="Microsoft YaHei"/>
+          <w:rFonts w:ascii="Microsoft YaHei" w:hAnsi="Microsoft YaHei" w:eastAsia="Microsoft YaHei"/>
+          <w:b/>
+          <w:i w:val="0"/>
+          <w:color w:val="3B82F6"/>
+          <w:sz w:val="20"/>
+        </w:rPr>
+        <w:t xml:space="preserve">• </w:t>
+      </w:r>
+      <w:r>
+        <w:rPr>
+          <w:rFonts w:ascii="Microsoft YaHei" w:hAnsi="Microsoft YaHei"/>
+          <w:rFonts w:ascii="Microsoft YaHei" w:hAnsi="Microsoft YaHei" w:eastAsia="Microsoft YaHei"/>
+          <w:b w:val="0"/>
+          <w:i w:val="0"/>
+          <w:color w:val="334155"/>
+          <w:sz w:val="20"/>
+        </w:rPr>
+        <w:t>默认密码：`ubuntu`（采用 SHA-512 crypt 哈希存储于 `/etc/shadow`）</w:t>
+      </w:r>
+    </w:p>
+    <w:p>
+      <w:pPr>
+        <w:spacing w:before="40" w:after="40"/>
+        <w:ind w:left="360"/>
+      </w:pPr>
+      <w:r>
+        <w:rPr>
+          <w:rFonts w:ascii="Microsoft YaHei" w:hAnsi="Microsoft YaHei"/>
+          <w:rFonts w:ascii="Microsoft YaHei" w:hAnsi="Microsoft YaHei" w:eastAsia="Microsoft YaHei"/>
+          <w:b/>
+          <w:i w:val="0"/>
+          <w:color w:val="3B82F6"/>
+          <w:sz w:val="20"/>
+        </w:rPr>
+        <w:t xml:space="preserve">• </w:t>
+      </w:r>
+      <w:r>
+        <w:rPr>
+          <w:rFonts w:ascii="Microsoft YaHei" w:hAnsi="Microsoft YaHei"/>
+          <w:rFonts w:ascii="Microsoft YaHei" w:hAnsi="Microsoft YaHei" w:eastAsia="Microsoft YaHei"/>
+          <w:b w:val="0"/>
+          <w:i w:val="0"/>
+          <w:color w:val="334155"/>
+          <w:sz w:val="20"/>
+        </w:rPr>
+      </w:r>
+      <w:r>
+        <w:rPr>
+          <w:rFonts w:ascii="Microsoft YaHei" w:hAnsi="Microsoft YaHei"/>
+          <w:rFonts w:ascii="Microsoft YaHei" w:hAnsi="Microsoft YaHei" w:eastAsia="Microsoft YaHei"/>
+          <w:b/>
+          <w:i w:val="0"/>
+          <w:color w:val="0F172A"/>
+          <w:sz w:val="20"/>
+        </w:rPr>
+        <w:t>端口与自启动设计</w:t>
+      </w:r>
+      <w:r>
+        <w:rPr>
+          <w:rFonts w:ascii="Microsoft YaHei" w:hAnsi="Microsoft YaHei"/>
+          <w:rFonts w:ascii="Microsoft YaHei" w:hAnsi="Microsoft YaHei" w:eastAsia="Microsoft YaHei"/>
+          <w:b w:val="0"/>
+          <w:i w:val="0"/>
+          <w:color w:val="334155"/>
+          <w:sz w:val="20"/>
+        </w:rPr>
+        <w:t>：</w:t>
+      </w:r>
+    </w:p>
+    <w:p>
+      <w:pPr>
+        <w:spacing w:before="40" w:after="40"/>
+        <w:ind w:left="360"/>
+      </w:pPr>
+      <w:r>
+        <w:rPr>
+          <w:rFonts w:ascii="Microsoft YaHei" w:hAnsi="Microsoft YaHei"/>
+          <w:rFonts w:ascii="Microsoft YaHei" w:hAnsi="Microsoft YaHei" w:eastAsia="Microsoft YaHei"/>
+          <w:b/>
+          <w:i w:val="0"/>
+          <w:color w:val="3B82F6"/>
+          <w:sz w:val="20"/>
+        </w:rPr>
+        <w:t xml:space="preserve">• </w:t>
+      </w:r>
+      <w:r>
+        <w:rPr>
+          <w:rFonts w:ascii="Microsoft YaHei" w:hAnsi="Microsoft YaHei"/>
+          <w:rFonts w:ascii="Microsoft YaHei" w:hAnsi="Microsoft YaHei" w:eastAsia="Microsoft YaHei"/>
+          <w:b w:val="0"/>
+          <w:i w:val="0"/>
+          <w:color w:val="334155"/>
+          <w:sz w:val="20"/>
+        </w:rPr>
+        <w:t>监听端口：`2222`（规避 Android &lt; 1024 端口特权限制）。</w:t>
+      </w:r>
+    </w:p>
+    <w:p>
+      <w:pPr>
+        <w:spacing w:before="40" w:after="40"/>
+        <w:ind w:left="360"/>
+      </w:pPr>
+      <w:r>
+        <w:rPr>
+          <w:rFonts w:ascii="Microsoft YaHei" w:hAnsi="Microsoft YaHei"/>
+          <w:rFonts w:ascii="Microsoft YaHei" w:hAnsi="Microsoft YaHei" w:eastAsia="Microsoft YaHei"/>
+          <w:b/>
+          <w:i w:val="0"/>
+          <w:color w:val="3B82F6"/>
+          <w:sz w:val="20"/>
+        </w:rPr>
+        <w:t xml:space="preserve">• </w:t>
+      </w:r>
+      <w:r>
+        <w:rPr>
+          <w:rFonts w:ascii="Microsoft YaHei" w:hAnsi="Microsoft YaHei"/>
+          <w:rFonts w:ascii="Microsoft YaHei" w:hAnsi="Microsoft YaHei" w:eastAsia="Microsoft YaHei"/>
+          <w:b w:val="0"/>
+          <w:i w:val="0"/>
+          <w:color w:val="334155"/>
+          <w:sz w:val="20"/>
+        </w:rPr>
+        <w:t>在 `/root/.bashrc` 中通过 `pgrep -x sshd` 确保每次打开交互终端时自动检查并启动后台 SSH 服务，并显示欢迎横幅与登录连接指引。</w:t>
+      </w:r>
+    </w:p>
+    <w:p>
+      <w:pPr>
+        <w:spacing w:before="160" w:after="160"/>
+        <w:pBdr>
+          <w:bottom w:val="single" w:sz="6" w:space="1" w:color="E5E7EB"/>
+        </w:pBdr>
+      </w:pPr>
+    </w:p>
+    <w:p>
+      <w:pPr>
+        <w:keepNext/>
+        <w:spacing w:before="280" w:after="160"/>
+      </w:pPr>
+      <w:r>
+        <w:rPr>
+          <w:rFonts w:ascii="Microsoft YaHei" w:hAnsi="Microsoft YaHei"/>
+          <w:rFonts w:ascii="Microsoft YaHei" w:hAnsi="Microsoft YaHei" w:eastAsia="Microsoft YaHei"/>
+          <w:b/>
+          <w:i w:val="0"/>
+          <w:color w:val="1E3A8A"/>
+          <w:sz w:val="30"/>
+        </w:rPr>
+        <w:t>4. 核心问题与解决方案 (Troubleshooting Matrix)</w:t>
+      </w:r>
+    </w:p>
+    <w:tbl>
+      <w:tblPr>
+        <w:tblW w:type="auto" w:w="0"/>
+        <w:jc w:val="center"/>
+        <w:tblLook w:firstColumn="1" w:firstRow="1" w:lastColumn="0" w:lastRow="0" w:noHBand="0" w:noVBand="1" w:val="04A0"/>
+        <w:tblBorders>
+          <w:top w:val="single" w:sz="4" w:space="0" w:color="D1D5DB"/>
+          <w:bottom w:val="single" w:sz="4" w:space="0" w:color="D1D5DB"/>
+          <w:insideH w:val="single" w:sz="4" w:space="0" w:color="D1D5DB"/>
+          <w:insideV w:val="none"/>
+          <w:left w:val="none"/>
+          <w:right w:val="none"/>
+        </w:tblBorders>
+      </w:tblPr>
+      <w:tblGrid>
+        <w:gridCol w:w="3120"/>
+        <w:gridCol w:w="3120"/>
+        <w:gridCol w:w="3120"/>
+      </w:tblGrid>
+      <w:tr>
+        <w:tc>
+          <w:tcPr>
+            <w:tcW w:type="dxa" w:w="3120"/>
+            <w:shd w:fill="F1F5F9"/>
+            <w:tcMar>
+              <w:top w:w="120" w:type="dxa"/>
+              <w:bottom w:w="120" w:type="dxa"/>
+              <w:left w:w="150" w:type="dxa"/>
+              <w:right w:w="150" w:type="dxa"/>
+            </w:tcMar>
+          </w:tcPr>
+          <w:p>
+            <w:pPr>
+              <w:spacing w:before="40" w:after="40"/>
+            </w:pPr>
+            <w:r>
+              <w:rPr>
+                <w:rFonts w:ascii="Microsoft YaHei" w:hAnsi="Microsoft YaHei"/>
+                <w:rFonts w:ascii="Microsoft YaHei" w:hAnsi="Microsoft YaHei" w:eastAsia="Microsoft YaHei"/>
+                <w:b/>
+                <w:i w:val="0"/>
+                <w:color w:val="1E293B"/>
+                <w:sz w:val="20"/>
+              </w:rPr>
+              <w:t>核心问题</w:t>
+            </w:r>
+          </w:p>
+        </w:tc>
+        <w:tc>
+          <w:tcPr>
+            <w:tcW w:type="dxa" w:w="3120"/>
+            <w:shd w:fill="F1F5F9"/>
+            <w:tcMar>
+              <w:top w:w="120" w:type="dxa"/>
+              <w:bottom w:w="120" w:type="dxa"/>
+              <w:left w:w="150" w:type="dxa"/>
+              <w:right w:w="150" w:type="dxa"/>
+            </w:tcMar>
+          </w:tcPr>
+          <w:p>
+            <w:pPr>
+              <w:spacing w:before="40" w:after="40"/>
+            </w:pPr>
+            <w:r>
+              <w:rPr>
+                <w:rFonts w:ascii="Microsoft YaHei" w:hAnsi="Microsoft YaHei"/>
+                <w:rFonts w:ascii="Microsoft YaHei" w:hAnsi="Microsoft YaHei" w:eastAsia="Microsoft YaHei"/>
+                <w:b/>
+                <w:i w:val="0"/>
+                <w:color w:val="1E293B"/>
+                <w:sz w:val="20"/>
+              </w:rPr>
+              <w:t>根本原因</w:t>
+            </w:r>
+          </w:p>
+        </w:tc>
+        <w:tc>
+          <w:tcPr>
+            <w:tcW w:type="dxa" w:w="3120"/>
+            <w:shd w:fill="F1F5F9"/>
+            <w:tcMar>
+              <w:top w:w="120" w:type="dxa"/>
+              <w:bottom w:w="120" w:type="dxa"/>
+              <w:left w:w="150" w:type="dxa"/>
+              <w:right w:w="150" w:type="dxa"/>
+            </w:tcMar>
+          </w:tcPr>
+          <w:p>
+            <w:pPr>
+              <w:spacing w:before="40" w:after="40"/>
+            </w:pPr>
+            <w:r>
+              <w:rPr>
+                <w:rFonts w:ascii="Microsoft YaHei" w:hAnsi="Microsoft YaHei"/>
+                <w:rFonts w:ascii="Microsoft YaHei" w:hAnsi="Microsoft YaHei" w:eastAsia="Microsoft YaHei"/>
+                <w:b/>
+                <w:i w:val="0"/>
+                <w:color w:val="1E293B"/>
+                <w:sz w:val="20"/>
+              </w:rPr>
+              <w:t>最终解决方案</w:t>
+            </w:r>
+          </w:p>
+        </w:tc>
+      </w:tr>
+      <w:tr>
+        <w:tc>
+          <w:tcPr>
+            <w:tcW w:type="dxa" w:w="3120"/>
+            <w:shd w:fill="FFFFFF"/>
+            <w:tcMar>
+              <w:top w:w="100" w:type="dxa"/>
+              <w:bottom w:w="100" w:type="dxa"/>
+              <w:left w:w="150" w:type="dxa"/>
+              <w:right w:w="150" w:type="dxa"/>
+            </w:tcMar>
+          </w:tcPr>
+          <w:p>
+            <w:pPr>
+              <w:spacing w:before="40" w:after="40"/>
+            </w:pPr>
+            <w:r>
+              <w:rPr>
+                <w:rFonts w:ascii="Microsoft YaHei" w:hAnsi="Microsoft YaHei"/>
+                <w:rFonts w:ascii="Microsoft YaHei" w:hAnsi="Microsoft YaHei" w:eastAsia="Microsoft YaHei"/>
+                <w:b w:val="0"/>
+                <w:i w:val="0"/>
+                <w:color w:val="334155"/>
+                <w:sz w:val="19"/>
+              </w:rPr>
+              <w:t>**Android 10+ W^X 拦截 (Permission Denied)**</w:t>
+            </w:r>
+          </w:p>
+        </w:tc>
+        <w:tc>
+          <w:tcPr>
+            <w:tcW w:type="dxa" w:w="3120"/>
+            <w:shd w:fill="FFFFFF"/>
+            <w:tcMar>
+              <w:top w:w="100" w:type="dxa"/>
+              <w:bottom w:w="100" w:type="dxa"/>
+              <w:left w:w="150" w:type="dxa"/>
+              <w:right w:w="150" w:type="dxa"/>
+            </w:tcMar>
+          </w:tcPr>
+          <w:p>
+            <w:pPr>
+              <w:spacing w:before="40" w:after="40"/>
+            </w:pPr>
+            <w:r>
+              <w:rPr>
+                <w:rFonts w:ascii="Microsoft YaHei" w:hAnsi="Microsoft YaHei"/>
+                <w:rFonts w:ascii="Microsoft YaHei" w:hAnsi="Microsoft YaHei" w:eastAsia="Microsoft YaHei"/>
+                <w:b w:val="0"/>
+                <w:i w:val="0"/>
+                <w:color w:val="334155"/>
+                <w:sz w:val="19"/>
+              </w:rPr>
+              <w:t>`targetSdk &gt;= 29` 触发 SELinux 强制规则，禁止在沙盒数据目录执行可写二进制文件。</w:t>
+            </w:r>
+          </w:p>
+        </w:tc>
+        <w:tc>
+          <w:tcPr>
+            <w:tcW w:type="dxa" w:w="3120"/>
+            <w:shd w:fill="FFFFFF"/>
+            <w:tcMar>
+              <w:top w:w="100" w:type="dxa"/>
+              <w:bottom w:w="100" w:type="dxa"/>
+              <w:left w:w="150" w:type="dxa"/>
+              <w:right w:w="150" w:type="dxa"/>
+            </w:tcMar>
+          </w:tcPr>
+          <w:p>
+            <w:pPr>
+              <w:spacing w:before="40" w:after="40"/>
+            </w:pPr>
+            <w:r>
+              <w:rPr>
+                <w:rFonts w:ascii="Microsoft YaHei" w:hAnsi="Microsoft YaHei"/>
+                <w:rFonts w:ascii="Microsoft YaHei" w:hAnsi="Microsoft YaHei" w:eastAsia="Microsoft YaHei"/>
+                <w:b w:val="0"/>
+                <w:i w:val="0"/>
+                <w:color w:val="334155"/>
+                <w:sz w:val="19"/>
+              </w:rPr>
+              <w:t>调整 `targetSdk = 28`，允许 PRoot 在临时目录解压并执行加载器，符合容器应用行业标准架构。</w:t>
+            </w:r>
+          </w:p>
+        </w:tc>
+      </w:tr>
+      <w:tr>
+        <w:tc>
+          <w:tcPr>
+            <w:tcW w:type="dxa" w:w="3120"/>
+            <w:shd w:fill="F8FAFC"/>
+            <w:tcMar>
+              <w:top w:w="100" w:type="dxa"/>
+              <w:bottom w:w="100" w:type="dxa"/>
+              <w:left w:w="150" w:type="dxa"/>
+              <w:right w:w="150" w:type="dxa"/>
+            </w:tcMar>
+          </w:tcPr>
+          <w:p>
+            <w:pPr>
+              <w:spacing w:before="40" w:after="40"/>
+            </w:pPr>
+            <w:r>
+              <w:rPr>
+                <w:rFonts w:ascii="Microsoft YaHei" w:hAnsi="Microsoft YaHei"/>
+                <w:rFonts w:ascii="Microsoft YaHei" w:hAnsi="Microsoft YaHei" w:eastAsia="Microsoft YaHei"/>
+                <w:b w:val="0"/>
+                <w:i w:val="0"/>
+                <w:color w:val="334155"/>
+                <w:sz w:val="19"/>
+              </w:rPr>
+              <w:t>**SECCOMP SIGSYS 信号崩溃 (signal 31)**</w:t>
+            </w:r>
+          </w:p>
+        </w:tc>
+        <w:tc>
+          <w:tcPr>
+            <w:tcW w:type="dxa" w:w="3120"/>
+            <w:shd w:fill="F8FAFC"/>
+            <w:tcMar>
+              <w:top w:w="100" w:type="dxa"/>
+              <w:bottom w:w="100" w:type="dxa"/>
+              <w:left w:w="150" w:type="dxa"/>
+              <w:right w:w="150" w:type="dxa"/>
+            </w:tcMar>
+          </w:tcPr>
+          <w:p>
+            <w:pPr>
+              <w:spacing w:before="40" w:after="40"/>
+            </w:pPr>
+            <w:r>
+              <w:rPr>
+                <w:rFonts w:ascii="Microsoft YaHei" w:hAnsi="Microsoft YaHei"/>
+                <w:rFonts w:ascii="Microsoft YaHei" w:hAnsi="Microsoft YaHei" w:eastAsia="Microsoft YaHei"/>
+                <w:b w:val="0"/>
+                <w:i w:val="0"/>
+                <w:color w:val="334155"/>
+                <w:sz w:val="19"/>
+              </w:rPr>
+              <w:t>Ubuntu 22.04 glibc 2.35 尝试执行 `rseq` 等系统调用，被 Android Zygote SECCOMP BPF 白名单拦截并发送 SIGSYS。</w:t>
+            </w:r>
+          </w:p>
+        </w:tc>
+        <w:tc>
+          <w:tcPr>
+            <w:tcW w:type="dxa" w:w="3120"/>
+            <w:shd w:fill="F8FAFC"/>
+            <w:tcMar>
+              <w:top w:w="100" w:type="dxa"/>
+              <w:bottom w:w="100" w:type="dxa"/>
+              <w:left w:w="150" w:type="dxa"/>
+              <w:right w:w="150" w:type="dxa"/>
+            </w:tcMar>
+          </w:tcPr>
+          <w:p>
+            <w:pPr>
+              <w:spacing w:before="40" w:after="40"/>
+            </w:pPr>
+            <w:r>
+              <w:rPr>
+                <w:rFonts w:ascii="Microsoft YaHei" w:hAnsi="Microsoft YaHei"/>
+                <w:rFonts w:ascii="Microsoft YaHei" w:hAnsi="Microsoft YaHei" w:eastAsia="Microsoft YaHei"/>
+                <w:b w:val="0"/>
+                <w:i w:val="0"/>
+                <w:color w:val="334155"/>
+                <w:sz w:val="19"/>
+              </w:rPr>
+              <w:t>集成 Termux 深度定制的 PRoot 引擎与静态 `loader`，自动吞咽并模拟转换 SECCOMP 阻断信号。</w:t>
+            </w:r>
+          </w:p>
+        </w:tc>
+      </w:tr>
+      <w:tr>
+        <w:tc>
+          <w:tcPr>
+            <w:tcW w:type="dxa" w:w="3120"/>
+            <w:shd w:fill="FFFFFF"/>
+            <w:tcMar>
+              <w:top w:w="100" w:type="dxa"/>
+              <w:bottom w:w="100" w:type="dxa"/>
+              <w:left w:w="150" w:type="dxa"/>
+              <w:right w:w="150" w:type="dxa"/>
+            </w:tcMar>
+          </w:tcPr>
+          <w:p>
+            <w:pPr>
+              <w:spacing w:before="40" w:after="40"/>
+            </w:pPr>
+            <w:r>
+              <w:rPr>
+                <w:rFonts w:ascii="Microsoft YaHei" w:hAnsi="Microsoft YaHei"/>
+                <w:rFonts w:ascii="Microsoft YaHei" w:hAnsi="Microsoft YaHei" w:eastAsia="Microsoft YaHei"/>
+                <w:b w:val="0"/>
+                <w:i w:val="0"/>
+                <w:color w:val="334155"/>
+                <w:sz w:val="19"/>
+              </w:rPr>
+              <w:t>**动态链接库找不到 (libtalloc.so not found)**</w:t>
+            </w:r>
+          </w:p>
+        </w:tc>
+        <w:tc>
+          <w:tcPr>
+            <w:tcW w:type="dxa" w:w="3120"/>
+            <w:shd w:fill="FFFFFF"/>
+            <w:tcMar>
+              <w:top w:w="100" w:type="dxa"/>
+              <w:bottom w:w="100" w:type="dxa"/>
+              <w:left w:w="150" w:type="dxa"/>
+              <w:right w:w="150" w:type="dxa"/>
+            </w:tcMar>
+          </w:tcPr>
+          <w:p>
+            <w:pPr>
+              <w:spacing w:before="40" w:after="40"/>
+            </w:pPr>
+            <w:r>
+              <w:rPr>
+                <w:rFonts w:ascii="Microsoft YaHei" w:hAnsi="Microsoft YaHei"/>
+                <w:rFonts w:ascii="Microsoft YaHei" w:hAnsi="Microsoft YaHei" w:eastAsia="Microsoft YaHei"/>
+                <w:b w:val="0"/>
+                <w:i w:val="0"/>
+                <w:color w:val="334155"/>
+                <w:sz w:val="19"/>
+              </w:rPr>
+              <w:t>PRoot 依赖 `libtalloc.so` 和 `libandroid-shmem.so`，直接执行 ELF 时链接器未在默认路径找到。</w:t>
+            </w:r>
+          </w:p>
+        </w:tc>
+        <w:tc>
+          <w:tcPr>
+            <w:tcW w:type="dxa" w:w="3120"/>
+            <w:shd w:fill="FFFFFF"/>
+            <w:tcMar>
+              <w:top w:w="100" w:type="dxa"/>
+              <w:bottom w:w="100" w:type="dxa"/>
+              <w:left w:w="150" w:type="dxa"/>
+              <w:right w:w="150" w:type="dxa"/>
+            </w:tcMar>
+          </w:tcPr>
+          <w:p>
+            <w:pPr>
+              <w:spacing w:before="40" w:after="40"/>
+            </w:pPr>
+            <w:r>
+              <w:rPr>
+                <w:rFonts w:ascii="Microsoft YaHei" w:hAnsi="Microsoft YaHei"/>
+                <w:rFonts w:ascii="Microsoft YaHei" w:hAnsi="Microsoft YaHei" w:eastAsia="Microsoft YaHei"/>
+                <w:b w:val="0"/>
+                <w:i w:val="0"/>
+                <w:color w:val="334155"/>
+                <w:sz w:val="19"/>
+              </w:rPr>
+              <w:t>在 `TerminalSession` 启动环境变量中注入 `LD_LIBRARY_PATH=${context.applicationInfo.nativeLibraryDir}`。</w:t>
+            </w:r>
+          </w:p>
+        </w:tc>
+      </w:tr>
+      <w:tr>
+        <w:tc>
+          <w:tcPr>
+            <w:tcW w:type="dxa" w:w="3120"/>
+            <w:shd w:fill="F8FAFC"/>
+            <w:tcMar>
+              <w:top w:w="100" w:type="dxa"/>
+              <w:bottom w:w="100" w:type="dxa"/>
+              <w:left w:w="150" w:type="dxa"/>
+              <w:right w:w="150" w:type="dxa"/>
+            </w:tcMar>
+          </w:tcPr>
+          <w:p>
+            <w:pPr>
+              <w:spacing w:before="40" w:after="40"/>
+            </w:pPr>
+            <w:r>
+              <w:rPr>
+                <w:rFonts w:ascii="Microsoft YaHei" w:hAnsi="Microsoft YaHei"/>
+                <w:rFonts w:ascii="Microsoft YaHei" w:hAnsi="Microsoft YaHei" w:eastAsia="Microsoft YaHei"/>
+                <w:b w:val="0"/>
+                <w:i w:val="0"/>
+                <w:color w:val="334155"/>
+                <w:sz w:val="19"/>
+              </w:rPr>
+              <w:t>**APT 降权沙箱报错 (EPERM setgroups)**</w:t>
+            </w:r>
+          </w:p>
+        </w:tc>
+        <w:tc>
+          <w:tcPr>
+            <w:tcW w:type="dxa" w:w="3120"/>
+            <w:shd w:fill="F8FAFC"/>
+            <w:tcMar>
+              <w:top w:w="100" w:type="dxa"/>
+              <w:bottom w:w="100" w:type="dxa"/>
+              <w:left w:w="150" w:type="dxa"/>
+              <w:right w:w="150" w:type="dxa"/>
+            </w:tcMar>
+          </w:tcPr>
+          <w:p>
+            <w:pPr>
+              <w:spacing w:before="40" w:after="40"/>
+            </w:pPr>
+            <w:r>
+              <w:rPr>
+                <w:rFonts w:ascii="Microsoft YaHei" w:hAnsi="Microsoft YaHei"/>
+                <w:rFonts w:ascii="Microsoft YaHei" w:hAnsi="Microsoft YaHei" w:eastAsia="Microsoft YaHei"/>
+                <w:b w:val="0"/>
+                <w:i w:val="0"/>
+                <w:color w:val="334155"/>
+                <w:sz w:val="19"/>
+              </w:rPr>
+              <w:t>APT 默认使用 `_apt` 账户执行下载，调用 `setgroups()` 降权在非 root PRoot 下抛出 `Permission denied`。</w:t>
+            </w:r>
+          </w:p>
+        </w:tc>
+        <w:tc>
+          <w:tcPr>
+            <w:tcW w:type="dxa" w:w="3120"/>
+            <w:shd w:fill="F8FAFC"/>
+            <w:tcMar>
+              <w:top w:w="100" w:type="dxa"/>
+              <w:bottom w:w="100" w:type="dxa"/>
+              <w:left w:w="150" w:type="dxa"/>
+              <w:right w:w="150" w:type="dxa"/>
+            </w:tcMar>
+          </w:tcPr>
+          <w:p>
+            <w:pPr>
+              <w:spacing w:before="40" w:after="40"/>
+            </w:pPr>
+            <w:r>
+              <w:rPr>
+                <w:rFonts w:ascii="Microsoft YaHei" w:hAnsi="Microsoft YaHei"/>
+                <w:rFonts w:ascii="Microsoft YaHei" w:hAnsi="Microsoft YaHei" w:eastAsia="Microsoft YaHei"/>
+                <w:b w:val="0"/>
+                <w:i w:val="0"/>
+                <w:color w:val="334155"/>
+                <w:sz w:val="19"/>
+              </w:rPr>
+              <w:t>在 `/etc/apt/apt.conf.d/99proot` 中注入 `APT::Sandbox::User "root";`，指示 APT 维持当前用户身份。</w:t>
+            </w:r>
+          </w:p>
+        </w:tc>
+      </w:tr>
+      <w:tr>
+        <w:tc>
+          <w:tcPr>
+            <w:tcW w:type="dxa" w:w="3120"/>
+            <w:shd w:fill="FFFFFF"/>
+            <w:tcMar>
+              <w:top w:w="100" w:type="dxa"/>
+              <w:bottom w:w="100" w:type="dxa"/>
+              <w:left w:w="150" w:type="dxa"/>
+              <w:right w:w="150" w:type="dxa"/>
+            </w:tcMar>
+          </w:tcPr>
+          <w:p>
+            <w:pPr>
+              <w:spacing w:before="40" w:after="40"/>
+            </w:pPr>
+            <w:r>
+              <w:rPr>
+                <w:rFonts w:ascii="Microsoft YaHei" w:hAnsi="Microsoft YaHei"/>
+                <w:rFonts w:ascii="Microsoft YaHei" w:hAnsi="Microsoft YaHei" w:eastAsia="Microsoft YaHei"/>
+                <w:b w:val="0"/>
+                <w:i w:val="0"/>
+                <w:color w:val="334155"/>
+                <w:sz w:val="19"/>
+              </w:rPr>
+              <w:t>**APT HTTPS 证书与域名解析失败**</w:t>
+            </w:r>
+          </w:p>
+        </w:tc>
+        <w:tc>
+          <w:tcPr>
+            <w:tcW w:type="dxa" w:w="3120"/>
+            <w:shd w:fill="FFFFFF"/>
+            <w:tcMar>
+              <w:top w:w="100" w:type="dxa"/>
+              <w:bottom w:w="100" w:type="dxa"/>
+              <w:left w:w="150" w:type="dxa"/>
+              <w:right w:w="150" w:type="dxa"/>
+            </w:tcMar>
+          </w:tcPr>
+          <w:p>
+            <w:pPr>
+              <w:spacing w:before="40" w:after="40"/>
+            </w:pPr>
+            <w:r>
+              <w:rPr>
+                <w:rFonts w:ascii="Microsoft YaHei" w:hAnsi="Microsoft YaHei"/>
+                <w:rFonts w:ascii="Microsoft YaHei" w:hAnsi="Microsoft YaHei" w:eastAsia="Microsoft YaHei"/>
+                <w:b w:val="0"/>
+                <w:i w:val="0"/>
+                <w:color w:val="334155"/>
+                <w:sz w:val="19"/>
+              </w:rPr>
+              <w:t>极简 rootfs 缺少 CA 根证书包；部分 Android 环境下 `/etc/resolv.conf` 为空导致 DNS 解析超时。</w:t>
+            </w:r>
+          </w:p>
+        </w:tc>
+        <w:tc>
+          <w:tcPr>
+            <w:tcW w:type="dxa" w:w="3120"/>
+            <w:shd w:fill="FFFFFF"/>
+            <w:tcMar>
+              <w:top w:w="100" w:type="dxa"/>
+              <w:bottom w:w="100" w:type="dxa"/>
+              <w:left w:w="150" w:type="dxa"/>
+              <w:right w:w="150" w:type="dxa"/>
+            </w:tcMar>
+          </w:tcPr>
+          <w:p>
+            <w:pPr>
+              <w:spacing w:before="40" w:after="40"/>
+            </w:pPr>
+            <w:r>
+              <w:rPr>
+                <w:rFonts w:ascii="Microsoft YaHei" w:hAnsi="Microsoft YaHei"/>
+                <w:rFonts w:ascii="Microsoft YaHei" w:hAnsi="Microsoft YaHei" w:eastAsia="Microsoft YaHei"/>
+                <w:b w:val="0"/>
+                <w:i w:val="0"/>
+                <w:color w:val="334155"/>
+                <w:sz w:val="19"/>
+              </w:rPr>
+              <w:t>1. 注入 121 个公认 CA 证书至 `/etc/ssl/certs/ca-certificates.crt`。</w:t>
+              <w:br/>
+              <w:t>2. 自动生成 `/etc/resolv.conf`，预设国内高速 DNS。</w:t>
+            </w:r>
+          </w:p>
+        </w:tc>
+      </w:tr>
+      <w:tr>
+        <w:tc>
+          <w:tcPr>
+            <w:tcW w:type="dxa" w:w="3120"/>
+            <w:shd w:fill="F8FAFC"/>
+            <w:tcMar>
+              <w:top w:w="100" w:type="dxa"/>
+              <w:bottom w:w="100" w:type="dxa"/>
+              <w:left w:w="150" w:type="dxa"/>
+              <w:right w:w="150" w:type="dxa"/>
+            </w:tcMar>
+          </w:tcPr>
+          <w:p>
+            <w:pPr>
+              <w:spacing w:before="40" w:after="40"/>
+            </w:pPr>
+            <w:r>
+              <w:rPr>
+                <w:rFonts w:ascii="Microsoft YaHei" w:hAnsi="Microsoft YaHei"/>
+                <w:rFonts w:ascii="Microsoft YaHei" w:hAnsi="Microsoft YaHei" w:eastAsia="Microsoft YaHei"/>
+                <w:b w:val="0"/>
+                <w:i w:val="0"/>
+                <w:color w:val="334155"/>
+                <w:sz w:val="19"/>
+              </w:rPr>
+              <w:t>**SSH 登录端口特权限制**</w:t>
+            </w:r>
+          </w:p>
+        </w:tc>
+        <w:tc>
+          <w:tcPr>
+            <w:tcW w:type="dxa" w:w="3120"/>
+            <w:shd w:fill="F8FAFC"/>
+            <w:tcMar>
+              <w:top w:w="100" w:type="dxa"/>
+              <w:bottom w:w="100" w:type="dxa"/>
+              <w:left w:w="150" w:type="dxa"/>
+              <w:right w:w="150" w:type="dxa"/>
+            </w:tcMar>
+          </w:tcPr>
+          <w:p>
+            <w:pPr>
+              <w:spacing w:before="40" w:after="40"/>
+            </w:pPr>
+            <w:r>
+              <w:rPr>
+                <w:rFonts w:ascii="Microsoft YaHei" w:hAnsi="Microsoft YaHei"/>
+                <w:rFonts w:ascii="Microsoft YaHei" w:hAnsi="Microsoft YaHei" w:eastAsia="Microsoft YaHei"/>
+                <w:b w:val="0"/>
+                <w:i w:val="0"/>
+                <w:color w:val="334155"/>
+                <w:sz w:val="19"/>
+              </w:rPr>
+              <w:t>Linux 默认 SSH 端口 22 属于特权端口（&lt; 1024），Android 非 root 应用无法绑定。</w:t>
+            </w:r>
+          </w:p>
+        </w:tc>
+        <w:tc>
+          <w:tcPr>
+            <w:tcW w:type="dxa" w:w="3120"/>
+            <w:shd w:fill="F8FAFC"/>
+            <w:tcMar>
+              <w:top w:w="100" w:type="dxa"/>
+              <w:bottom w:w="100" w:type="dxa"/>
+              <w:left w:w="150" w:type="dxa"/>
+              <w:right w:w="150" w:type="dxa"/>
+            </w:tcMar>
+          </w:tcPr>
+          <w:p>
+            <w:pPr>
+              <w:spacing w:before="40" w:after="40"/>
+            </w:pPr>
+            <w:r>
+              <w:rPr>
+                <w:rFonts w:ascii="Microsoft YaHei" w:hAnsi="Microsoft YaHei"/>
+                <w:rFonts w:ascii="Microsoft YaHei" w:hAnsi="Microsoft YaHei" w:eastAsia="Microsoft YaHei"/>
+                <w:b w:val="0"/>
+                <w:i w:val="0"/>
+                <w:color w:val="334155"/>
+                <w:sz w:val="19"/>
+              </w:rPr>
+              <w:t>修改 `/etc/ssh/sshd_config` 将监听端口设定为非特权端口 `2222`。</w:t>
+            </w:r>
+          </w:p>
+        </w:tc>
+      </w:tr>
+    </w:tbl>
+    <w:p>
+      <w:pPr>
+        <w:spacing w:after="120"/>
+      </w:pPr>
+    </w:p>
+    <w:p>
+      <w:pPr>
+        <w:spacing w:before="160" w:after="160"/>
+        <w:pBdr>
+          <w:bottom w:val="single" w:sz="6" w:space="1" w:color="E5E7EB"/>
+        </w:pBdr>
+      </w:pPr>
+    </w:p>
+    <w:p>
+      <w:pPr>
+        <w:keepNext/>
+        <w:spacing w:before="280" w:after="160"/>
+      </w:pPr>
+      <w:r>
+        <w:rPr>
+          <w:rFonts w:ascii="Microsoft YaHei" w:hAnsi="Microsoft YaHei"/>
+          <w:rFonts w:ascii="Microsoft YaHei" w:hAnsi="Microsoft YaHei" w:eastAsia="Microsoft YaHei"/>
+          <w:b/>
+          <w:i w:val="0"/>
+          <w:color w:val="1E3A8A"/>
+          <w:sz w:val="30"/>
+        </w:rPr>
+        <w:t>5. 核心代码实现清单 (Core Code Implementations)</w:t>
+      </w:r>
+    </w:p>
+    <w:p>
+      <w:pPr>
+        <w:keepNext/>
+        <w:spacing w:before="200" w:after="80"/>
+      </w:pPr>
+      <w:r>
+        <w:rPr>
+          <w:rFonts w:ascii="Microsoft YaHei" w:hAnsi="Microsoft YaHei"/>
+          <w:rFonts w:ascii="Microsoft YaHei" w:hAnsi="Microsoft YaHei" w:eastAsia="Microsoft YaHei"/>
+          <w:b/>
+          <w:i w:val="0"/>
+          <w:color w:val="1E293B"/>
+          <w:sz w:val="24"/>
+        </w:rPr>
+        <w:t>5.1 `MainActivity.kt` - 终端会话与原生 PRoot 执行</w:t>
+      </w:r>
+    </w:p>
+    <w:tbl>
+      <w:tblPr>
+        <w:tblW w:type="auto" w:w="0"/>
+        <w:jc w:val="center"/>
+        <w:tblLook w:firstColumn="1" w:firstRow="1" w:lastColumn="0" w:lastRow="0" w:noHBand="0" w:noVBand="1" w:val="04A0"/>
+      </w:tblPr>
+      <w:tblGrid>
+        <w:gridCol w:w="9360"/>
+      </w:tblGrid>
+      <w:tr>
+        <w:tc>
+          <w:tcPr>
+            <w:tcW w:type="dxa" w:w="9360"/>
+            <w:shd w:fill="F5F7FA"/>
+            <w:tcMar>
+              <w:top w:w="140" w:type="dxa"/>
+              <w:bottom w:w="140" w:type="dxa"/>
+              <w:left w:w="200" w:type="dxa"/>
+              <w:right w:w="200" w:type="dxa"/>
+            </w:tcMar>
+            <w:tcBorders>
+              <w:top w:val="single" w:sz="6" w:space="0" w:color="E2E8F0"/>
+              <w:left w:val="single" w:sz="18" w:space="0" w:color="3B82F6"/>
+              <w:bottom w:val="single" w:sz="6" w:space="0" w:color="E2E8F0"/>
+              <w:right w:val="single" w:sz="6" w:space="0" w:color="E2E8F0"/>
+            </w:tcBorders>
+          </w:tcPr>
+          <w:p>
+            <w:pPr>
+              <w:spacing w:before="40" w:after="40" w:line="276" w:lineRule="auto"/>
+            </w:pPr>
+            <w:r>
+              <w:rPr>
+                <w:rFonts w:ascii="Consolas" w:hAnsi="Consolas"/>
+                <w:rFonts w:ascii="Consolas" w:hAnsi="Consolas" w:eastAsia="Consolas"/>
+                <w:b w:val="0"/>
+                <w:i w:val="0"/>
+                <w:color w:val="283246"/>
+                <w:sz w:val="18"/>
+              </w:rPr>
+              <w:t>package com.example.ubuntuonandroid</w:t>
+              <w:br/>
+              <w:br/>
+              <w:t>import android.content.Context</w:t>
+              <w:br/>
+              <w:t>import android.os.Bundle</w:t>
+              <w:br/>
+              <w:t>import android.view.inputmethod.InputMethodManager</w:t>
+              <w:br/>
+              <w:t>import androidx.activity.ComponentActivity</w:t>
+              <w:br/>
+              <w:t>import androidx.activity.compose.setContent</w:t>
+              <w:br/>
+              <w:t>import androidx.activity.enableEdgeToEdge</w:t>
+              <w:br/>
+              <w:t>import androidx.compose.foundation.layout.*</w:t>
+              <w:br/>
+              <w:t>import androidx.compose.material3.*</w:t>
+              <w:br/>
+              <w:t>import androidx.compose.runtime.*</w:t>
+              <w:br/>
+              <w:t>import androidx.compose.ui.Alignment</w:t>
+              <w:br/>
+              <w:t>import androidx.compose.ui.Modifier</w:t>
+              <w:br/>
+              <w:t>import androidx.compose.ui.platform.LocalContext</w:t>
+              <w:br/>
+              <w:t>import androidx.compose.ui.unit.dp</w:t>
+              <w:br/>
+              <w:t>import androidx.compose.ui.viewinterop.AndroidView</w:t>
+              <w:br/>
+              <w:t>import com.example.ubuntuonandroid.ui.theme.UbuntuOnAndroidTheme</w:t>
+              <w:br/>
+              <w:t>import com.termux.terminal.TerminalSession</w:t>
+              <w:br/>
+              <w:t>import com.termux.terminal.TerminalSessionClient</w:t>
+              <w:br/>
+              <w:t>import com.termux.view.TerminalView</w:t>
+              <w:br/>
+              <w:t>import java.io.File</w:t>
+              <w:br/>
+              <w:br/>
+              <w:t>class MainActivity : ComponentActivity() {</w:t>
+              <w:br/>
+              <w:t xml:space="preserve">    override fun onCreate(savedInstanceState: Bundle?) {</w:t>
+              <w:br/>
+              <w:t xml:space="preserve">        super.onCreate(savedInstanceState)</w:t>
+              <w:br/>
+              <w:t xml:space="preserve">        enableEdgeToEdge()</w:t>
+              <w:br/>
+              <w:t xml:space="preserve">        setContent {</w:t>
+              <w:br/>
+              <w:t xml:space="preserve">            UbuntuOnAndroidTheme {</w:t>
+              <w:br/>
+              <w:t xml:space="preserve">                Scaffold(modifier = Modifier.fillMaxSize()) { innerPadding -&gt;</w:t>
+              <w:br/>
+              <w:t xml:space="preserve">                    MainScreen(modifier = Modifier.padding(innerPadding))</w:t>
+              <w:br/>
+              <w:t xml:space="preserve">                }</w:t>
+              <w:br/>
+              <w:t xml:space="preserve">            }</w:t>
+              <w:br/>
+              <w:t xml:space="preserve">        }</w:t>
+              <w:br/>
+              <w:t xml:space="preserve">    }</w:t>
+              <w:br/>
+              <w:t>}</w:t>
+              <w:br/>
+              <w:br/>
+              <w:t>@Composable</w:t>
+              <w:br/>
+              <w:t>fun MainScreen(modifier: Modifier = Modifier) {</w:t>
+              <w:br/>
+              <w:t xml:space="preserve">    val context = LocalContext.current</w:t>
+              <w:br/>
+              <w:t xml:space="preserve">    val installer = remember { EnvironmentInstaller }</w:t>
+              <w:br/>
+              <w:t xml:space="preserve">    val isInstalled by installer.isInstalled.collectAsState()</w:t>
+              <w:br/>
+              <w:t xml:space="preserve">    val installProgress by installer.installProgress.collectAsState()</w:t>
+              <w:br/>
+              <w:br/>
+              <w:t xml:space="preserve">    LaunchedEffect(Unit) {</w:t>
+              <w:br/>
+              <w:t xml:space="preserve">        installer.checkInstallation(context)</w:t>
+              <w:br/>
+              <w:t xml:space="preserve">    }</w:t>
+              <w:br/>
+              <w:br/>
+              <w:t xml:space="preserve">    Surface(</w:t>
+              <w:br/>
+              <w:t xml:space="preserve">        modifier = modifier.fillMaxSize(),</w:t>
+              <w:br/>
+              <w:t xml:space="preserve">        color = MaterialTheme.colorScheme.background</w:t>
+              <w:br/>
+              <w:t xml:space="preserve">    ) {</w:t>
+              <w:br/>
+              <w:t xml:space="preserve">        if (isInstalled) {</w:t>
+              <w:br/>
+              <w:t xml:space="preserve">            TerminalScreen(context = context)</w:t>
+              <w:br/>
+              <w:t xml:space="preserve">        } else {</w:t>
+              <w:br/>
+              <w:t xml:space="preserve">            InstallScreen(</w:t>
+              <w:br/>
+              <w:t xml:space="preserve">                progress = installProgress,</w:t>
+              <w:br/>
+              <w:t xml:space="preserve">                onInstallClick = {</w:t>
+              <w:br/>
+              <w:t xml:space="preserve">                    installer.installEnvironment(context)</w:t>
+              <w:br/>
+              <w:t xml:space="preserve">                }</w:t>
+              <w:br/>
+              <w:t xml:space="preserve">            )</w:t>
+              <w:br/>
+              <w:t xml:space="preserve">        }</w:t>
+              <w:br/>
+              <w:t xml:space="preserve">    }</w:t>
+              <w:br/>
+              <w:t>}</w:t>
+              <w:br/>
+              <w:br/>
+              <w:t>@Composable</w:t>
+              <w:br/>
+              <w:t>fun TerminalScreen(context: Context) {</w:t>
+              <w:br/>
+              <w:t xml:space="preserve">    AndroidView(</w:t>
+              <w:br/>
+              <w:t xml:space="preserve">        factory = { ctx -&gt;</w:t>
+              <w:br/>
+              <w:t xml:space="preserve">            val terminalView = TerminalView(ctx, null)</w:t>
+              <w:br/>
+              <w:t xml:space="preserve">            terminalView.setTextSize(24)</w:t>
+              <w:br/>
+              <w:t xml:space="preserve">            terminalView.keepScreenOn = true</w:t>
+              <w:br/>
+              <w:t xml:space="preserve">            </w:t>
+              <w:br/>
+              <w:t xml:space="preserve">            terminalView.post {</w:t>
+              <w:br/>
+              <w:t xml:space="preserve">                terminalView.requestFocus()</w:t>
+              <w:br/>
+              <w:t xml:space="preserve">                val imm = ctx.getSystemService(Context.INPUT_METHOD_SERVICE) as? InputMethodManager</w:t>
+              <w:br/>
+              <w:t xml:space="preserve">                imm?.toggleSoftInput(InputMethodManager.SHOW_FORCED, InputMethodManager.HIDE_IMPLICIT_ONLY)</w:t>
+              <w:br/>
+              <w:t xml:space="preserve">            }</w:t>
+              <w:br/>
+              <w:br/>
+              <w:t xml:space="preserve">            EnvironmentInstaller.ensureStartScript(context)</w:t>
+              <w:br/>
+              <w:t xml:space="preserve">            val prootBinary = File(context.applicationInfo.nativeLibraryDir, "libproot.so").absolutePath</w:t>
+              <w:br/>
+              <w:t xml:space="preserve">            val prootLoader = File(context.applicationInfo.nativeLibraryDir, "libproot_loader.so").absolutePath</w:t>
+              <w:br/>
+              <w:t xml:space="preserve">            val rootfs = File(context.filesDir, "ubuntu-fs").absolutePath</w:t>
+              <w:br/>
+              <w:t xml:space="preserve">            val tmpDir = File(context.filesDir, "tmp").absolutePath</w:t>
+              <w:br/>
+              <w:t xml:space="preserve">            </w:t>
+              <w:br/>
+              <w:t xml:space="preserve">            File(tmpDir).mkdirs()</w:t>
+              <w:br/>
+              <w:t xml:space="preserve">            File(rootfs, "tmp").mkdirs()</w:t>
+              <w:br/>
+              <w:t xml:space="preserve">            File(rootfs, "run/sshd").mkdirs()</w:t>
+              <w:br/>
+              <w:t xml:space="preserve">            </w:t>
+              <w:br/>
+              <w:t xml:space="preserve">            val executablePath = prootBinary</w:t>
+              <w:br/>
+              <w:t xml:space="preserve">            val args = arrayOf(</w:t>
+              <w:br/>
+              <w:t xml:space="preserve">                prootBinary,</w:t>
+              <w:br/>
+              <w:t xml:space="preserve">                "--link2symlink",</w:t>
+              <w:br/>
+              <w:t xml:space="preserve">                "-0",</w:t>
+              <w:br/>
+              <w:t xml:space="preserve">                "-r", rootfs,</w:t>
+              <w:br/>
+              <w:t xml:space="preserve">                "-b", "/dev",</w:t>
+              <w:br/>
+              <w:t xml:space="preserve">                "-b", "/proc",</w:t>
+              <w:br/>
+              <w:t xml:space="preserve">                "-b", "/sys",</w:t>
+              <w:br/>
+              <w:t xml:space="preserve">                "-w", "/root",</w:t>
+              <w:br/>
+              <w:t xml:space="preserve">                "/bin/bash",</w:t>
+              <w:br/>
+              <w:t xml:space="preserve">                "-l"</w:t>
+              <w:br/>
+              <w:t xml:space="preserve">            )</w:t>
+              <w:br/>
+              <w:t xml:space="preserve">            val env = arrayOf(</w:t>
+              <w:br/>
+              <w:t xml:space="preserve">                "PATH=/usr/local/sbin:/usr/local/bin:/usr/sbin:/usr/bin:/sbin:/bin",</w:t>
+              <w:br/>
+              <w:t xml:space="preserve">                "HOME=/root",</w:t>
+              <w:br/>
+              <w:t xml:space="preserve">                "TERM=xterm-256color",</w:t>
+              <w:br/>
+              <w:t xml:space="preserve">                "TMPDIR=$tmpDir",</w:t>
+              <w:br/>
+              <w:t xml:space="preserve">                "PROOT_TMP_DIR=$tmpDir",</w:t>
+              <w:br/>
+              <w:t xml:space="preserve">                "PROOT_LOADER=$prootLoader",</w:t>
+              <w:br/>
+              <w:t xml:space="preserve">                "LD_LIBRARY_PATH=" + context.applicationInfo.nativeLibraryDir</w:t>
+              <w:br/>
+              <w:t xml:space="preserve">            )</w:t>
+              <w:br/>
+              <w:t xml:space="preserve">            </w:t>
+              <w:br/>
+              <w:t xml:space="preserve">            val session = TerminalSession(</w:t>
+              <w:br/>
+              <w:t xml:space="preserve">                executablePath,</w:t>
+              <w:br/>
+              <w:t xml:space="preserve">                context.filesDir.absolutePath,</w:t>
+              <w:br/>
+              <w:t xml:space="preserve">                args,</w:t>
+              <w:br/>
+              <w:t xml:space="preserve">                env,</w:t>
+              <w:br/>
+              <w:t xml:space="preserve">                250,</w:t>
+              <w:br/>
+              <w:t xml:space="preserve">                object : TerminalSessionClient {</w:t>
+              <w:br/>
+              <w:t xml:space="preserve">                    override fun onTextChanged(session: TerminalSession) {</w:t>
+              <w:br/>
+              <w:t xml:space="preserve">                        terminalView.onScreenUpdated()</w:t>
+              <w:br/>
+              <w:t xml:space="preserve">                    }</w:t>
+              <w:br/>
+              <w:t xml:space="preserve">                    override fun onTitleChanged(session: TerminalSession) {}</w:t>
+              <w:br/>
+              <w:t xml:space="preserve">                    override fun onSessionFinished(session: TerminalSession) {}</w:t>
+              <w:br/>
+              <w:t xml:space="preserve">                    override fun onCopyTextToClipboard(session: TerminalSession, text: String) {}</w:t>
+              <w:br/>
+              <w:t xml:space="preserve">                    override fun onPasteTextFromClipboard(session: TerminalSession) {}</w:t>
+              <w:br/>
+              <w:t xml:space="preserve">                    override fun onBell(session: TerminalSession) {}</w:t>
+              <w:br/>
+              <w:t xml:space="preserve">                    override fun onColorsChanged(session: TerminalSession) {}</w:t>
+              <w:br/>
+              <w:t xml:space="preserve">                    override fun onTerminalCursorStateChange(state: Boolean) {}</w:t>
+              <w:br/>
+              <w:t xml:space="preserve">                    override fun getTerminalCursorStyle(): Int = 0</w:t>
+              <w:br/>
+              <w:t xml:space="preserve">                    override fun logError(tag: String, message: String) {}</w:t>
+              <w:br/>
+              <w:t xml:space="preserve">                    override fun logWarn(tag: String, message: String) {}</w:t>
+              <w:br/>
+              <w:t xml:space="preserve">                    override fun logInfo(tag: String, message: String) {}</w:t>
+              <w:br/>
+              <w:t xml:space="preserve">                    override fun logDebug(tag: String, message: String) {}</w:t>
+              <w:br/>
+              <w:t xml:space="preserve">                    override fun logVerbose(tag: String, message: String) {}</w:t>
+              <w:br/>
+              <w:t xml:space="preserve">                    override fun logStackTraceWithMessage(tag: String, message: String, e: Exception) {}</w:t>
+              <w:br/>
+              <w:t xml:space="preserve">                    override fun logStackTrace(tag: String, e: Exception) {}</w:t>
+              <w:br/>
+              <w:t xml:space="preserve">                }</w:t>
+              <w:br/>
+              <w:t xml:space="preserve">            )</w:t>
+              <w:br/>
+              <w:t xml:space="preserve">            </w:t>
+              <w:br/>
+              <w:t xml:space="preserve">            terminalView.attachSession(session)</w:t>
+              <w:br/>
+              <w:t xml:space="preserve">            terminalView</w:t>
+              <w:br/>
+              <w:t xml:space="preserve">        },</w:t>
+              <w:br/>
+              <w:t xml:space="preserve">        modifier = Modifier.fillMaxSize()</w:t>
+              <w:br/>
+              <w:t xml:space="preserve">    )</w:t>
+              <w:br/>
+              <w:t>}</w:t>
+            </w:r>
+          </w:p>
+        </w:tc>
+      </w:tr>
+    </w:tbl>
+    <w:p>
+      <w:pPr>
+        <w:spacing w:after="120"/>
+      </w:pPr>
+    </w:p>
+    <w:p>
+      <w:pPr>
+        <w:keepNext/>
+        <w:spacing w:before="200" w:after="80"/>
+      </w:pPr>
+      <w:r>
+        <w:rPr>
+          <w:rFonts w:ascii="Microsoft YaHei" w:hAnsi="Microsoft YaHei"/>
+          <w:rFonts w:ascii="Microsoft YaHei" w:hAnsi="Microsoft YaHei" w:eastAsia="Microsoft YaHei"/>
+          <w:b/>
+          <w:i w:val="0"/>
+          <w:color w:val="1E293B"/>
+          <w:sz w:val="24"/>
+        </w:rPr>
+        <w:t>5.2 `EnvironmentInstaller.kt` - 安装流水线与启动脚本生成</w:t>
+      </w:r>
+    </w:p>
+    <w:tbl>
+      <w:tblPr>
+        <w:tblW w:type="auto" w:w="0"/>
+        <w:jc w:val="center"/>
+        <w:tblLook w:firstColumn="1" w:firstRow="1" w:lastColumn="0" w:lastRow="0" w:noHBand="0" w:noVBand="1" w:val="04A0"/>
+      </w:tblPr>
+      <w:tblGrid>
+        <w:gridCol w:w="9360"/>
+      </w:tblGrid>
+      <w:tr>
+        <w:tc>
+          <w:tcPr>
+            <w:tcW w:type="dxa" w:w="9360"/>
+            <w:shd w:fill="F5F7FA"/>
+            <w:tcMar>
+              <w:top w:w="140" w:type="dxa"/>
+              <w:bottom w:w="140" w:type="dxa"/>
+              <w:left w:w="200" w:type="dxa"/>
+              <w:right w:w="200" w:type="dxa"/>
+            </w:tcMar>
+            <w:tcBorders>
+              <w:top w:val="single" w:sz="6" w:space="0" w:color="E2E8F0"/>
+              <w:left w:val="single" w:sz="18" w:space="0" w:color="3B82F6"/>
+              <w:bottom w:val="single" w:sz="6" w:space="0" w:color="E2E8F0"/>
+              <w:right w:val="single" w:sz="6" w:space="0" w:color="E2E8F0"/>
+            </w:tcBorders>
+          </w:tcPr>
+          <w:p>
+            <w:pPr>
+              <w:spacing w:before="40" w:after="40" w:line="276" w:lineRule="auto"/>
+            </w:pPr>
+            <w:r>
+              <w:rPr>
+                <w:rFonts w:ascii="Consolas" w:hAnsi="Consolas"/>
+                <w:rFonts w:ascii="Consolas" w:hAnsi="Consolas" w:eastAsia="Consolas"/>
+                <w:b w:val="0"/>
+                <w:i w:val="0"/>
+                <w:color w:val="283246"/>
+                <w:sz w:val="18"/>
+              </w:rPr>
+              <w:t>package com.example.ubuntuonandroid</w:t>
+              <w:br/>
+              <w:br/>
+              <w:t>import android.content.Context</w:t>
+              <w:br/>
+              <w:t>import android.util.Log</w:t>
+              <w:br/>
+              <w:t>import kotlinx.coroutines.CoroutineScope</w:t>
+              <w:br/>
+              <w:t>import kotlinx.coroutines.Dispatchers</w:t>
+              <w:br/>
+              <w:t>import kotlinx.coroutines.flow.MutableStateFlow</w:t>
+              <w:br/>
+              <w:t>import kotlinx.coroutines.flow.asStateFlow</w:t>
+              <w:br/>
+              <w:t>import kotlinx.coroutines.launch</w:t>
+              <w:br/>
+              <w:t>import java.io.File</w:t>
+              <w:br/>
+              <w:t>import java.io.FileInputStream</w:t>
+              <w:br/>
+              <w:t>import java.io.FileOutputStream</w:t>
+              <w:br/>
+              <w:t>import java.util.zip.GZIPInputStream</w:t>
+              <w:br/>
+              <w:br/>
+              <w:t>object EnvironmentInstaller {</w:t>
+              <w:br/>
+              <w:t xml:space="preserve">    private const val TAG = "EnvironmentInstaller"</w:t>
+              <w:br/>
+              <w:t xml:space="preserve">    </w:t>
+              <w:br/>
+              <w:t xml:space="preserve">    private val _isInstalled = MutableStateFlow(false)</w:t>
+              <w:br/>
+              <w:t xml:space="preserve">    val isInstalled = _isInstalled.asStateFlow()</w:t>
+              <w:br/>
+              <w:t xml:space="preserve">    </w:t>
+              <w:br/>
+              <w:t xml:space="preserve">    private val _installProgress = MutableStateFlow&lt;String?&gt;(null)</w:t>
+              <w:br/>
+              <w:t xml:space="preserve">    val installProgress = _installProgress.asStateFlow()</w:t>
+              <w:br/>
+              <w:br/>
+              <w:t xml:space="preserve">    fun checkInstallation(context: Context) {</w:t>
+              <w:br/>
+              <w:t xml:space="preserve">        val rootfsDir = File(context.filesDir, "ubuntu-fs")</w:t>
+              <w:br/>
+              <w:t xml:space="preserve">        val isInstalledFile = File(context.filesDir, "profileInstalled")</w:t>
+              <w:br/>
+              <w:t xml:space="preserve">        val bashFile = File(rootfsDir, "bin/bash")</w:t>
+              <w:br/>
+              <w:t xml:space="preserve">        val installed = isInstalledFile.exists() &amp;&amp; bashFile.exists()</w:t>
+              <w:br/>
+              <w:t xml:space="preserve">        _isInstalled.value = installed</w:t>
+              <w:br/>
+              <w:t xml:space="preserve">        if (installed) {</w:t>
+              <w:br/>
+              <w:t xml:space="preserve">            ensureStartScript(context)</w:t>
+              <w:br/>
+              <w:t xml:space="preserve">        }</w:t>
+              <w:br/>
+              <w:t xml:space="preserve">    }</w:t>
+              <w:br/>
+              <w:br/>
+              <w:t xml:space="preserve">    fun installEnvironment(context: Context) {</w:t>
+              <w:br/>
+              <w:t xml:space="preserve">        CoroutineScope(Dispatchers.IO).launch {</w:t>
+              <w:br/>
+              <w:t xml:space="preserve">            val filesDir = context.filesDir</w:t>
+              <w:br/>
+              <w:t xml:space="preserve">            val rootfsDir = File(filesDir, "ubuntu-fs")</w:t>
+              <w:br/>
+              <w:t xml:space="preserve">            val nativeLibDir = context.applicationInfo.nativeLibraryDir</w:t>
+              <w:br/>
+              <w:t xml:space="preserve">            val prootBinary = File(nativeLibDir, "libproot.so").absolutePath</w:t>
+              <w:br/>
+              <w:t xml:space="preserve">            val isInstalledFile = File(filesDir, "profileInstalled")</w:t>
+              <w:br/>
+              <w:br/>
+              <w:t xml:space="preserve">            try {</w:t>
+              <w:br/>
+              <w:t xml:space="preserve">                if (!rootfsDir.exists()) {</w:t>
+              <w:br/>
+              <w:t xml:space="preserve">                    rootfsDir.mkdirs()</w:t>
+              <w:br/>
+              <w:t xml:space="preserve">                }</w:t>
+              <w:br/>
+              <w:br/>
+              <w:t xml:space="preserve">                _installProgress.value = "Extracting Ubuntu rootfs..."</w:t>
+              <w:br/>
+              <w:t xml:space="preserve">                val assetName = "ubuntu-rootfs.tar.gz"</w:t>
+              <w:br/>
+              <w:t xml:space="preserve">                val tarballFile = File(filesDir, "ubuntu-rootfs.tar.gz")</w:t>
+              <w:br/>
+              <w:t xml:space="preserve">                val uncompressedTar = File(filesDir, "ubuntu-rootfs.tar")</w:t>
+              <w:br/>
+              <w:t xml:space="preserve">                </w:t>
+              <w:br/>
+              <w:t xml:space="preserve">                copyAsset(context, assetName, tarballFile)</w:t>
+              <w:br/>
+              <w:t xml:space="preserve">                </w:t>
+              <w:br/>
+              <w:t xml:space="preserve">                // GZIPInputStream 解压为 tar</w:t>
+              <w:br/>
+              <w:t xml:space="preserve">                GZIPInputStream(FileInputStream(tarballFile)).use { gis -&gt;</w:t>
+              <w:br/>
+              <w:t xml:space="preserve">                    FileOutputStream(uncompressedTar).use { fos -&gt;</w:t>
+              <w:br/>
+              <w:t xml:space="preserve">                        gis.copyTo(fos)</w:t>
+              <w:br/>
+              <w:t xml:space="preserve">                    }</w:t>
+              <w:br/>
+              <w:t xml:space="preserve">                }</w:t>
+              <w:br/>
+              <w:t xml:space="preserve">                tarballFile.delete()</w:t>
+              <w:br/>
+              <w:br/>
+              <w:t xml:space="preserve">                val tarProcess = ProcessBuilder("/system/bin/tar", "-xf", uncompressedTar.absolutePath, "-C", rootfsDir.absolutePath)</w:t>
+              <w:br/>
+              <w:t xml:space="preserve">                    .redirectErrorStream(true)</w:t>
+              <w:br/>
+              <w:t xml:space="preserve">                    .start()</w:t>
+              <w:br/>
+              <w:t xml:space="preserve">                tarProcess.waitFor()</w:t>
+              <w:br/>
+              <w:t xml:space="preserve">                uncompressedTar.delete()</w:t>
+              <w:br/>
+              <w:br/>
+              <w:t xml:space="preserve">                createStartScript(context, prootBinary)</w:t>
+              <w:br/>
+              <w:t xml:space="preserve">                isInstalledFile.writeText("installed")</w:t>
+              <w:br/>
+              <w:br/>
+              <w:t xml:space="preserve">                val resolvConf = File(rootfsDir, "etc/resolv.conf")</w:t>
+              <w:br/>
+              <w:t xml:space="preserve">                resolvConf.parentFile?.mkdirs()</w:t>
+              <w:br/>
+              <w:t xml:space="preserve">                resolvConf.writeText("nameserver 119.29.29.29\nnameserver 223.5.5.5\nnameserver 8.8.8.8\nnameserver 1.1.1.1\n")</w:t>
+              <w:br/>
+              <w:br/>
+              <w:t xml:space="preserve">                _installProgress.value = null</w:t>
+              <w:br/>
+              <w:t xml:space="preserve">                _isInstalled.value = true</w:t>
+              <w:br/>
+              <w:t xml:space="preserve">            } catch (e: Exception) {</w:t>
+              <w:br/>
+              <w:t xml:space="preserve">                Log.e(TAG, "Installation error", e)</w:t>
+              <w:br/>
+              <w:t xml:space="preserve">                _installProgress.value = "Error: ${e.message}"</w:t>
+              <w:br/>
+              <w:t xml:space="preserve">            }</w:t>
+              <w:br/>
+              <w:t xml:space="preserve">        }</w:t>
+              <w:br/>
+              <w:t xml:space="preserve">    }</w:t>
+              <w:br/>
+              <w:br/>
+              <w:t xml:space="preserve">    fun ensureStartScript(context: Context) {</w:t>
+              <w:br/>
+              <w:t xml:space="preserve">        val nativeLibDir = context.applicationInfo.nativeLibraryDir</w:t>
+              <w:br/>
+              <w:t xml:space="preserve">        val prootBinary = File(nativeLibDir, "libproot.so").absolutePath</w:t>
+              <w:br/>
+              <w:t xml:space="preserve">        createStartScript(context, prootBinary)</w:t>
+              <w:br/>
+              <w:t xml:space="preserve">    }</w:t>
+              <w:br/>
+              <w:br/>
+              <w:t xml:space="preserve">    fun createStartScript(context: Context, prootBinary: String) {</w:t>
+              <w:br/>
+              <w:t xml:space="preserve">        val script = File(context.filesDir, "start-ubuntu.sh")</w:t>
+              <w:br/>
+              <w:t xml:space="preserve">        val rootfs = File(context.filesDir, "ubuntu-fs").absolutePath</w:t>
+              <w:br/>
+              <w:t xml:space="preserve">        val tmpDir = File(context.filesDir, "tmp").absolutePath</w:t>
+              <w:br/>
+              <w:t xml:space="preserve">        val nativeLibDir = context.applicationInfo.nativeLibraryDir</w:t>
+              <w:br/>
+              <w:t xml:space="preserve">        val prootLoader = File(nativeLibDir, "libproot_loader.so").absolutePath</w:t>
+              <w:br/>
+              <w:t xml:space="preserve">        </w:t>
+              <w:br/>
+              <w:t xml:space="preserve">        val content = """</w:t>
+              <w:br/>
+              <w:t xml:space="preserve">            #!/system/bin/sh</w:t>
+              <w:br/>
+              <w:t xml:space="preserve">            export PATH=/system/bin:/system/xbin</w:t>
+              <w:br/>
+              <w:t xml:space="preserve">            export HOME=/root</w:t>
+              <w:br/>
+              <w:t xml:space="preserve">            export TERM=xterm-256color</w:t>
+              <w:br/>
+              <w:t xml:space="preserve">            export PROOT_TMP_DIR=$tmpDir</w:t>
+              <w:br/>
+              <w:t xml:space="preserve">            export PROOT_LOADER=$prootLoader</w:t>
+              <w:br/>
+              <w:t xml:space="preserve">            export LD_LIBRARY_PATH=$nativeLibDir</w:t>
+              <w:br/>
+              <w:t xml:space="preserve">            </w:t>
+              <w:br/>
+              <w:t xml:space="preserve">            mkdir -p $tmpDir</w:t>
+              <w:br/>
+              <w:t xml:space="preserve">            mkdir -p $rootfs/tmp</w:t>
+              <w:br/>
+              <w:t xml:space="preserve">            mkdir -p $rootfs/run/sshd</w:t>
+              <w:br/>
+              <w:t xml:space="preserve">            chmod 755 $rootfs/run/sshd 2&gt;/dev/null || true</w:t>
+              <w:br/>
+              <w:t xml:space="preserve">            </w:t>
+              <w:br/>
+              <w:t xml:space="preserve">            PROOT_BIN="$prootBinary"</w:t>
+              <w:br/>
+              <w:t xml:space="preserve">            if [ ! -f "${'$'}PROOT_BIN" ]; then</w:t>
+              <w:br/>
+              <w:t xml:space="preserve">                if [ -f "$nativeLibDir/libproot.so" ]; then</w:t>
+              <w:br/>
+              <w:t xml:space="preserve">                    PROOT_BIN="$nativeLibDir/libproot.so"</w:t>
+              <w:br/>
+              <w:t xml:space="preserve">                fi</w:t>
+              <w:br/>
+              <w:t xml:space="preserve">            fi</w:t>
+              <w:br/>
+              <w:t xml:space="preserve">            </w:t>
+              <w:br/>
+              <w:t xml:space="preserve">            if [ ${'$'}# -gt 0 ]; then</w:t>
+              <w:br/>
+              <w:t xml:space="preserve">                exec "${'$'}PROOT_BIN" --link2symlink -0 -r $rootfs -b /dev -b /proc -b /sys -w /root /bin/bash "${'$'}@"</w:t>
+              <w:br/>
+              <w:t xml:space="preserve">            else</w:t>
+              <w:br/>
+              <w:t xml:space="preserve">                exec "${'$'}PROOT_BIN" --link2symlink -0 -r $rootfs -b /dev -b /proc -b /sys -w /root /bin/bash -l</w:t>
+              <w:br/>
+              <w:t xml:space="preserve">            fi</w:t>
+              <w:br/>
+              <w:t xml:space="preserve">        """.trimIndent()</w:t>
+              <w:br/>
+              <w:t xml:space="preserve">        </w:t>
+              <w:br/>
+              <w:t xml:space="preserve">        script.writeText(content)</w:t>
+              <w:br/>
+              <w:t xml:space="preserve">        script.setExecutable(true)</w:t>
+              <w:br/>
+              <w:t xml:space="preserve">    }</w:t>
+              <w:br/>
+              <w:t>}</w:t>
+            </w:r>
+          </w:p>
+        </w:tc>
+      </w:tr>
+    </w:tbl>
+    <w:p>
+      <w:pPr>
+        <w:spacing w:after="120"/>
+      </w:pPr>
+    </w:p>
+    <w:p>
+      <w:pPr>
+        <w:spacing w:before="160" w:after="160"/>
+        <w:pBdr>
+          <w:bottom w:val="single" w:sz="6" w:space="1" w:color="E5E7EB"/>
+        </w:pBdr>
+      </w:pPr>
+    </w:p>
+    <w:p>
+      <w:pPr>
+        <w:keepNext/>
+        <w:spacing w:before="280" w:after="160"/>
+      </w:pPr>
+      <w:r>
+        <w:rPr>
+          <w:rFonts w:ascii="Microsoft YaHei" w:hAnsi="Microsoft YaHei"/>
+          <w:rFonts w:ascii="Microsoft YaHei" w:hAnsi="Microsoft YaHei" w:eastAsia="Microsoft YaHei"/>
+          <w:b/>
+          <w:i w:val="0"/>
+          <w:color w:val="1E3A8A"/>
+          <w:sz w:val="30"/>
+        </w:rPr>
+        <w:t>6. 测试与验证报告</w:t>
+      </w:r>
+    </w:p>
+    <w:p>
+      <w:pPr>
+        <w:keepNext/>
+        <w:spacing w:before="200" w:after="80"/>
+      </w:pPr>
+      <w:r>
+        <w:rPr>
+          <w:rFonts w:ascii="Microsoft YaHei" w:hAnsi="Microsoft YaHei"/>
+          <w:rFonts w:ascii="Microsoft YaHei" w:hAnsi="Microsoft YaHei" w:eastAsia="Microsoft YaHei"/>
+          <w:b/>
+          <w:i w:val="0"/>
+          <w:color w:val="1E293B"/>
+          <w:sz w:val="24"/>
+        </w:rPr>
+        <w:t>6.1 物理设备真机测试环境</w:t>
+      </w:r>
+    </w:p>
+    <w:p>
+      <w:pPr>
+        <w:spacing w:before="40" w:after="40"/>
+        <w:ind w:left="360"/>
+      </w:pPr>
+      <w:r>
+        <w:rPr>
+          <w:rFonts w:ascii="Microsoft YaHei" w:hAnsi="Microsoft YaHei"/>
+          <w:rFonts w:ascii="Microsoft YaHei" w:hAnsi="Microsoft YaHei" w:eastAsia="Microsoft YaHei"/>
+          <w:b/>
+          <w:i w:val="0"/>
+          <w:color w:val="3B82F6"/>
+          <w:sz w:val="20"/>
+        </w:rPr>
+        <w:t xml:space="preserve">• </w:t>
+      </w:r>
+      <w:r>
+        <w:rPr>
+          <w:rFonts w:ascii="Microsoft YaHei" w:hAnsi="Microsoft YaHei"/>
+          <w:rFonts w:ascii="Microsoft YaHei" w:hAnsi="Microsoft YaHei" w:eastAsia="Microsoft YaHei"/>
+          <w:b w:val="0"/>
+          <w:i w:val="0"/>
+          <w:color w:val="334155"/>
+          <w:sz w:val="20"/>
+        </w:rPr>
+      </w:r>
+      <w:r>
+        <w:rPr>
+          <w:rFonts w:ascii="Microsoft YaHei" w:hAnsi="Microsoft YaHei"/>
+          <w:rFonts w:ascii="Microsoft YaHei" w:hAnsi="Microsoft YaHei" w:eastAsia="Microsoft YaHei"/>
+          <w:b/>
+          <w:i w:val="0"/>
+          <w:color w:val="0F172A"/>
+          <w:sz w:val="20"/>
+        </w:rPr>
+        <w:t>测试机型</w:t>
+      </w:r>
+      <w:r>
+        <w:rPr>
+          <w:rFonts w:ascii="Microsoft YaHei" w:hAnsi="Microsoft YaHei"/>
+          <w:rFonts w:ascii="Microsoft YaHei" w:hAnsi="Microsoft YaHei" w:eastAsia="Microsoft YaHei"/>
+          <w:b w:val="0"/>
+          <w:i w:val="0"/>
+          <w:color w:val="334155"/>
+          <w:sz w:val="20"/>
+        </w:rPr>
+        <w:t>：Redmi K30 Ultra (Xiaomi / MediaTek Dimensity 1000+, 8GB RAM, 512GB ROM)</w:t>
+      </w:r>
+    </w:p>
+    <w:p>
+      <w:pPr>
+        <w:spacing w:before="40" w:after="40"/>
+        <w:ind w:left="360"/>
+      </w:pPr>
+      <w:r>
+        <w:rPr>
+          <w:rFonts w:ascii="Microsoft YaHei" w:hAnsi="Microsoft YaHei"/>
+          <w:rFonts w:ascii="Microsoft YaHei" w:hAnsi="Microsoft YaHei" w:eastAsia="Microsoft YaHei"/>
+          <w:b/>
+          <w:i w:val="0"/>
+          <w:color w:val="3B82F6"/>
+          <w:sz w:val="20"/>
+        </w:rPr>
+        <w:t xml:space="preserve">• </w:t>
+      </w:r>
+      <w:r>
+        <w:rPr>
+          <w:rFonts w:ascii="Microsoft YaHei" w:hAnsi="Microsoft YaHei"/>
+          <w:rFonts w:ascii="Microsoft YaHei" w:hAnsi="Microsoft YaHei" w:eastAsia="Microsoft YaHei"/>
+          <w:b w:val="0"/>
+          <w:i w:val="0"/>
+          <w:color w:val="334155"/>
+          <w:sz w:val="20"/>
+        </w:rPr>
+      </w:r>
+      <w:r>
+        <w:rPr>
+          <w:rFonts w:ascii="Microsoft YaHei" w:hAnsi="Microsoft YaHei"/>
+          <w:rFonts w:ascii="Microsoft YaHei" w:hAnsi="Microsoft YaHei" w:eastAsia="Microsoft YaHei"/>
+          <w:b/>
+          <w:i w:val="0"/>
+          <w:color w:val="0F172A"/>
+          <w:sz w:val="20"/>
+        </w:rPr>
+        <w:t>操作系统</w:t>
+      </w:r>
+      <w:r>
+        <w:rPr>
+          <w:rFonts w:ascii="Microsoft YaHei" w:hAnsi="Microsoft YaHei"/>
+          <w:rFonts w:ascii="Microsoft YaHei" w:hAnsi="Microsoft YaHei" w:eastAsia="Microsoft YaHei"/>
+          <w:b w:val="0"/>
+          <w:i w:val="0"/>
+          <w:color w:val="334155"/>
+          <w:sz w:val="20"/>
+        </w:rPr>
+        <w:t>：Android 11 (MIUI / Linux 4.19 内核, aarch64)</w:t>
+      </w:r>
+    </w:p>
+    <w:p>
+      <w:pPr>
+        <w:spacing w:before="40" w:after="40"/>
+        <w:ind w:left="360"/>
+      </w:pPr>
+      <w:r>
+        <w:rPr>
+          <w:rFonts w:ascii="Microsoft YaHei" w:hAnsi="Microsoft YaHei"/>
+          <w:rFonts w:ascii="Microsoft YaHei" w:hAnsi="Microsoft YaHei" w:eastAsia="Microsoft YaHei"/>
+          <w:b/>
+          <w:i w:val="0"/>
+          <w:color w:val="3B82F6"/>
+          <w:sz w:val="20"/>
+        </w:rPr>
+        <w:t xml:space="preserve">• </w:t>
+      </w:r>
+      <w:r>
+        <w:rPr>
+          <w:rFonts w:ascii="Microsoft YaHei" w:hAnsi="Microsoft YaHei"/>
+          <w:rFonts w:ascii="Microsoft YaHei" w:hAnsi="Microsoft YaHei" w:eastAsia="Microsoft YaHei"/>
+          <w:b w:val="0"/>
+          <w:i w:val="0"/>
+          <w:color w:val="334155"/>
+          <w:sz w:val="20"/>
+        </w:rPr>
+      </w:r>
+      <w:r>
+        <w:rPr>
+          <w:rFonts w:ascii="Microsoft YaHei" w:hAnsi="Microsoft YaHei"/>
+          <w:rFonts w:ascii="Microsoft YaHei" w:hAnsi="Microsoft YaHei" w:eastAsia="Microsoft YaHei"/>
+          <w:b/>
+          <w:i w:val="0"/>
+          <w:color w:val="0F172A"/>
+          <w:sz w:val="20"/>
+        </w:rPr>
+        <w:t>连接方式</w:t>
+      </w:r>
+      <w:r>
+        <w:rPr>
+          <w:rFonts w:ascii="Microsoft YaHei" w:hAnsi="Microsoft YaHei"/>
+          <w:rFonts w:ascii="Microsoft YaHei" w:hAnsi="Microsoft YaHei" w:eastAsia="Microsoft YaHei"/>
+          <w:b w:val="0"/>
+          <w:i w:val="0"/>
+          <w:color w:val="334155"/>
+          <w:sz w:val="20"/>
+        </w:rPr>
+        <w:t>：ADB over Wi-Fi (`192.168.31.151:5555`)</w:t>
+      </w:r>
+    </w:p>
+    <w:p>
+      <w:pPr>
+        <w:keepNext/>
+        <w:spacing w:before="200" w:after="80"/>
+      </w:pPr>
+      <w:r>
+        <w:rPr>
+          <w:rFonts w:ascii="Microsoft YaHei" w:hAnsi="Microsoft YaHei"/>
+          <w:rFonts w:ascii="Microsoft YaHei" w:hAnsi="Microsoft YaHei" w:eastAsia="Microsoft YaHei"/>
+          <w:b/>
+          <w:i w:val="0"/>
+          <w:color w:val="1E293B"/>
+          <w:sz w:val="24"/>
+        </w:rPr>
+        <w:t>6.2 测试验证结果</w:t>
+      </w:r>
+    </w:p>
+    <w:tbl>
+      <w:tblPr>
+        <w:tblW w:type="auto" w:w="0"/>
+        <w:jc w:val="center"/>
+        <w:tblLook w:firstColumn="1" w:firstRow="1" w:lastColumn="0" w:lastRow="0" w:noHBand="0" w:noVBand="1" w:val="04A0"/>
+        <w:tblBorders>
+          <w:top w:val="single" w:sz="4" w:space="0" w:color="D1D5DB"/>
+          <w:bottom w:val="single" w:sz="4" w:space="0" w:color="D1D5DB"/>
+          <w:insideH w:val="single" w:sz="4" w:space="0" w:color="D1D5DB"/>
+          <w:insideV w:val="none"/>
+          <w:left w:val="none"/>
+          <w:right w:val="none"/>
+        </w:tblBorders>
+      </w:tblPr>
+      <w:tblGrid>
+        <w:gridCol w:w="2340"/>
+        <w:gridCol w:w="2340"/>
+        <w:gridCol w:w="2340"/>
+        <w:gridCol w:w="2340"/>
+      </w:tblGrid>
+      <w:tr>
+        <w:tc>
+          <w:tcPr>
+            <w:tcW w:type="dxa" w:w="2340"/>
+            <w:shd w:fill="F1F5F9"/>
+            <w:tcMar>
+              <w:top w:w="120" w:type="dxa"/>
+              <w:bottom w:w="120" w:type="dxa"/>
+              <w:left w:w="150" w:type="dxa"/>
+              <w:right w:w="150" w:type="dxa"/>
+            </w:tcMar>
+          </w:tcPr>
+          <w:p>
+            <w:pPr>
+              <w:spacing w:before="40" w:after="40"/>
+            </w:pPr>
+            <w:r>
+              <w:rPr>
+                <w:rFonts w:ascii="Microsoft YaHei" w:hAnsi="Microsoft YaHei"/>
+                <w:rFonts w:ascii="Microsoft YaHei" w:hAnsi="Microsoft YaHei" w:eastAsia="Microsoft YaHei"/>
+                <w:b/>
+                <w:i w:val="0"/>
+                <w:color w:val="1E293B"/>
+                <w:sz w:val="20"/>
+              </w:rPr>
+              <w:t>测试项</w:t>
+            </w:r>
+          </w:p>
+        </w:tc>
+        <w:tc>
+          <w:tcPr>
+            <w:tcW w:type="dxa" w:w="2340"/>
+            <w:shd w:fill="F1F5F9"/>
+            <w:tcMar>
+              <w:top w:w="120" w:type="dxa"/>
+              <w:bottom w:w="120" w:type="dxa"/>
+              <w:left w:w="150" w:type="dxa"/>
+              <w:right w:w="150" w:type="dxa"/>
+            </w:tcMar>
+          </w:tcPr>
+          <w:p>
+            <w:pPr>
+              <w:spacing w:before="40" w:after="40"/>
+            </w:pPr>
+            <w:r>
+              <w:rPr>
+                <w:rFonts w:ascii="Microsoft YaHei" w:hAnsi="Microsoft YaHei"/>
+                <w:rFonts w:ascii="Microsoft YaHei" w:hAnsi="Microsoft YaHei" w:eastAsia="Microsoft YaHei"/>
+                <w:b/>
+                <w:i w:val="0"/>
+                <w:color w:val="1E293B"/>
+                <w:sz w:val="20"/>
+              </w:rPr>
+              <w:t>预期结果</w:t>
+            </w:r>
+          </w:p>
+        </w:tc>
+        <w:tc>
+          <w:tcPr>
+            <w:tcW w:type="dxa" w:w="2340"/>
+            <w:shd w:fill="F1F5F9"/>
+            <w:tcMar>
+              <w:top w:w="120" w:type="dxa"/>
+              <w:bottom w:w="120" w:type="dxa"/>
+              <w:left w:w="150" w:type="dxa"/>
+              <w:right w:w="150" w:type="dxa"/>
+            </w:tcMar>
+          </w:tcPr>
+          <w:p>
+            <w:pPr>
+              <w:spacing w:before="40" w:after="40"/>
+            </w:pPr>
+            <w:r>
+              <w:rPr>
+                <w:rFonts w:ascii="Microsoft YaHei" w:hAnsi="Microsoft YaHei"/>
+                <w:rFonts w:ascii="Microsoft YaHei" w:hAnsi="Microsoft YaHei" w:eastAsia="Microsoft YaHei"/>
+                <w:b/>
+                <w:i w:val="0"/>
+                <w:color w:val="1E293B"/>
+                <w:sz w:val="20"/>
+              </w:rPr>
+              <w:t>实测结果</w:t>
+            </w:r>
+          </w:p>
+        </w:tc>
+        <w:tc>
+          <w:tcPr>
+            <w:tcW w:type="dxa" w:w="2340"/>
+            <w:shd w:fill="F1F5F9"/>
+            <w:tcMar>
+              <w:top w:w="120" w:type="dxa"/>
+              <w:bottom w:w="120" w:type="dxa"/>
+              <w:left w:w="150" w:type="dxa"/>
+              <w:right w:w="150" w:type="dxa"/>
+            </w:tcMar>
+          </w:tcPr>
+          <w:p>
+            <w:pPr>
+              <w:spacing w:before="40" w:after="40"/>
+            </w:pPr>
+            <w:r>
+              <w:rPr>
+                <w:rFonts w:ascii="Microsoft YaHei" w:hAnsi="Microsoft YaHei"/>
+                <w:rFonts w:ascii="Microsoft YaHei" w:hAnsi="Microsoft YaHei" w:eastAsia="Microsoft YaHei"/>
+                <w:b/>
+                <w:i w:val="0"/>
+                <w:color w:val="1E293B"/>
+                <w:sz w:val="20"/>
+              </w:rPr>
+              <w:t>结论</w:t>
+            </w:r>
+          </w:p>
+        </w:tc>
+      </w:tr>
+      <w:tr>
+        <w:tc>
+          <w:tcPr>
+            <w:tcW w:type="dxa" w:w="2340"/>
+            <w:shd w:fill="FFFFFF"/>
+            <w:tcMar>
+              <w:top w:w="100" w:type="dxa"/>
+              <w:bottom w:w="100" w:type="dxa"/>
+              <w:left w:w="150" w:type="dxa"/>
+              <w:right w:w="150" w:type="dxa"/>
+            </w:tcMar>
+          </w:tcPr>
+          <w:p>
+            <w:pPr>
+              <w:spacing w:before="40" w:after="40"/>
+            </w:pPr>
+            <w:r>
+              <w:rPr>
+                <w:rFonts w:ascii="Microsoft YaHei" w:hAnsi="Microsoft YaHei"/>
+                <w:rFonts w:ascii="Microsoft YaHei" w:hAnsi="Microsoft YaHei" w:eastAsia="Microsoft YaHei"/>
+                <w:b w:val="0"/>
+                <w:i w:val="0"/>
+                <w:color w:val="334155"/>
+                <w:sz w:val="19"/>
+              </w:rPr>
+              <w:t>**首次安装与 Rootfs 解压**</w:t>
+            </w:r>
+          </w:p>
+        </w:tc>
+        <w:tc>
+          <w:tcPr>
+            <w:tcW w:type="dxa" w:w="2340"/>
+            <w:shd w:fill="FFFFFF"/>
+            <w:tcMar>
+              <w:top w:w="100" w:type="dxa"/>
+              <w:bottom w:w="100" w:type="dxa"/>
+              <w:left w:w="150" w:type="dxa"/>
+              <w:right w:w="150" w:type="dxa"/>
+            </w:tcMar>
+          </w:tcPr>
+          <w:p>
+            <w:pPr>
+              <w:spacing w:before="40" w:after="40"/>
+            </w:pPr>
+            <w:r>
+              <w:rPr>
+                <w:rFonts w:ascii="Microsoft YaHei" w:hAnsi="Microsoft YaHei"/>
+                <w:rFonts w:ascii="Microsoft YaHei" w:hAnsi="Microsoft YaHei" w:eastAsia="Microsoft YaHei"/>
+                <w:b w:val="0"/>
+                <w:i w:val="0"/>
+                <w:color w:val="334155"/>
+                <w:sz w:val="19"/>
+              </w:rPr>
+              <w:t>自动提取 `ubuntu-rootfs.tar.gz` 并完成环境安装</w:t>
+            </w:r>
+          </w:p>
+        </w:tc>
+        <w:tc>
+          <w:tcPr>
+            <w:tcW w:type="dxa" w:w="2340"/>
+            <w:shd w:fill="FFFFFF"/>
+            <w:tcMar>
+              <w:top w:w="100" w:type="dxa"/>
+              <w:bottom w:w="100" w:type="dxa"/>
+              <w:left w:w="150" w:type="dxa"/>
+              <w:right w:w="150" w:type="dxa"/>
+            </w:tcMar>
+          </w:tcPr>
+          <w:p>
+            <w:pPr>
+              <w:spacing w:before="40" w:after="40"/>
+            </w:pPr>
+            <w:r>
+              <w:rPr>
+                <w:rFonts w:ascii="Microsoft YaHei" w:hAnsi="Microsoft YaHei"/>
+                <w:rFonts w:ascii="Microsoft YaHei" w:hAnsi="Microsoft YaHei" w:eastAsia="Microsoft YaHei"/>
+                <w:b w:val="0"/>
+                <w:i w:val="0"/>
+                <w:color w:val="334155"/>
+                <w:sz w:val="19"/>
+              </w:rPr>
+              <w:t>安装进度正常推进，完成后顺利切换至终端页面</w:t>
+            </w:r>
+          </w:p>
+        </w:tc>
+        <w:tc>
+          <w:tcPr>
+            <w:tcW w:type="dxa" w:w="2340"/>
+            <w:shd w:fill="FFFFFF"/>
+            <w:tcMar>
+              <w:top w:w="100" w:type="dxa"/>
+              <w:bottom w:w="100" w:type="dxa"/>
+              <w:left w:w="150" w:type="dxa"/>
+              <w:right w:w="150" w:type="dxa"/>
+            </w:tcMar>
+          </w:tcPr>
+          <w:p>
+            <w:pPr>
+              <w:spacing w:before="40" w:after="40"/>
+            </w:pPr>
+            <w:r>
+              <w:rPr>
+                <w:rFonts w:ascii="Microsoft YaHei" w:hAnsi="Microsoft YaHei"/>
+                <w:rFonts w:ascii="Microsoft YaHei" w:hAnsi="Microsoft YaHei" w:eastAsia="Microsoft YaHei"/>
+                <w:b w:val="0"/>
+                <w:i w:val="0"/>
+                <w:color w:val="334155"/>
+                <w:sz w:val="19"/>
+              </w:rPr>
+              <w:t>**PASS**</w:t>
+            </w:r>
+          </w:p>
+        </w:tc>
+      </w:tr>
+      <w:tr>
+        <w:tc>
+          <w:tcPr>
+            <w:tcW w:type="dxa" w:w="2340"/>
+            <w:shd w:fill="F8FAFC"/>
+            <w:tcMar>
+              <w:top w:w="100" w:type="dxa"/>
+              <w:bottom w:w="100" w:type="dxa"/>
+              <w:left w:w="150" w:type="dxa"/>
+              <w:right w:w="150" w:type="dxa"/>
+            </w:tcMar>
+          </w:tcPr>
+          <w:p>
+            <w:pPr>
+              <w:spacing w:before="40" w:after="40"/>
+            </w:pPr>
+            <w:r>
+              <w:rPr>
+                <w:rFonts w:ascii="Microsoft YaHei" w:hAnsi="Microsoft YaHei"/>
+                <w:rFonts w:ascii="Microsoft YaHei" w:hAnsi="Microsoft YaHei" w:eastAsia="Microsoft YaHei"/>
+                <w:b w:val="0"/>
+                <w:i w:val="0"/>
+                <w:color w:val="334155"/>
+                <w:sz w:val="19"/>
+              </w:rPr>
+              <w:t>**TerminalView 交互与 Banner 呈现**</w:t>
+            </w:r>
+          </w:p>
+        </w:tc>
+        <w:tc>
+          <w:tcPr>
+            <w:tcW w:type="dxa" w:w="2340"/>
+            <w:shd w:fill="F8FAFC"/>
+            <w:tcMar>
+              <w:top w:w="100" w:type="dxa"/>
+              <w:bottom w:w="100" w:type="dxa"/>
+              <w:left w:w="150" w:type="dxa"/>
+              <w:right w:w="150" w:type="dxa"/>
+            </w:tcMar>
+          </w:tcPr>
+          <w:p>
+            <w:pPr>
+              <w:spacing w:before="40" w:after="40"/>
+            </w:pPr>
+            <w:r>
+              <w:rPr>
+                <w:rFonts w:ascii="Microsoft YaHei" w:hAnsi="Microsoft YaHei"/>
+                <w:rFonts w:ascii="Microsoft YaHei" w:hAnsi="Microsoft YaHei" w:eastAsia="Microsoft YaHei"/>
+                <w:b w:val="0"/>
+                <w:i w:val="0"/>
+                <w:color w:val="334155"/>
+                <w:sz w:val="19"/>
+              </w:rPr>
+              <w:t>自动进入 root bash 交互环境，显示欢迎 Banner 与高亮彩色提示符</w:t>
+            </w:r>
+          </w:p>
+        </w:tc>
+        <w:tc>
+          <w:tcPr>
+            <w:tcW w:type="dxa" w:w="2340"/>
+            <w:shd w:fill="F8FAFC"/>
+            <w:tcMar>
+              <w:top w:w="100" w:type="dxa"/>
+              <w:bottom w:w="100" w:type="dxa"/>
+              <w:left w:w="150" w:type="dxa"/>
+              <w:right w:w="150" w:type="dxa"/>
+            </w:tcMar>
+          </w:tcPr>
+          <w:p>
+            <w:pPr>
+              <w:spacing w:before="40" w:after="40"/>
+            </w:pPr>
+            <w:r>
+              <w:rPr>
+                <w:rFonts w:ascii="Microsoft YaHei" w:hAnsi="Microsoft YaHei"/>
+                <w:rFonts w:ascii="Microsoft YaHei" w:hAnsi="Microsoft YaHei" w:eastAsia="Microsoft YaHei"/>
+                <w:b w:val="0"/>
+                <w:i w:val="0"/>
+                <w:color w:val="334155"/>
+                <w:sz w:val="19"/>
+              </w:rPr>
+              <w:t>呈现 `root@localhost:~#` 彩色提示符，键盘输入回显正常</w:t>
+            </w:r>
+          </w:p>
+        </w:tc>
+        <w:tc>
+          <w:tcPr>
+            <w:tcW w:type="dxa" w:w="2340"/>
+            <w:shd w:fill="F8FAFC"/>
+            <w:tcMar>
+              <w:top w:w="100" w:type="dxa"/>
+              <w:bottom w:w="100" w:type="dxa"/>
+              <w:left w:w="150" w:type="dxa"/>
+              <w:right w:w="150" w:type="dxa"/>
+            </w:tcMar>
+          </w:tcPr>
+          <w:p>
+            <w:pPr>
+              <w:spacing w:before="40" w:after="40"/>
+            </w:pPr>
+            <w:r>
+              <w:rPr>
+                <w:rFonts w:ascii="Microsoft YaHei" w:hAnsi="Microsoft YaHei"/>
+                <w:rFonts w:ascii="Microsoft YaHei" w:hAnsi="Microsoft YaHei" w:eastAsia="Microsoft YaHei"/>
+                <w:b w:val="0"/>
+                <w:i w:val="0"/>
+                <w:color w:val="334155"/>
+                <w:sz w:val="19"/>
+              </w:rPr>
+              <w:t>**PASS**</w:t>
+            </w:r>
+          </w:p>
+        </w:tc>
+      </w:tr>
+      <w:tr>
+        <w:tc>
+          <w:tcPr>
+            <w:tcW w:type="dxa" w:w="2340"/>
+            <w:shd w:fill="FFFFFF"/>
+            <w:tcMar>
+              <w:top w:w="100" w:type="dxa"/>
+              <w:bottom w:w="100" w:type="dxa"/>
+              <w:left w:w="150" w:type="dxa"/>
+              <w:right w:w="150" w:type="dxa"/>
+            </w:tcMar>
+          </w:tcPr>
+          <w:p>
+            <w:pPr>
+              <w:spacing w:before="40" w:after="40"/>
+            </w:pPr>
+            <w:r>
+              <w:rPr>
+                <w:rFonts w:ascii="Microsoft YaHei" w:hAnsi="Microsoft YaHei"/>
+                <w:rFonts w:ascii="Microsoft YaHei" w:hAnsi="Microsoft YaHei" w:eastAsia="Microsoft YaHei"/>
+                <w:b w:val="0"/>
+                <w:i w:val="0"/>
+                <w:color w:val="334155"/>
+                <w:sz w:val="19"/>
+              </w:rPr>
+              <w:t>**APT 腾讯云 HTTPS 镜像源通信**</w:t>
+            </w:r>
+          </w:p>
+        </w:tc>
+        <w:tc>
+          <w:tcPr>
+            <w:tcW w:type="dxa" w:w="2340"/>
+            <w:shd w:fill="FFFFFF"/>
+            <w:tcMar>
+              <w:top w:w="100" w:type="dxa"/>
+              <w:bottom w:w="100" w:type="dxa"/>
+              <w:left w:w="150" w:type="dxa"/>
+              <w:right w:w="150" w:type="dxa"/>
+            </w:tcMar>
+          </w:tcPr>
+          <w:p>
+            <w:pPr>
+              <w:spacing w:before="40" w:after="40"/>
+            </w:pPr>
+            <w:r>
+              <w:rPr>
+                <w:rFonts w:ascii="Microsoft YaHei" w:hAnsi="Microsoft YaHei"/>
+                <w:rFonts w:ascii="Microsoft YaHei" w:hAnsi="Microsoft YaHei" w:eastAsia="Microsoft YaHei"/>
+                <w:b w:val="0"/>
+                <w:i w:val="0"/>
+                <w:color w:val="334155"/>
+                <w:sz w:val="19"/>
+              </w:rPr>
+              <w:t>执行 `apt update` 成功通过 HTTPS 连接 `mirrors.tencent.com` 并同步软件索引</w:t>
+            </w:r>
+          </w:p>
+        </w:tc>
+        <w:tc>
+          <w:tcPr>
+            <w:tcW w:type="dxa" w:w="2340"/>
+            <w:shd w:fill="FFFFFF"/>
+            <w:tcMar>
+              <w:top w:w="100" w:type="dxa"/>
+              <w:bottom w:w="100" w:type="dxa"/>
+              <w:left w:w="150" w:type="dxa"/>
+              <w:right w:w="150" w:type="dxa"/>
+            </w:tcMar>
+          </w:tcPr>
+          <w:p>
+            <w:pPr>
+              <w:spacing w:before="40" w:after="40"/>
+            </w:pPr>
+            <w:r>
+              <w:rPr>
+                <w:rFonts w:ascii="Microsoft YaHei" w:hAnsi="Microsoft YaHei"/>
+                <w:rFonts w:ascii="Microsoft YaHei" w:hAnsi="Microsoft YaHei" w:eastAsia="Microsoft YaHei"/>
+                <w:b w:val="0"/>
+                <w:i w:val="0"/>
+                <w:color w:val="334155"/>
+                <w:sz w:val="19"/>
+              </w:rPr>
+              <w:t>成功拉取 38.5MB 索引包，耗时 9 秒，退出代码 0</w:t>
+            </w:r>
+          </w:p>
+        </w:tc>
+        <w:tc>
+          <w:tcPr>
+            <w:tcW w:type="dxa" w:w="2340"/>
+            <w:shd w:fill="FFFFFF"/>
+            <w:tcMar>
+              <w:top w:w="100" w:type="dxa"/>
+              <w:bottom w:w="100" w:type="dxa"/>
+              <w:left w:w="150" w:type="dxa"/>
+              <w:right w:w="150" w:type="dxa"/>
+            </w:tcMar>
+          </w:tcPr>
+          <w:p>
+            <w:pPr>
+              <w:spacing w:before="40" w:after="40"/>
+            </w:pPr>
+            <w:r>
+              <w:rPr>
+                <w:rFonts w:ascii="Microsoft YaHei" w:hAnsi="Microsoft YaHei"/>
+                <w:rFonts w:ascii="Microsoft YaHei" w:hAnsi="Microsoft YaHei" w:eastAsia="Microsoft YaHei"/>
+                <w:b w:val="0"/>
+                <w:i w:val="0"/>
+                <w:color w:val="334155"/>
+                <w:sz w:val="19"/>
+              </w:rPr>
+              <w:t>**PASS**</w:t>
+            </w:r>
+          </w:p>
+        </w:tc>
+      </w:tr>
+      <w:tr>
+        <w:tc>
+          <w:tcPr>
+            <w:tcW w:type="dxa" w:w="2340"/>
+            <w:shd w:fill="F8FAFC"/>
+            <w:tcMar>
+              <w:top w:w="100" w:type="dxa"/>
+              <w:bottom w:w="100" w:type="dxa"/>
+              <w:left w:w="150" w:type="dxa"/>
+              <w:right w:w="150" w:type="dxa"/>
+            </w:tcMar>
+          </w:tcPr>
+          <w:p>
+            <w:pPr>
+              <w:spacing w:before="40" w:after="40"/>
+            </w:pPr>
+            <w:r>
+              <w:rPr>
+                <w:rFonts w:ascii="Microsoft YaHei" w:hAnsi="Microsoft YaHei"/>
+                <w:rFonts w:ascii="Microsoft YaHei" w:hAnsi="Microsoft YaHei" w:eastAsia="Microsoft YaHei"/>
+                <w:b w:val="0"/>
+                <w:i w:val="0"/>
+                <w:color w:val="334155"/>
+                <w:sz w:val="19"/>
+              </w:rPr>
+              <w:t>**OpenSSH Server 监听与运行**</w:t>
+            </w:r>
+          </w:p>
+        </w:tc>
+        <w:tc>
+          <w:tcPr>
+            <w:tcW w:type="dxa" w:w="2340"/>
+            <w:shd w:fill="F8FAFC"/>
+            <w:tcMar>
+              <w:top w:w="100" w:type="dxa"/>
+              <w:bottom w:w="100" w:type="dxa"/>
+              <w:left w:w="150" w:type="dxa"/>
+              <w:right w:w="150" w:type="dxa"/>
+            </w:tcMar>
+          </w:tcPr>
+          <w:p>
+            <w:pPr>
+              <w:spacing w:before="40" w:after="40"/>
+            </w:pPr>
+            <w:r>
+              <w:rPr>
+                <w:rFonts w:ascii="Microsoft YaHei" w:hAnsi="Microsoft YaHei"/>
+                <w:rFonts w:ascii="Microsoft YaHei" w:hAnsi="Microsoft YaHei" w:eastAsia="Microsoft YaHei"/>
+                <w:b w:val="0"/>
+                <w:i w:val="0"/>
+                <w:color w:val="334155"/>
+                <w:sz w:val="19"/>
+              </w:rPr>
+              <w:t>自动在后台监听 TCP `2222` 端口</w:t>
+            </w:r>
+          </w:p>
+        </w:tc>
+        <w:tc>
+          <w:tcPr>
+            <w:tcW w:type="dxa" w:w="2340"/>
+            <w:shd w:fill="F8FAFC"/>
+            <w:tcMar>
+              <w:top w:w="100" w:type="dxa"/>
+              <w:bottom w:w="100" w:type="dxa"/>
+              <w:left w:w="150" w:type="dxa"/>
+              <w:right w:w="150" w:type="dxa"/>
+            </w:tcMar>
+          </w:tcPr>
+          <w:p>
+            <w:pPr>
+              <w:spacing w:before="40" w:after="40"/>
+            </w:pPr>
+            <w:r>
+              <w:rPr>
+                <w:rFonts w:ascii="Microsoft YaHei" w:hAnsi="Microsoft YaHei"/>
+                <w:rFonts w:ascii="Microsoft YaHei" w:hAnsi="Microsoft YaHei" w:eastAsia="Microsoft YaHei"/>
+                <w:b w:val="0"/>
+                <w:i w:val="0"/>
+                <w:color w:val="334155"/>
+                <w:sz w:val="19"/>
+              </w:rPr>
+              <w:t>`netstat -tlpn` 显示端口 `2222` (`0x08AE`) 正常处于 LISTEN 状态</w:t>
+            </w:r>
+          </w:p>
+        </w:tc>
+        <w:tc>
+          <w:tcPr>
+            <w:tcW w:type="dxa" w:w="2340"/>
+            <w:shd w:fill="F8FAFC"/>
+            <w:tcMar>
+              <w:top w:w="100" w:type="dxa"/>
+              <w:bottom w:w="100" w:type="dxa"/>
+              <w:left w:w="150" w:type="dxa"/>
+              <w:right w:w="150" w:type="dxa"/>
+            </w:tcMar>
+          </w:tcPr>
+          <w:p>
+            <w:pPr>
+              <w:spacing w:before="40" w:after="40"/>
+            </w:pPr>
+            <w:r>
+              <w:rPr>
+                <w:rFonts w:ascii="Microsoft YaHei" w:hAnsi="Microsoft YaHei"/>
+                <w:rFonts w:ascii="Microsoft YaHei" w:hAnsi="Microsoft YaHei" w:eastAsia="Microsoft YaHei"/>
+                <w:b w:val="0"/>
+                <w:i w:val="0"/>
+                <w:color w:val="334155"/>
+                <w:sz w:val="19"/>
+              </w:rPr>
+              <w:t>**PASS**</w:t>
+            </w:r>
+          </w:p>
+        </w:tc>
+      </w:tr>
+      <w:tr>
+        <w:tc>
+          <w:tcPr>
+            <w:tcW w:type="dxa" w:w="2340"/>
+            <w:shd w:fill="FFFFFF"/>
+            <w:tcMar>
+              <w:top w:w="100" w:type="dxa"/>
+              <w:bottom w:w="100" w:type="dxa"/>
+              <w:left w:w="150" w:type="dxa"/>
+              <w:right w:w="150" w:type="dxa"/>
+            </w:tcMar>
+          </w:tcPr>
+          <w:p>
+            <w:pPr>
+              <w:spacing w:before="40" w:after="40"/>
+            </w:pPr>
+            <w:r>
+              <w:rPr>
+                <w:rFonts w:ascii="Microsoft YaHei" w:hAnsi="Microsoft YaHei"/>
+                <w:rFonts w:ascii="Microsoft YaHei" w:hAnsi="Microsoft YaHei" w:eastAsia="Microsoft YaHei"/>
+                <w:b w:val="0"/>
+                <w:i w:val="0"/>
+                <w:color w:val="334155"/>
+                <w:sz w:val="19"/>
+              </w:rPr>
+              <w:t>**局域网 SSH 连通性测试**</w:t>
+            </w:r>
+          </w:p>
+        </w:tc>
+        <w:tc>
+          <w:tcPr>
+            <w:tcW w:type="dxa" w:w="2340"/>
+            <w:shd w:fill="FFFFFF"/>
+            <w:tcMar>
+              <w:top w:w="100" w:type="dxa"/>
+              <w:bottom w:w="100" w:type="dxa"/>
+              <w:left w:w="150" w:type="dxa"/>
+              <w:right w:w="150" w:type="dxa"/>
+            </w:tcMar>
+          </w:tcPr>
+          <w:p>
+            <w:pPr>
+              <w:spacing w:before="40" w:after="40"/>
+            </w:pPr>
+            <w:r>
+              <w:rPr>
+                <w:rFonts w:ascii="Microsoft YaHei" w:hAnsi="Microsoft YaHei"/>
+                <w:rFonts w:ascii="Microsoft YaHei" w:hAnsi="Microsoft YaHei" w:eastAsia="Microsoft YaHei"/>
+                <w:b w:val="0"/>
+                <w:i w:val="0"/>
+                <w:color w:val="334155"/>
+                <w:sz w:val="19"/>
+              </w:rPr>
+              <w:t>外部电脑通过 `nc -zv 192.168.31.151 2222` 测试握手成功</w:t>
+            </w:r>
+          </w:p>
+        </w:tc>
+        <w:tc>
+          <w:tcPr>
+            <w:tcW w:type="dxa" w:w="2340"/>
+            <w:shd w:fill="FFFFFF"/>
+            <w:tcMar>
+              <w:top w:w="100" w:type="dxa"/>
+              <w:bottom w:w="100" w:type="dxa"/>
+              <w:left w:w="150" w:type="dxa"/>
+              <w:right w:w="150" w:type="dxa"/>
+            </w:tcMar>
+          </w:tcPr>
+          <w:p>
+            <w:pPr>
+              <w:spacing w:before="40" w:after="40"/>
+            </w:pPr>
+            <w:r>
+              <w:rPr>
+                <w:rFonts w:ascii="Microsoft YaHei" w:hAnsi="Microsoft YaHei"/>
+                <w:rFonts w:ascii="Microsoft YaHei" w:hAnsi="Microsoft YaHei" w:eastAsia="Microsoft YaHei"/>
+                <w:b w:val="0"/>
+                <w:i w:val="0"/>
+                <w:color w:val="334155"/>
+                <w:sz w:val="19"/>
+              </w:rPr>
+              <w:t>TCP 握手成功，端口通信畅通</w:t>
+            </w:r>
+          </w:p>
+        </w:tc>
+        <w:tc>
+          <w:tcPr>
+            <w:tcW w:type="dxa" w:w="2340"/>
+            <w:shd w:fill="FFFFFF"/>
+            <w:tcMar>
+              <w:top w:w="100" w:type="dxa"/>
+              <w:bottom w:w="100" w:type="dxa"/>
+              <w:left w:w="150" w:type="dxa"/>
+              <w:right w:w="150" w:type="dxa"/>
+            </w:tcMar>
+          </w:tcPr>
+          <w:p>
+            <w:pPr>
+              <w:spacing w:before="40" w:after="40"/>
+            </w:pPr>
+            <w:r>
+              <w:rPr>
+                <w:rFonts w:ascii="Microsoft YaHei" w:hAnsi="Microsoft YaHei"/>
+                <w:rFonts w:ascii="Microsoft YaHei" w:hAnsi="Microsoft YaHei" w:eastAsia="Microsoft YaHei"/>
+                <w:b w:val="0"/>
+                <w:i w:val="0"/>
+                <w:color w:val="334155"/>
+                <w:sz w:val="19"/>
+              </w:rPr>
+              <w:t>**PASS**</w:t>
+            </w:r>
+          </w:p>
+        </w:tc>
+      </w:tr>
+      <w:tr>
+        <w:tc>
+          <w:tcPr>
+            <w:tcW w:type="dxa" w:w="2340"/>
+            <w:shd w:fill="F8FAFC"/>
+            <w:tcMar>
+              <w:top w:w="100" w:type="dxa"/>
+              <w:bottom w:w="100" w:type="dxa"/>
+              <w:left w:w="150" w:type="dxa"/>
+              <w:right w:w="150" w:type="dxa"/>
+            </w:tcMar>
+          </w:tcPr>
+          <w:p>
+            <w:pPr>
+              <w:spacing w:before="40" w:after="40"/>
+            </w:pPr>
+            <w:r>
+              <w:rPr>
+                <w:rFonts w:ascii="Microsoft YaHei" w:hAnsi="Microsoft YaHei"/>
+                <w:rFonts w:ascii="Microsoft YaHei" w:hAnsi="Microsoft YaHei" w:eastAsia="Microsoft YaHei"/>
+                <w:b w:val="0"/>
+                <w:i w:val="0"/>
+                <w:color w:val="334155"/>
+                <w:sz w:val="19"/>
+              </w:rPr>
+              <w:t>**W^X 与 SECCOMP 兼容性**</w:t>
+            </w:r>
+          </w:p>
+        </w:tc>
+        <w:tc>
+          <w:tcPr>
+            <w:tcW w:type="dxa" w:w="2340"/>
+            <w:shd w:fill="F8FAFC"/>
+            <w:tcMar>
+              <w:top w:w="100" w:type="dxa"/>
+              <w:bottom w:w="100" w:type="dxa"/>
+              <w:left w:w="150" w:type="dxa"/>
+              <w:right w:w="150" w:type="dxa"/>
+            </w:tcMar>
+          </w:tcPr>
+          <w:p>
+            <w:pPr>
+              <w:spacing w:before="40" w:after="40"/>
+            </w:pPr>
+            <w:r>
+              <w:rPr>
+                <w:rFonts w:ascii="Microsoft YaHei" w:hAnsi="Microsoft YaHei"/>
+                <w:rFonts w:ascii="Microsoft YaHei" w:hAnsi="Microsoft YaHei" w:eastAsia="Microsoft YaHei"/>
+                <w:b w:val="0"/>
+                <w:i w:val="0"/>
+                <w:color w:val="334155"/>
+                <w:sz w:val="19"/>
+              </w:rPr>
+              <w:t>现代 glibc 2.35 调用在 Android 11 上不发生 `SIGSYS 31` 崩溃</w:t>
+            </w:r>
+          </w:p>
+        </w:tc>
+        <w:tc>
+          <w:tcPr>
+            <w:tcW w:type="dxa" w:w="2340"/>
+            <w:shd w:fill="F8FAFC"/>
+            <w:tcMar>
+              <w:top w:w="100" w:type="dxa"/>
+              <w:bottom w:w="100" w:type="dxa"/>
+              <w:left w:w="150" w:type="dxa"/>
+              <w:right w:w="150" w:type="dxa"/>
+            </w:tcMar>
+          </w:tcPr>
+          <w:p>
+            <w:pPr>
+              <w:spacing w:before="40" w:after="40"/>
+            </w:pPr>
+            <w:r>
+              <w:rPr>
+                <w:rFonts w:ascii="Microsoft YaHei" w:hAnsi="Microsoft YaHei"/>
+                <w:rFonts w:ascii="Microsoft YaHei" w:hAnsi="Microsoft YaHei" w:eastAsia="Microsoft YaHei"/>
+                <w:b w:val="0"/>
+                <w:i w:val="0"/>
+                <w:color w:val="334155"/>
+                <w:sz w:val="19"/>
+              </w:rPr>
+              <w:t>Termux PRoot 引擎平稳运行，无任何异常终止</w:t>
+            </w:r>
+          </w:p>
+        </w:tc>
+        <w:tc>
+          <w:tcPr>
+            <w:tcW w:type="dxa" w:w="2340"/>
+            <w:shd w:fill="F8FAFC"/>
+            <w:tcMar>
+              <w:top w:w="100" w:type="dxa"/>
+              <w:bottom w:w="100" w:type="dxa"/>
+              <w:left w:w="150" w:type="dxa"/>
+              <w:right w:w="150" w:type="dxa"/>
+            </w:tcMar>
+          </w:tcPr>
+          <w:p>
+            <w:pPr>
+              <w:spacing w:before="40" w:after="40"/>
+            </w:pPr>
+            <w:r>
+              <w:rPr>
+                <w:rFonts w:ascii="Microsoft YaHei" w:hAnsi="Microsoft YaHei"/>
+                <w:rFonts w:ascii="Microsoft YaHei" w:hAnsi="Microsoft YaHei" w:eastAsia="Microsoft YaHei"/>
+                <w:b w:val="0"/>
+                <w:i w:val="0"/>
+                <w:color w:val="334155"/>
+                <w:sz w:val="19"/>
+              </w:rPr>
+              <w:t>**PASS**</w:t>
+            </w:r>
+          </w:p>
+        </w:tc>
+      </w:tr>
+    </w:tbl>
+    <w:p>
+      <w:pPr>
+        <w:spacing w:after="120"/>
+      </w:pPr>
+    </w:p>
+    <w:p>
+      <w:pPr>
+        <w:spacing w:before="160" w:after="160"/>
+        <w:pBdr>
+          <w:bottom w:val="single" w:sz="6" w:space="1" w:color="E5E7EB"/>
+        </w:pBdr>
+      </w:pPr>
+    </w:p>
+    <w:p>
+      <w:pPr>
+        <w:keepNext/>
+        <w:spacing w:before="280" w:after="160"/>
+      </w:pPr>
+      <w:r>
+        <w:rPr>
+          <w:rFonts w:ascii="Microsoft YaHei" w:hAnsi="Microsoft YaHei"/>
+          <w:rFonts w:ascii="Microsoft YaHei" w:hAnsi="Microsoft YaHei" w:eastAsia="Microsoft YaHei"/>
+          <w:b/>
+          <w:i w:val="0"/>
+          <w:color w:val="1E3A8A"/>
+          <w:sz w:val="30"/>
+        </w:rPr>
+        <w:t>7. 总结与后续优化建议</w:t>
+      </w:r>
+    </w:p>
+    <w:p>
+      <w:pPr>
+        <w:spacing w:before="60" w:after="80" w:line="300" w:lineRule="auto"/>
+      </w:pPr>
+      <w:r>
+        <w:rPr>
+          <w:rFonts w:ascii="Microsoft YaHei" w:hAnsi="Microsoft YaHei"/>
+          <w:rFonts w:ascii="Microsoft YaHei" w:hAnsi="Microsoft YaHei" w:eastAsia="Microsoft YaHei"/>
+          <w:b w:val="0"/>
+          <w:i w:val="0"/>
+          <w:color w:val="334155"/>
+          <w:sz w:val="21"/>
+        </w:rPr>
+        <w:t>本项目成功在无 Root 权限的 Android 原生应用内实现了完整的 Ubuntu 22.04 LTS 环境，并达成了以下成果：</w:t>
+      </w:r>
+    </w:p>
+    <w:p>
+      <w:pPr>
+        <w:spacing w:before="40" w:after="40"/>
+        <w:ind w:left="360"/>
+      </w:pPr>
+      <w:r>
+        <w:rPr>
+          <w:rFonts w:ascii="Microsoft YaHei" w:hAnsi="Microsoft YaHei"/>
+          <w:rFonts w:ascii="Microsoft YaHei" w:hAnsi="Microsoft YaHei" w:eastAsia="Microsoft YaHei"/>
+          <w:b/>
+          <w:i w:val="0"/>
+          <w:color w:val="2563EB"/>
+          <w:sz w:val="20"/>
+        </w:rPr>
+        <w:t xml:space="preserve">1. </w:t>
+      </w:r>
+      <w:r>
+        <w:rPr>
+          <w:rFonts w:ascii="Microsoft YaHei" w:hAnsi="Microsoft YaHei"/>
+          <w:rFonts w:ascii="Microsoft YaHei" w:hAnsi="Microsoft YaHei" w:eastAsia="Microsoft YaHei"/>
+          <w:b w:val="0"/>
+          <w:i w:val="0"/>
+          <w:color w:val="334155"/>
+          <w:sz w:val="20"/>
+        </w:rPr>
+      </w:r>
+      <w:r>
+        <w:rPr>
+          <w:rFonts w:ascii="Microsoft YaHei" w:hAnsi="Microsoft YaHei"/>
+          <w:rFonts w:ascii="Microsoft YaHei" w:hAnsi="Microsoft YaHei" w:eastAsia="Microsoft YaHei"/>
+          <w:b/>
+          <w:i w:val="0"/>
+          <w:color w:val="0F172A"/>
+          <w:sz w:val="20"/>
+        </w:rPr>
+        <w:t>预设腾讯云 HTTPS 镜像源与全量 CA 根证书</w:t>
+      </w:r>
+      <w:r>
+        <w:rPr>
+          <w:rFonts w:ascii="Microsoft YaHei" w:hAnsi="Microsoft YaHei"/>
+          <w:rFonts w:ascii="Microsoft YaHei" w:hAnsi="Microsoft YaHei" w:eastAsia="Microsoft YaHei"/>
+          <w:b w:val="0"/>
+          <w:i w:val="0"/>
+          <w:color w:val="334155"/>
+          <w:sz w:val="20"/>
+        </w:rPr>
+        <w:t>，开箱即用支持 `apt install` 现代开发工具链。</w:t>
+      </w:r>
+    </w:p>
+    <w:p>
+      <w:pPr>
+        <w:spacing w:before="40" w:after="40"/>
+        <w:ind w:left="360"/>
+      </w:pPr>
+      <w:r>
+        <w:rPr>
+          <w:rFonts w:ascii="Microsoft YaHei" w:hAnsi="Microsoft YaHei"/>
+          <w:rFonts w:ascii="Microsoft YaHei" w:hAnsi="Microsoft YaHei" w:eastAsia="Microsoft YaHei"/>
+          <w:b/>
+          <w:i w:val="0"/>
+          <w:color w:val="2563EB"/>
+          <w:sz w:val="20"/>
+        </w:rPr>
+        <w:t xml:space="preserve">2. </w:t>
+      </w:r>
+      <w:r>
+        <w:rPr>
+          <w:rFonts w:ascii="Microsoft YaHei" w:hAnsi="Microsoft YaHei"/>
+          <w:rFonts w:ascii="Microsoft YaHei" w:hAnsi="Microsoft YaHei" w:eastAsia="Microsoft YaHei"/>
+          <w:b w:val="0"/>
+          <w:i w:val="0"/>
+          <w:color w:val="334155"/>
+          <w:sz w:val="20"/>
+        </w:rPr>
+      </w:r>
+      <w:r>
+        <w:rPr>
+          <w:rFonts w:ascii="Microsoft YaHei" w:hAnsi="Microsoft YaHei"/>
+          <w:rFonts w:ascii="Microsoft YaHei" w:hAnsi="Microsoft YaHei" w:eastAsia="Microsoft YaHei"/>
+          <w:b/>
+          <w:i w:val="0"/>
+          <w:color w:val="0F172A"/>
+          <w:sz w:val="20"/>
+        </w:rPr>
+        <w:t>默认安装并自启 OpenSSH Server</w:t>
+      </w:r>
+      <w:r>
+        <w:rPr>
+          <w:rFonts w:ascii="Microsoft YaHei" w:hAnsi="Microsoft YaHei"/>
+          <w:rFonts w:ascii="Microsoft YaHei" w:hAnsi="Microsoft YaHei" w:eastAsia="Microsoft YaHei"/>
+          <w:b w:val="0"/>
+          <w:i w:val="0"/>
+          <w:color w:val="334155"/>
+          <w:sz w:val="20"/>
+        </w:rPr>
+        <w:t>，支持局域网远程连接与文件传输。</w:t>
+      </w:r>
+    </w:p>
+    <w:p>
+      <w:pPr>
+        <w:spacing w:before="40" w:after="40"/>
+        <w:ind w:left="360"/>
+      </w:pPr>
+      <w:r>
+        <w:rPr>
+          <w:rFonts w:ascii="Microsoft YaHei" w:hAnsi="Microsoft YaHei"/>
+          <w:rFonts w:ascii="Microsoft YaHei" w:hAnsi="Microsoft YaHei" w:eastAsia="Microsoft YaHei"/>
+          <w:b/>
+          <w:i w:val="0"/>
+          <w:color w:val="2563EB"/>
+          <w:sz w:val="20"/>
+        </w:rPr>
+        <w:t xml:space="preserve">3. </w:t>
+      </w:r>
+      <w:r>
+        <w:rPr>
+          <w:rFonts w:ascii="Microsoft YaHei" w:hAnsi="Microsoft YaHei"/>
+          <w:rFonts w:ascii="Microsoft YaHei" w:hAnsi="Microsoft YaHei" w:eastAsia="Microsoft YaHei"/>
+          <w:b w:val="0"/>
+          <w:i w:val="0"/>
+          <w:color w:val="334155"/>
+          <w:sz w:val="20"/>
+        </w:rPr>
+      </w:r>
+      <w:r>
+        <w:rPr>
+          <w:rFonts w:ascii="Microsoft YaHei" w:hAnsi="Microsoft YaHei"/>
+          <w:rFonts w:ascii="Microsoft YaHei" w:hAnsi="Microsoft YaHei" w:eastAsia="Microsoft YaHei"/>
+          <w:b/>
+          <w:i w:val="0"/>
+          <w:color w:val="0F172A"/>
+          <w:sz w:val="20"/>
+        </w:rPr>
+        <w:t>成功攻克 Android 10+ W^X 与 SECCOMP BPF 白名单约束</w:t>
+      </w:r>
+      <w:r>
+        <w:rPr>
+          <w:rFonts w:ascii="Microsoft YaHei" w:hAnsi="Microsoft YaHei"/>
+          <w:rFonts w:ascii="Microsoft YaHei" w:hAnsi="Microsoft YaHei" w:eastAsia="Microsoft YaHei"/>
+          <w:b w:val="0"/>
+          <w:i w:val="0"/>
+          <w:color w:val="334155"/>
+          <w:sz w:val="20"/>
+        </w:rPr>
+        <w:t>，实现了高稳定性、高鲁棒性的生产级 Linux 容器环境。</w:t>
       </w:r>
     </w:p>
     <w:sectPr>
       <w:pgSz w:w="12240" w:h="15840"/>
-      <w:pgMar w:top="1440" w:right="1800" w:bottom="1440" w:left="1800" w:header="720" w:footer="720" w:gutter="0"/>
+      <w:pgMar w:top="1440" w:right="1440" w:bottom="1440" w:left="1440" w:header="720" w:footer="720" w:gutter="0"/>
       <w:cols w:space="720"/>
       <w:docGrid w:linePitch="360"/>
     </w:sectPr>
@@ -875,10 +5517,6 @@
     <w:name w:val="Normal"/>
     <w:qFormat/>
     <w:rsid w:val="00FC693F"/>
-    <w:rPr>
-      <w:rFonts w:ascii="Arial" w:hAnsi="Arial"/>
-      <w:sz w:val="22"/>
-    </w:rPr>
   </w:style>
   <w:style w:type="paragraph" w:styleId="Header">
     <w:name w:val="header"/>
